--- a/docs/LifePilot_Project_Guide.docx
+++ b/docs/LifePilot_Project_Guide.docx
@@ -1260,13 +1260,57 @@
     </w:p>
     <w:p>
       <w:pPr>
+        <w:pStyle w:val="Normal"/>
+      </w:pPr>
+      <w:r>
+        <w:t xml:space="preserve">UI/UX V2 Stage 1 adds an incremental shared design system without broadly redesigning feature screens. </w:t>
+      </w:r>
+      <w:r>
+        <w:rPr>
+          <w:rStyle w:val="Code"/>
+        </w:rPr>
+        <w:t xml:space="preserve">src/constants/design-system.ts</w:t>
+      </w:r>
+      <w:r>
+        <w:t xml:space="preserve"> defines semantic spacing (</w:t>
+      </w:r>
+      <w:r>
+        <w:rPr>
+          <w:rStyle w:val="Code"/>
+        </w:rPr>
+        <w:t xml:space="preserve">xs</w:t>
+      </w:r>
+      <w:r>
+        <w:t xml:space="preserve"> through </w:t>
+      </w:r>
+      <w:r>
+        <w:rPr>
+          <w:rStyle w:val="Code"/>
+        </w:rPr>
+        <w:t xml:space="preserve">xl</w:t>
+      </w:r>
+      <w:r>
+        <w:t xml:space="preserve">), typography roles, radii, minimum control sizes, icon sizes, and common layout geometry. The appearance resolver now exposes surface, secondary surface, divider, info, and explicit disabled roles in addition to the existing background/card, primary, text, muted, success, warning, and danger colors; every role resolves through LifePilot, Light, System, and Custom themes. </w:t>
+      </w:r>
+      <w:r>
+        <w:rPr>
+          <w:rStyle w:val="Code"/>
+        </w:rPr>
+        <w:t xml:space="preserve">src/components/ui/*</w:t>
+      </w:r>
+      <w:r>
+        <w:t xml:space="preserve"> provides standard/interactive/status cards, primary/secondary/tertiary and icon buttons, an icon-only Expo Router screen header, sections, selectable chips, form input/label/message/selector/toggle primitives, empty states, and semantic status badges. Components use flex layouts, wrapping/min-width guards, minimum 44-point touch targets, accessibility roles/states, and system fonts. The task page wrapper is the first small proof migration; other screens retain their existing styling for later staged migration.</w:t>
+      </w:r>
+    </w:p>
+    <w:p>
+      <w:pPr>
         <w:pStyle w:val="Heading2"/>
       </w:pPr>
-      <w:bookmarkStart w:id="62" w:name="section_8"/>
+      <w:bookmarkStart w:id="63" w:name="section_8"/>
       <w:r>
         <w:t xml:space="preserve">7. Vehicle Manager</w:t>
       </w:r>
-      <w:bookmarkEnd w:id="62"/>
+      <w:bookmarkEnd w:id="63"/>
     </w:p>
     <w:p>
       <w:pPr>
@@ -1369,11 +1413,11 @@
       <w:pPr>
         <w:pStyle w:val="Heading2"/>
       </w:pPr>
-      <w:bookmarkStart w:id="65" w:name="section_9"/>
+      <w:bookmarkStart w:id="66" w:name="section_9"/>
       <w:r>
         <w:t xml:space="preserve">8. Personal Expense Manager</w:t>
       </w:r>
-      <w:bookmarkEnd w:id="65"/>
+      <w:bookmarkEnd w:id="66"/>
     </w:p>
     <w:p>
       <w:pPr>
@@ -1456,11 +1500,11 @@
       <w:pPr>
         <w:pStyle w:val="Heading2"/>
       </w:pPr>
-      <w:bookmarkStart w:id="67" w:name="section_10"/>
+      <w:bookmarkStart w:id="68" w:name="section_10"/>
       <w:r>
         <w:t xml:space="preserve">9. Tasks / To-Do</w:t>
       </w:r>
-      <w:bookmarkEnd w:id="67"/>
+      <w:bookmarkEnd w:id="68"/>
     </w:p>
     <w:p>
       <w:pPr>
@@ -1534,11 +1578,11 @@
       <w:pPr>
         <w:pStyle w:val="Heading2"/>
       </w:pPr>
-      <w:bookmarkStart w:id="69" w:name="section_11"/>
+      <w:bookmarkStart w:id="70" w:name="section_11"/>
       <w:r>
         <w:t xml:space="preserve">10. Database Architecture</w:t>
       </w:r>
-      <w:bookmarkEnd w:id="69"/>
+      <w:bookmarkEnd w:id="70"/>
     </w:p>
     <w:p>
       <w:pPr>
@@ -2249,11 +2293,11 @@
       <w:pPr>
         <w:pStyle w:val="Heading2"/>
       </w:pPr>
-      <w:bookmarkStart w:id="74" w:name="section_12"/>
+      <w:bookmarkStart w:id="75" w:name="section_12"/>
       <w:r>
         <w:t xml:space="preserve">11. File Storage</w:t>
       </w:r>
-      <w:bookmarkEnd w:id="74"/>
+      <w:bookmarkEnd w:id="75"/>
     </w:p>
     <w:p>
       <w:pPr>
@@ -2321,11 +2365,11 @@
       <w:pPr>
         <w:pStyle w:val="Heading2"/>
       </w:pPr>
-      <w:bookmarkStart w:id="76" w:name="section_13"/>
+      <w:bookmarkStart w:id="77" w:name="section_13"/>
       <w:r>
         <w:t xml:space="preserve">12. Notifications</w:t>
       </w:r>
-      <w:bookmarkEnd w:id="76"/>
+      <w:bookmarkEnd w:id="77"/>
     </w:p>
     <w:p>
       <w:pPr>
@@ -2359,18 +2403,68 @@
         <w:t xml:space="preserve">lifepilot.tasks.v1:</w:t>
       </w:r>
       <w:r>
-        <w:t xml:space="preserve"> IDs. Task reconciliation reads incomplete future candidates in pages, reserves capacity for other notifications, and uses the native scheduled inventory for cancellation retry. Both domains share one foreground handler and response handling but remain separate in data and IDs. Permission is requested through explicit UI; denial does not prevent saving records. Web notification scheduling is unavailable. Preview/development builds expose a short-delay vehicle test notification; production hides it. Expo Go and installed APK behavior should be checked against SDK 57 and on the target device, including permissions, delivery, taps, timezone changes, and cancellation.</w:t>
+        <w:t xml:space="preserve"> IDs. Task reconciliation reads incomplete future candidates in pages, reserves capacity for other notifications, and uses the native scheduled inventory for cancellation retry. Both domains share one foreground handler and response handling but remain separate in data and IDs. Permission is requested through explicit UI; denial does not prevent saving records.</w:t>
+      </w:r>
+    </w:p>
+    <w:p>
+      <w:pPr>
+        <w:pStyle w:val="Normal"/>
+      </w:pPr>
+      <w:r>
+        <w:rPr>
+          <w:rStyle w:val="Code"/>
+        </w:rPr>
+        <w:t xml:space="preserve">src/features/notifications/runtime.ts</w:t>
+      </w:r>
+      <w:r>
+        <w:t xml:space="preserve"> is the native capability boundary. It detects Expo Go through </w:t>
+      </w:r>
+      <w:r>
+        <w:rPr>
+          <w:rStyle w:val="Code"/>
+        </w:rPr>
+        <w:t xml:space="preserve">Constants.expoGoConfig</w:t>
+      </w:r>
+      <w:r>
+        <w:t xml:space="preserve">, not </w:t>
+      </w:r>
+      <w:r>
+        <w:rPr>
+          <w:rStyle w:val="Code"/>
+        </w:rPr>
+        <w:t xml:space="preserve">ExecutionEnvironment.StoreClient</w:t>
+      </w:r>
+      <w:r>
+        <w:t xml:space="preserve"> because that broader value also covers development builds. In Expo Go and on web it returns unavailable without dynamically importing </w:t>
+      </w:r>
+      <w:r>
+        <w:rPr>
+          <w:rStyle w:val="Code"/>
+        </w:rPr>
+        <w:t xml:space="preserve">expo-notifications</w:t>
+      </w:r>
+      <w:r>
+        <w:t xml:space="preserve">; database-backed in-app reminders, task records, and all other UI remain active, while channels, permissions, OS scheduling/cancellation, foreground notification listeners, response navigation, and test notifications are disabled with an explicit unavailable state. Development, preview, and production native builds have no Expo Go config, so they dynamically load the same </w:t>
+      </w:r>
+      <w:r>
+        <w:rPr>
+          <w:rStyle w:val="Code"/>
+        </w:rPr>
+        <w:t xml:space="preserve">expo-notifications</w:t>
+      </w:r>
+      <w:r>
+        <w:t xml:space="preserve"> implementation and retain normal behavior. Preview/development builds expose a short-delay vehicle test notification; production hides it. Installed-build behavior should still be checked on the target device, including permissions, delivery, taps, timezone changes, and cancellation.</w:t>
       </w:r>
     </w:p>
     <w:p>
       <w:pPr>
         <w:pStyle w:val="Heading2"/>
       </w:pPr>
-      <w:bookmarkStart w:id="78" w:name="section_14"/>
+      <w:bookmarkStart w:id="80" w:name="section_14"/>
       <w:r>
         <w:t xml:space="preserve">13. Testing</w:t>
       </w:r>
-      <w:bookmarkEnd w:id="78"/>
+      <w:bookmarkEnd w:id="80"/>
     </w:p>
     <w:p>
       <w:pPr>
@@ -2438,11 +2532,11 @@
       <w:pPr>
         <w:pStyle w:val="Heading2"/>
       </w:pPr>
-      <w:bookmarkStart w:id="80" w:name="section_15"/>
+      <w:bookmarkStart w:id="82" w:name="section_15"/>
       <w:r>
         <w:t xml:space="preserve">14. Development Environment</w:t>
       </w:r>
-      <w:bookmarkEnd w:id="80"/>
+      <w:bookmarkEnd w:id="82"/>
     </w:p>
     <w:p>
       <w:pPr>
@@ -2492,11 +2586,11 @@
       <w:pPr>
         <w:pStyle w:val="Heading2"/>
       </w:pPr>
-      <w:bookmarkStart w:id="82" w:name="section_16"/>
+      <w:bookmarkStart w:id="84" w:name="section_16"/>
       <w:r>
         <w:t xml:space="preserve">15. Git Workflow</w:t>
       </w:r>
-      <w:bookmarkEnd w:id="82"/>
+      <w:bookmarkEnd w:id="84"/>
     </w:p>
     <w:p>
       <w:pPr>
@@ -2573,11 +2667,11 @@
       <w:pPr>
         <w:pStyle w:val="Heading2"/>
       </w:pPr>
-      <w:bookmarkStart w:id="84" w:name="section_17"/>
+      <w:bookmarkStart w:id="86" w:name="section_17"/>
       <w:r>
         <w:t xml:space="preserve">16. Android / EAS Build System</w:t>
       </w:r>
-      <w:bookmarkEnd w:id="84"/>
+      <w:bookmarkEnd w:id="86"/>
     </w:p>
     <w:p>
       <w:pPr>
@@ -2726,11 +2820,11 @@
       <w:pPr>
         <w:pStyle w:val="Heading2"/>
       </w:pPr>
-      <w:bookmarkStart w:id="86" w:name="section_18"/>
+      <w:bookmarkStart w:id="88" w:name="section_18"/>
       <w:r>
         <w:t xml:space="preserve">17. APK Update Safety</w:t>
       </w:r>
-      <w:bookmarkEnd w:id="86"/>
+      <w:bookmarkEnd w:id="88"/>
     </w:p>
     <w:p>
       <w:pPr>
@@ -2798,11 +2892,11 @@
       <w:pPr>
         <w:pStyle w:val="Heading2"/>
       </w:pPr>
-      <w:bookmarkStart w:id="88" w:name="section_19"/>
+      <w:bookmarkStart w:id="90" w:name="section_19"/>
       <w:r>
         <w:t xml:space="preserve">18. Known Issues</w:t>
       </w:r>
-      <w:bookmarkEnd w:id="88"/>
+      <w:bookmarkEnd w:id="90"/>
     </w:p>
     <w:tbl>
       <w:tblPr>
@@ -3041,7 +3135,7 @@
               <w:pStyle w:val="TableBody"/>
             </w:pPr>
             <w:r>
-              <w:t xml:space="preserve">Coverage/media, task and vehicle notifications, migration on existing installation, hardware Back, and installed-APK update have incomplete real-device verification in feature notes.</w:t>
+              <w:t xml:space="preserve">Coverage/media, task and vehicle notifications, migration on existing installation, hardware Back, installed-APK update, and the Expo Go startup path have incomplete real-device verification in feature notes.</w:t>
             </w:r>
           </w:p>
         </w:tc>
@@ -3054,7 +3148,7 @@
               <w:pStyle w:val="TableBody"/>
             </w:pPr>
             <w:r>
-              <w:t xml:space="preserve">Execute targeted manual checklists on current build.</w:t>
+              <w:t xml:space="preserve">Confirm Expo Go starts without notification module evaluation, then execute native-build notification and other targeted checklists.</w:t>
             </w:r>
           </w:p>
         </w:tc>
@@ -3122,11 +3216,11 @@
       <w:pPr>
         <w:pStyle w:val="Heading2"/>
       </w:pPr>
-      <w:bookmarkStart w:id="90" w:name="section_20"/>
+      <w:bookmarkStart w:id="92" w:name="section_20"/>
       <w:r>
         <w:t xml:space="preserve">19. Future Roadmap</w:t>
       </w:r>
-      <w:bookmarkEnd w:id="90"/>
+      <w:bookmarkEnd w:id="92"/>
     </w:p>
     <w:p>
       <w:pPr>
@@ -3158,11 +3252,11 @@
       <w:pPr>
         <w:pStyle w:val="Heading2"/>
       </w:pPr>
-      <w:bookmarkStart w:id="92" w:name="section_21"/>
+      <w:bookmarkStart w:id="94" w:name="section_21"/>
       <w:r>
         <w:t xml:space="preserve">20. Important Files</w:t>
       </w:r>
-      <w:bookmarkEnd w:id="92"/>
+      <w:bookmarkEnd w:id="94"/>
     </w:p>
     <w:tbl>
       <w:tblPr>
@@ -3531,6 +3625,47 @@
               <w:rPr>
                 <w:rStyle w:val="Code"/>
               </w:rPr>
+              <w:t xml:space="preserve">src/constants/design-system.ts</w:t>
+            </w:r>
+            <w:r>
+              <w:t xml:space="preserve">, </w:t>
+            </w:r>
+            <w:r>
+              <w:rPr>
+                <w:rStyle w:val="Code"/>
+              </w:rPr>
+              <w:t xml:space="preserve">src/components/ui/*</w:t>
+            </w:r>
+          </w:p>
+        </w:tc>
+        <w:tc>
+          <w:tcPr>
+            <w:tcW w:w="5760" w:type="dxa"/>
+          </w:tcPr>
+          <w:p>
+            <w:pPr>
+              <w:pStyle w:val="TableBody"/>
+            </w:pPr>
+            <w:r>
+              <w:t xml:space="preserve">UI/UX V2 semantic tokens and reusable interface primitives.</w:t>
+            </w:r>
+          </w:p>
+        </w:tc>
+      </w:tr>
+      <w:tr>
+        <w:tc>
+          <w:tcPr>
+            <w:tcW w:w="3600" w:type="dxa"/>
+            <w:shd w:fill="F7FAF8"/>
+          </w:tcPr>
+          <w:p>
+            <w:pPr>
+              <w:pStyle w:val="TableBody"/>
+            </w:pPr>
+            <w:r>
+              <w:rPr>
+                <w:rStyle w:val="Code"/>
+              </w:rPr>
               <w:t xml:space="preserve">src/storage/*</w:t>
             </w:r>
           </w:p>
@@ -3538,6 +3673,7 @@
         <w:tc>
           <w:tcPr>
             <w:tcW w:w="5760" w:type="dxa"/>
+            <w:shd w:fill="F7FAF8"/>
           </w:tcPr>
           <w:p>
             <w:pPr>
@@ -3553,7 +3689,6 @@
         <w:tc>
           <w:tcPr>
             <w:tcW w:w="3600" w:type="dxa"/>
-            <w:shd w:fill="F7FAF8"/>
           </w:tcPr>
           <w:p>
             <w:pPr>
@@ -3570,7 +3705,6 @@
         <w:tc>
           <w:tcPr>
             <w:tcW w:w="5760" w:type="dxa"/>
-            <w:shd w:fill="F7FAF8"/>
           </w:tcPr>
           <w:p>
             <w:pPr>
@@ -3586,6 +3720,7 @@
         <w:tc>
           <w:tcPr>
             <w:tcW w:w="3600" w:type="dxa"/>
+            <w:shd w:fill="F7FAF8"/>
           </w:tcPr>
           <w:p>
             <w:pPr>
@@ -3611,6 +3746,7 @@
         <w:tc>
           <w:tcPr>
             <w:tcW w:w="5760" w:type="dxa"/>
+            <w:shd w:fill="F7FAF8"/>
           </w:tcPr>
           <w:p>
             <w:pPr>
@@ -3626,7 +3762,6 @@
         <w:tc>
           <w:tcPr>
             <w:tcW w:w="3600" w:type="dxa"/>
-            <w:shd w:fill="F7FAF8"/>
           </w:tcPr>
           <w:p>
             <w:pPr>
@@ -3652,7 +3787,6 @@
         <w:tc>
           <w:tcPr>
             <w:tcW w:w="5760" w:type="dxa"/>
-            <w:shd w:fill="F7FAF8"/>
           </w:tcPr>
           <w:p>
             <w:pPr>
@@ -3668,6 +3802,7 @@
         <w:tc>
           <w:tcPr>
             <w:tcW w:w="3600" w:type="dxa"/>
+            <w:shd w:fill="F7FAF8"/>
           </w:tcPr>
           <w:p>
             <w:pPr>
@@ -3702,6 +3837,7 @@
         <w:tc>
           <w:tcPr>
             <w:tcW w:w="5760" w:type="dxa"/>
+            <w:shd w:fill="F7FAF8"/>
           </w:tcPr>
           <w:p>
             <w:pPr>
@@ -3718,11 +3854,11 @@
       <w:pPr>
         <w:pStyle w:val="Heading2"/>
       </w:pPr>
-      <w:bookmarkStart w:id="94" w:name="section_22"/>
+      <w:bookmarkStart w:id="96" w:name="section_22"/>
       <w:r>
         <w:t xml:space="preserve">21. Important Technical Decisions</w:t>
       </w:r>
-      <w:bookmarkEnd w:id="94"/>
+      <w:bookmarkEnd w:id="96"/>
     </w:p>
     <w:p>
       <w:pPr>
@@ -4166,16 +4302,70 @@
           </w:p>
         </w:tc>
       </w:tr>
+      <w:tr>
+        <w:tc>
+          <w:tcPr>
+            <w:tcW w:w="1600" w:type="dxa"/>
+          </w:tcPr>
+          <w:p>
+            <w:pPr>
+              <w:pStyle w:val="TableBody"/>
+            </w:pPr>
+            <w:r>
+              <w:t xml:space="preserve">Incremental shared UI system</w:t>
+            </w:r>
+          </w:p>
+        </w:tc>
+        <w:tc>
+          <w:tcPr>
+            <w:tcW w:w="1900" w:type="dxa"/>
+          </w:tcPr>
+          <w:p>
+            <w:pPr>
+              <w:pStyle w:val="TableBody"/>
+            </w:pPr>
+            <w:r>
+              <w:t xml:space="preserve">Centralize visual roles while avoiding a risky all-screen redesign.</w:t>
+            </w:r>
+          </w:p>
+        </w:tc>
+        <w:tc>
+          <w:tcPr>
+            <w:tcW w:w="3500" w:type="dxa"/>
+          </w:tcPr>
+          <w:p>
+            <w:pPr>
+              <w:pStyle w:val="TableBody"/>
+            </w:pPr>
+            <w:r>
+              <w:t xml:space="preserve">2026-09-21</w:t>
+            </w:r>
+          </w:p>
+        </w:tc>
+        <w:tc>
+          <w:tcPr>
+            <w:tcW w:w="2360" w:type="dxa"/>
+          </w:tcPr>
+          <w:p>
+            <w:pPr>
+              <w:pStyle w:val="TableBody"/>
+            </w:pPr>
+            <w:r>
+              <w:t xml:space="preserve">New screens use V2 tokens/primitives; existing screens migrate in focused stages.</w:t>
+            </w:r>
+          </w:p>
+        </w:tc>
+      </w:tr>
     </w:tbl>
     <w:p>
       <w:pPr>
         <w:pStyle w:val="Heading2"/>
       </w:pPr>
-      <w:bookmarkStart w:id="97" w:name="section_23"/>
+      <w:bookmarkStart w:id="99" w:name="section_23"/>
       <w:r>
         <w:t xml:space="preserve">22. Instructions for Future LLMs</w:t>
       </w:r>
-      <w:bookmarkEnd w:id="97"/>
+      <w:bookmarkEnd w:id="99"/>
     </w:p>
     <w:p>
       <w:pPr>
@@ -4189,11 +4379,11 @@
       <w:pPr>
         <w:pStyle w:val="Heading2"/>
       </w:pPr>
-      <w:bookmarkStart w:id="99" w:name="section_24"/>
+      <w:bookmarkStart w:id="101" w:name="section_24"/>
       <w:r>
         <w:t xml:space="preserve">23. Current Project State</w:t>
       </w:r>
-      <w:bookmarkEnd w:id="99"/>
+      <w:bookmarkEnd w:id="101"/>
     </w:p>
     <w:p>
       <w:pPr>
@@ -4210,7 +4400,7 @@
         <w:t xml:space="preserve">Completed in source:</w:t>
       </w:r>
       <w:r>
-        <w:t xml:space="preserve"> vehicle CRUD/photos/services/coverage, personal transactions and analytics, tasks, appearance, local reminder scheduling, migrations through v9, and regression scripts.</w:t>
+        <w:t xml:space="preserve"> vehicle CRUD/photos/services/coverage, personal transactions and analytics, tasks, appearance, UI/UX V2 shared tokens/primitives, local reminder scheduling, Expo Go notification isolation, migrations through v9, and regression scripts.</w:t>
       </w:r>
     </w:p>
     <w:p>
@@ -4264,18 +4454,18 @@
         <w:t xml:space="preserve">Next:</w:t>
       </w:r>
       <w:r>
-        <w:t xml:space="preserve"> restore build prerequisites, produce and inspect an APK, compare installed/new signing and version, then run data-preserving device checklists. Fuel/charging and reports remain future work.</w:t>
+        <w:t xml:space="preserve"> migrate Home to the V2 system using the existing route structure and real module states, then migrate other screens in focused stages. Native build/update verification remains outstanding. Fuel/charging and reports remain future work.</w:t>
       </w:r>
     </w:p>
     <w:p>
       <w:pPr>
         <w:pStyle w:val="Heading2"/>
       </w:pPr>
-      <w:bookmarkStart w:id="104" w:name="section_25"/>
+      <w:bookmarkStart w:id="106" w:name="section_25"/>
       <w:r>
         <w:t xml:space="preserve">24. Changelog</w:t>
       </w:r>
-      <w:bookmarkEnd w:id="104"/>
+      <w:bookmarkEnd w:id="106"/>
     </w:p>
     <w:tbl>
       <w:tblPr>
@@ -4426,6 +4616,100 @@
             </w:pPr>
             <w:r>
               <w:t xml:space="preserve">Markdown remains canonical; a Python standard-library script produces the DOCX without mobile dependencies.</w:t>
+            </w:r>
+          </w:p>
+        </w:tc>
+      </w:tr>
+      <w:tr>
+        <w:tc>
+          <w:tcPr>
+            <w:tcW w:w="1100" w:type="dxa"/>
+          </w:tcPr>
+          <w:p>
+            <w:pPr>
+              <w:pStyle w:val="TableBody"/>
+            </w:pPr>
+            <w:r>
+              <w:t xml:space="preserve">2026-09-21</w:t>
+            </w:r>
+          </w:p>
+        </w:tc>
+        <w:tc>
+          <w:tcPr>
+            <w:tcW w:w="1850" w:type="dxa"/>
+          </w:tcPr>
+          <w:p>
+            <w:pPr>
+              <w:pStyle w:val="TableBody"/>
+            </w:pPr>
+            <w:r>
+              <w:t xml:space="preserve">Isolated native notifications from Expo Go startup.</w:t>
+            </w:r>
+          </w:p>
+        </w:tc>
+        <w:tc>
+          <w:tcPr>
+            <w:tcW w:w="6410" w:type="dxa"/>
+          </w:tcPr>
+          <w:p>
+            <w:pPr>
+              <w:pStyle w:val="TableBody"/>
+            </w:pPr>
+            <w:r>
+              <w:t xml:space="preserve">Expo Go keeps UI/database and in-app reminders without importing </w:t>
+            </w:r>
+            <w:r>
+              <w:rPr>
+                <w:rStyle w:val="Code"/>
+              </w:rPr>
+              <w:t xml:space="preserve">expo-notifications</w:t>
+            </w:r>
+            <w:r>
+              <w:t xml:space="preserve">; native builds retain full notification behavior.</w:t>
+            </w:r>
+          </w:p>
+        </w:tc>
+      </w:tr>
+      <w:tr>
+        <w:tc>
+          <w:tcPr>
+            <w:tcW w:w="1100" w:type="dxa"/>
+            <w:shd w:fill="F7FAF8"/>
+          </w:tcPr>
+          <w:p>
+            <w:pPr>
+              <w:pStyle w:val="TableBody"/>
+            </w:pPr>
+            <w:r>
+              <w:t xml:space="preserve">2026-09-21</w:t>
+            </w:r>
+          </w:p>
+        </w:tc>
+        <w:tc>
+          <w:tcPr>
+            <w:tcW w:w="1850" w:type="dxa"/>
+            <w:shd w:fill="F7FAF8"/>
+          </w:tcPr>
+          <w:p>
+            <w:pPr>
+              <w:pStyle w:val="TableBody"/>
+            </w:pPr>
+            <w:r>
+              <w:t xml:space="preserve">Added UI/UX V2 Stage 1 shared design system.</w:t>
+            </w:r>
+          </w:p>
+        </w:tc>
+        <w:tc>
+          <w:tcPr>
+            <w:tcW w:w="6410" w:type="dxa"/>
+            <w:shd w:fill="F7FAF8"/>
+          </w:tcPr>
+          <w:p>
+            <w:pPr>
+              <w:pStyle w:val="TableBody"/>
+            </w:pPr>
+            <w:r>
+              <w:t xml:space="preserve">Adds theme-aware tokens and reusable cards, buttons, headers, sections, chips, forms, empty states and status presentation; no business behavior or schema changed.</w:t>
             </w:r>
           </w:p>
         </w:tc>

--- a/docs/LifePilot_Project_Guide.docx
+++ b/docs/LifePilot_Project_Guide.docx
@@ -376,7 +376,7 @@
         </w:numPr>
       </w:pPr>
       <w:r>
-        <w:t xml:space="preserve">Keep vehicle, personal finance, and task records logically separate. Vehicle costs never enter personal totals automatically.</w:t>
+        <w:t xml:space="preserve">Keep Vehicle Manager, Personal Expenses and Tasks as separate domains. Vehicle costs never enter personal totals automatically, and task records do not share finance ownership.</w:t>
       </w:r>
     </w:p>
     <w:p>
@@ -388,7 +388,7 @@
         </w:numPr>
       </w:pPr>
       <w:r>
-        <w:t xml:space="preserve">Preserve user data. Use additive, versioned SQLite migrations, parameterized SQL, and vehicle-scoped operations. Never reset data to repair a migration.</w:t>
+        <w:t xml:space="preserve">Preserve user data. Use additive, versioned SQLite migrations, parameterized SQL, and vehicle-scoped operations. Never reset data, uninstall the app or clear app storage to repair or test a migration on a data-bearing installation.</w:t>
       </w:r>
     </w:p>
     <w:p>
@@ -1174,7 +1174,25 @@
         <w:t xml:space="preserve">/tasks/*</w:t>
       </w:r>
       <w:r>
-        <w:t xml:space="preserve">. Secondary screens use Expo Router stack and explicit Back controls where implemented. </w:t>
+        <w:t xml:space="preserve">. Secondary screens use Expo Router stack navigation and the shared icon-only </w:t>
+      </w:r>
+      <w:r>
+        <w:rPr>
+          <w:rStyle w:val="Code"/>
+        </w:rPr>
+        <w:t xml:space="preserve">ScreenHeader</w:t>
+      </w:r>
+      <w:r>
+        <w:t xml:space="preserve">, with a minimum 44 x 44 Back target, consistent arrow sizing/alignment, an accessibility label of </w:t>
+      </w:r>
+      <w:r>
+        <w:rPr>
+          <w:rStyle w:val="Code"/>
+        </w:rPr>
+        <w:t xml:space="preserve">Back</w:t>
+      </w:r>
+      <w:r>
+        <w:t xml:space="preserve">, and route-specific fallbacks. </w:t>
       </w:r>
       <w:r>
         <w:rPr>
@@ -1237,7 +1255,7 @@
         <w:t xml:space="preserve">src/features/appearance/*</w:t>
       </w:r>
       <w:r>
-        <w:t xml:space="preserve"> provides LifePilot, light, system, and custom themes; custom themes select dark/light base and an accent preset. Preference is stored locally. </w:t>
+        <w:t xml:space="preserve"> provides LifePilot, Light, System, and Custom themes; custom themes select a dark/light base and an accent preset. The semantic resolver supplies background, surface, secondary surface, divider, primary, text, muted, income, expense, info, success, warning, danger and disabled roles across every appearance. Preferences are stored locally. </w:t>
       </w:r>
       <w:r>
         <w:rPr>
@@ -1246,16 +1264,7 @@
         <w:t xml:space="preserve">app.json</w:t>
       </w:r>
       <w:r>
-        <w:t xml:space="preserve"> uses automatic system appearance, the LifePilot icon and adaptive Android foreground, and a dark LifePilot splash image. </w:t>
-      </w:r>
-      <w:r>
-        <w:rPr>
-          <w:rStyle w:val="Code"/>
-        </w:rPr>
-        <w:t xml:space="preserve">src/app/about.tsx</w:t>
-      </w:r>
-      <w:r>
-        <w:t xml:space="preserve"> shows the LP/leaf icon and DMJ Labs. Some screens still contain literal colors; use semantic theme tokens when extending them.</w:t>
+        <w:t xml:space="preserve"> uses automatic system appearance, the LifePilot icon and adaptive Android foreground, and a dark LifePilot splash image. Settings and About use the shared V2 system; About preserves the LP/leaf icon, version/build information and DMJ Labs branding.</w:t>
       </w:r>
     </w:p>
     <w:p>
@@ -1263,7 +1272,7 @@
         <w:pStyle w:val="Normal"/>
       </w:pPr>
       <w:r>
-        <w:t xml:space="preserve">UI/UX V2 Stage 1 adds an incremental shared design system without broadly redesigning feature screens. </w:t>
+        <w:t xml:space="preserve">UI/UX V2 is implemented across the active product surfaces. </w:t>
       </w:r>
       <w:r>
         <w:rPr>
@@ -1272,7 +1281,7 @@
         <w:t xml:space="preserve">src/constants/design-system.ts</w:t>
       </w:r>
       <w:r>
-        <w:t xml:space="preserve"> defines semantic spacing (</w:t>
+        <w:t xml:space="preserve"> defines spacing (</w:t>
       </w:r>
       <w:r>
         <w:rPr>
@@ -1290,7 +1299,7 @@
         <w:t xml:space="preserve">xl</w:t>
       </w:r>
       <w:r>
-        <w:t xml:space="preserve">), typography roles, radii, minimum control sizes, icon sizes, and common layout geometry. The appearance resolver now exposes surface, secondary surface, divider, info, and explicit disabled roles in addition to the existing background/card, primary, text, muted, success, warning, and danger colors; every role resolves through LifePilot, Light, System, and Custom themes. </w:t>
+        <w:t xml:space="preserve">), typography roles, radii, minimum control sizes, icon sizes and common layout geometry. </w:t>
       </w:r>
       <w:r>
         <w:rPr>
@@ -1299,25 +1308,51 @@
         <w:t xml:space="preserve">src/components/ui/*</w:t>
       </w:r>
       <w:r>
-        <w:t xml:space="preserve"> provides standard/interactive/status cards, primary/secondary/tertiary and icon buttons, an icon-only Expo Router screen header, sections, selectable chips, form input/label/message/selector/toggle primitives, empty states, and semantic status badges. Components use flex layouts, wrapping/min-width guards, minimum 44-point touch targets, accessibility roles/states, and system fonts. The task page wrapper is the first small proof migration; other screens retain their existing styling for later staged migration.</w:t>
+        <w:t xml:space="preserve"> provides standard, interactive and status cards; primary, secondary, tertiary and icon buttons; the shared Expo Router </w:t>
+      </w:r>
+      <w:r>
+        <w:rPr>
+          <w:rStyle w:val="Code"/>
+        </w:rPr>
+        <w:t xml:space="preserve">ScreenHeader</w:t>
+      </w:r>
+      <w:r>
+        <w:t xml:space="preserve">; sections; selectable chips; form inputs, labels, messages, selectors and toggles; </w:t>
+      </w:r>
+      <w:r>
+        <w:rPr>
+          <w:rStyle w:val="Code"/>
+        </w:rPr>
+        <w:t xml:space="preserve">EmptyState</w:t>
+      </w:r>
+      <w:r>
+        <w:t xml:space="preserve">; and semantic status badges. Legacy form adapters delegate to the V2 primitives so remaining vehicle service and coverage forms receive the same controls without changing validation or storage logic.</w:t>
+      </w:r>
+    </w:p>
+    <w:p>
+      <w:pPr>
+        <w:pStyle w:val="Normal"/>
+      </w:pPr>
+      <w:r>
+        <w:t xml:space="preserve">The V2 screen migrations include Home, Tasks and task forms/details, Garage and Vehicle Detail, Personal Expenses and analytics/forms/history, Vehicle Reminders and Reminder Settings, Settings, About, Add Vehicle, Edit Vehicle Details and other vehicle form controls. Layouts wrap for narrow screens and larger text, use vector icons where practical, and keep visible data ahead of settings or notification controls. Interactive controls retain accessibility roles/states and at least 44-point touch targets. Back navigation is consistently icon-only and uses the shared header rather than screen-specific arrow text or styling.</w:t>
       </w:r>
     </w:p>
     <w:p>
       <w:pPr>
         <w:pStyle w:val="Heading2"/>
       </w:pPr>
-      <w:bookmarkStart w:id="63" w:name="section_8"/>
+      <w:bookmarkStart w:id="64" w:name="section_8"/>
       <w:r>
         <w:t xml:space="preserve">7. Vehicle Manager</w:t>
       </w:r>
-      <w:bookmarkEnd w:id="63"/>
+      <w:bookmarkEnd w:id="64"/>
     </w:p>
     <w:p>
       <w:pPr>
         <w:pStyle w:val="Normal"/>
       </w:pPr>
       <w:r>
-        <w:t xml:space="preserve">Garage lists vehicles and opens per-vehicle details. Add/edit supports registration, make/model, year, fuel type, odometer, and additional identity/purchase/warranty fields. Vehicle photos are copied to owned storage, can be selected during creation, and have one database-enforced cover photo per vehicle. Manage Vehicle has confirmed deletion and durable file cleanup. Service &amp; Maintenance has dated history, odometer, cost parts, next-service fields, and bill images. Insurance and PUC have dated records, history, documents, status, and deletion/edit flows. Vehicle reminders derive from insurance, PUC, and service records, with in-app status and local notifications. Important implementation files are </w:t>
+        <w:t xml:space="preserve">Garage lists vehicles in compact V2 cards and opens the per-vehicle dashboard. Cover photos use a 16:9 presentation when present; a compact vehicle icon replaces the former large empty photo area when no cover exists. Add/edit supports registration, make/model, year, fuel type, odometer, and additional identity/purchase/warranty fields. Vehicle photos are copied to owned storage, can be selected during creation, and have one database-enforced cover photo per vehicle. Manage Vehicle has confirmed deletion and durable file cleanup. Vehicle Detail keeps identity and real Service, Insurance and PUC quick statuses prominent. Service &amp; Maintenance has dated history, odometer, cost parts, next-service fields, and bill images. Insurance and PUC have dated records, history, document photos, status, and deletion/edit flows. Vehicle reminders derive from insurance, PUC and service records, with compact Upcoming, Overdue/Expired and Service mileage sections plus local notification settings. Important implementation files are </w:t>
       </w:r>
       <w:r>
         <w:rPr>
@@ -1397,27 +1432,18 @@
         <w:t xml:space="preserve">not implemented</w:t>
       </w:r>
       <w:r>
-        <w:t xml:space="preserve"> despite Home descriptive text; </w:t>
-      </w:r>
-      <w:r>
-        <w:rPr>
-          <w:rStyle w:val="Code"/>
-        </w:rPr>
-        <w:t xml:space="preserve">src/features/vehicles/vehicle-modules.ts</w:t>
-      </w:r>
-      <w:r>
-        <w:t xml:space="preserve"> explicitly marks fuel/charging as future work. Older placeholder text for service and insurance in that file does not override the implemented dedicated routes and repositories. Device behavior for current photo/document and notification flows still needs verification.</w:t>
+        <w:t xml:space="preserve">; the exposed Fuel / Charging destination intentionally shows the existing coming-later state. Vehicle photo management works. General-purpose vehicle document uploads remain planned even though insurance/PUC document photos and service bill images are implemented. Older placeholder metadata for service and insurance does not override their implemented dedicated routes and repositories. Device behavior for current photo/document and notification flows still needs final verification.</w:t>
       </w:r>
     </w:p>
     <w:p>
       <w:pPr>
         <w:pStyle w:val="Heading2"/>
       </w:pPr>
-      <w:bookmarkStart w:id="66" w:name="section_9"/>
+      <w:bookmarkStart w:id="67" w:name="section_9"/>
       <w:r>
         <w:t xml:space="preserve">8. Personal Expense Manager</w:t>
       </w:r>
-      <w:bookmarkEnd w:id="66"/>
+      <w:bookmarkEnd w:id="67"/>
     </w:p>
     <w:p>
       <w:pPr>
@@ -1430,7 +1456,7 @@
         <w:t xml:space="preserve">/personal</w:t>
       </w:r>
       <w:r>
-        <w:t xml:space="preserve"> displays a selected-month dashboard with income, expenses, balance, counts, category breakdowns, top spending, previous-month comparison, six-month trend, deterministic insights, and recent entries. Add/details/edit/confirmed delete support income and expense transactions, seeded typed categories, optional description/notes, and Cash, UPI, Credit Card, Debit Card, Bank Transfer, or Other payment method. History filters by type/month/category and uses a </w:t>
+        <w:t xml:space="preserve"> displays a V2 selected-month dashboard with prominent balance, income, expenses, counts, category breakdowns, top spending, previous-month comparison, six-month trend, deterministic insights, and recent entries. Empty analytics use meaningful empty states instead of zero-only charts. Add/details/edit/confirmed delete support income and expense transactions, seeded typed categories, optional description/notes, and Cash, UPI, Credit Card, Debit Card, Bank Transfer, or Other payment method. History filters by type/month/category and uses a </w:t>
       </w:r>
       <w:r>
         <w:rPr>
@@ -1500,11 +1526,11 @@
       <w:pPr>
         <w:pStyle w:val="Heading2"/>
       </w:pPr>
-      <w:bookmarkStart w:id="68" w:name="section_10"/>
+      <w:bookmarkStart w:id="69" w:name="section_10"/>
       <w:r>
         <w:t xml:space="preserve">9. Tasks / To-Do</w:t>
       </w:r>
-      <w:bookmarkEnd w:id="68"/>
+      <w:bookmarkEnd w:id="69"/>
     </w:p>
     <w:p>
       <w:pPr>
@@ -1517,7 +1543,25 @@
         <w:t xml:space="preserve">/tasks</w:t>
       </w:r>
       <w:r>
-        <w:t xml:space="preserve"> has summary counts and Today, Overdue, Upcoming, No due date, Completed, and All open views with category/priority filtering and 40-row offset pages. Add/edit/details support title, optional description/category/date/time, low/medium/high priority, completion/reopen, and confirmed deletion. Seeded categories are Personal, Work, Shopping, Home, and Other; there is no custom category editor. Dates are local </w:t>
+        <w:t xml:space="preserve"> uses a V2 task-first dashboard. Today, Upcoming and All remain top-level; Overdue, No due date, Completed, category and priority filters live in a compact filter panel with active-filter display and reset. Task cards show available due date/time, category, priority and completion state; empty views use </w:t>
+      </w:r>
+      <w:r>
+        <w:rPr>
+          <w:rStyle w:val="Code"/>
+        </w:rPr>
+        <w:t xml:space="preserve">EmptyState</w:t>
+      </w:r>
+      <w:r>
+        <w:t xml:space="preserve">; both dashboard and empty-state primary actions use the consistent </w:t>
+      </w:r>
+      <w:r>
+        <w:rPr>
+          <w:rStyle w:val="Code"/>
+        </w:rPr>
+        <w:t xml:space="preserve">+ Add Task</w:t>
+      </w:r>
+      <w:r>
+        <w:t xml:space="preserve"> presentation. Add/edit/details support title, optional description/category/date/time, low/medium/high priority, completion/reopen, confirmed deletion, and 40-row offset pages. Seeded categories are Personal, Work, Shopping, Home, and Other; there is no custom category editor. Dates are local </w:t>
       </w:r>
       <w:r>
         <w:rPr>
@@ -1578,11 +1622,11 @@
       <w:pPr>
         <w:pStyle w:val="Heading2"/>
       </w:pPr>
-      <w:bookmarkStart w:id="70" w:name="section_11"/>
+      <w:bookmarkStart w:id="71" w:name="section_11"/>
       <w:r>
         <w:t xml:space="preserve">10. Database Architecture</w:t>
       </w:r>
-      <w:bookmarkEnd w:id="70"/>
+      <w:bookmarkEnd w:id="71"/>
     </w:p>
     <w:p>
       <w:pPr>
@@ -1613,7 +1657,16 @@
         <w:t xml:space="preserve">9</w:t>
       </w:r>
       <w:r>
-        <w:t xml:space="preserve">. There is no separate migration folder.</w:t>
+        <w:t xml:space="preserve">. There is no separate migration folder. Tasks and </w:t>
+      </w:r>
+      <w:r>
+        <w:rPr>
+          <w:rStyle w:val="Code"/>
+        </w:rPr>
+        <w:t xml:space="preserve">task_categories</w:t>
+      </w:r>
+      <w:r>
+        <w:t xml:space="preserve"> are the latest schema addition at version 9. The UI/UX V2 work added no migration and made no database schema change.</w:t>
       </w:r>
     </w:p>
     <w:tbl>
@@ -2293,11 +2346,11 @@
       <w:pPr>
         <w:pStyle w:val="Heading2"/>
       </w:pPr>
-      <w:bookmarkStart w:id="75" w:name="section_12"/>
+      <w:bookmarkStart w:id="76" w:name="section_12"/>
       <w:r>
         <w:t xml:space="preserve">11. File Storage</w:t>
       </w:r>
-      <w:bookmarkEnd w:id="75"/>
+      <w:bookmarkEnd w:id="76"/>
     </w:p>
     <w:p>
       <w:pPr>
@@ -2365,11 +2418,11 @@
       <w:pPr>
         <w:pStyle w:val="Heading2"/>
       </w:pPr>
-      <w:bookmarkStart w:id="77" w:name="section_13"/>
+      <w:bookmarkStart w:id="78" w:name="section_13"/>
       <w:r>
         <w:t xml:space="preserve">12. Notifications</w:t>
       </w:r>
-      <w:bookmarkEnd w:id="77"/>
+      <w:bookmarkEnd w:id="78"/>
     </w:p>
     <w:p>
       <w:pPr>
@@ -2411,13 +2464,25 @@
         <w:pStyle w:val="Normal"/>
       </w:pPr>
       <w:r>
+        <w:t xml:space="preserve">The former Expo Go startup crash was caused by a static top-level </w:t>
+      </w:r>
+      <w:r>
+        <w:rPr>
+          <w:rStyle w:val="Code"/>
+        </w:rPr>
+        <w:t xml:space="preserve">expo-notifications</w:t>
+      </w:r>
+      <w:r>
+        <w:t xml:space="preserve"> import reachable from the root providers. Expo Go evaluated the unsupported native module during startup, then Expo Router emitted misleading missing-default-export warnings after module evaluation failed. </w:t>
+      </w:r>
+      <w:r>
         <w:rPr>
           <w:rStyle w:val="Code"/>
         </w:rPr>
         <w:t xml:space="preserve">src/features/notifications/runtime.ts</w:t>
       </w:r>
       <w:r>
-        <w:t xml:space="preserve"> is the native capability boundary. It detects Expo Go through </w:t>
+        <w:t xml:space="preserve"> is now the native capability boundary. It detects Expo Go through </w:t>
       </w:r>
       <w:r>
         <w:rPr>
@@ -2435,7 +2500,7 @@
         <w:t xml:space="preserve">ExecutionEnvironment.StoreClient</w:t>
       </w:r>
       <w:r>
-        <w:t xml:space="preserve"> because that broader value also covers development builds. In Expo Go and on web it returns unavailable without dynamically importing </w:t>
+        <w:t xml:space="preserve"> because that broader value also covers development builds. In Expo Go and on web it returns unavailable without importing </w:t>
       </w:r>
       <w:r>
         <w:rPr>
@@ -2444,7 +2509,15 @@
         <w:t xml:space="preserve">expo-notifications</w:t>
       </w:r>
       <w:r>
-        <w:t xml:space="preserve">; database-backed in-app reminders, task records, and all other UI remain active, while channels, permissions, OS scheduling/cancellation, foreground notification listeners, response navigation, and test notifications are disabled with an explicit unavailable state. Development, preview, and production native builds have no Expo Go config, so they dynamically load the same </w:t>
+        <w:t xml:space="preserve">; database-backed vehicle reminders, task records, Personal Expenses, vehicle data and all other UI remain active. Native channels, permissions, OS scheduling/cancellation, foreground listeners, response navigation and test notifications are unavailable there and the UI reports that state without claiming success.</w:t>
+      </w:r>
+    </w:p>
+    <w:p>
+      <w:pPr>
+        <w:pStyle w:val="Normal"/>
+      </w:pPr>
+      <w:r>
+        <w:t xml:space="preserve">Development, preview and production native builds have no Expo Go config, so the runtime dynamically imports the existing </w:t>
       </w:r>
       <w:r>
         <w:rPr>
@@ -2453,18 +2526,18 @@
         <w:t xml:space="preserve">expo-notifications</w:t>
       </w:r>
       <w:r>
-        <w:t xml:space="preserve"> implementation and retain normal behavior. Preview/development builds expose a short-delay vehicle test notification; production hides it. Installed-build behavior should still be checked on the target device, including permissions, delivery, taps, timezone changes, and cancellation.</w:t>
+        <w:t xml:space="preserve"> implementation and retains permission, scheduling, cancellation, reconciliation and response behavior. Preview/development builds expose a short-delay vehicle test notification; production hides it. Installed-build behavior still requires target-device verification, including permissions, delivery, taps, timezone changes and cancellation.</w:t>
       </w:r>
     </w:p>
     <w:p>
       <w:pPr>
         <w:pStyle w:val="Heading2"/>
       </w:pPr>
-      <w:bookmarkStart w:id="80" w:name="section_14"/>
+      <w:bookmarkStart w:id="82" w:name="section_14"/>
       <w:r>
         <w:t xml:space="preserve">13. Testing</w:t>
       </w:r>
-      <w:bookmarkEnd w:id="80"/>
+      <w:bookmarkEnd w:id="82"/>
     </w:p>
     <w:p>
       <w:pPr>
@@ -2507,7 +2580,16 @@
         <w:t xml:space="preserve">git diff --check</w:t>
       </w:r>
       <w:r>
-        <w:t xml:space="preserve"> before delivery. Tests cover vehicles, photos, deletion, details, services, coverage, reminders, personal transactions/analytics, tasks, appearance and overview. Database tests include migration preservation/rollback scenarios described in the feature notes. There is no </w:t>
+        <w:t xml:space="preserve"> before delivery. Tests cover vehicles, photos, deletion, details, services, coverage, reminders, personal transactions/analytics, tasks, appearance and overview. Database tests include migration preservation/rollback scenarios described in the feature notes. During the V2 stages, TypeScript, changed-file ESLint, task tests, appearance tests, vehicle details/photos/services/coverage/deletion/overview tests, reminder tests, personal transaction tests and personal analytics tests completed successfully in their relevant stages; </w:t>
+      </w:r>
+      <w:r>
+        <w:rPr>
+          <w:rStyle w:val="Code"/>
+        </w:rPr>
+        <w:t xml:space="preserve">git diff --check</w:t>
+      </w:r>
+      <w:r>
+        <w:t xml:space="preserve"> also passed. There is no </w:t>
       </w:r>
       <w:r>
         <w:rPr>
@@ -2516,27 +2598,26 @@
         <w:t xml:space="preserve">tests/</w:t>
       </w:r>
       <w:r>
-        <w:t xml:space="preserve"> directory or Jest script. Automated Node tests do not prove Android/iOS filesystem, Expo SQLite bridge, notification delivery, UI layout, or hardware Back behavior. Use the manual checklists in the feature </w:t>
-      </w:r>
-      <w:r>
-        <w:rPr>
-          <w:rStyle w:val="Code"/>
-        </w:rPr>
-        <w:t xml:space="preserve">.md</w:t>
-      </w:r>
-      <w:r>
-        <w:t xml:space="preserve"> files on a preview APK and preserve existing installed data.</w:t>
+        <w:t xml:space="preserve"> directory or Jest script.</w:t>
+      </w:r>
+    </w:p>
+    <w:p>
+      <w:pPr>
+        <w:pStyle w:val="Normal"/>
+      </w:pPr>
+      <w:r>
+        <w:t xml:space="preserve">Automated Node checks do not prove Android/iOS filesystem behavior, the Expo SQLite bridge, native notification delivery, UI layout, large-text wrapping or hardware Back behavior. Expo Go is currently used for UI and manual Android testing. A final full-device regression across all V2 screens and a supported native build is required before release; preserve existing installed data during that work.</w:t>
       </w:r>
     </w:p>
     <w:p>
       <w:pPr>
         <w:pStyle w:val="Heading2"/>
       </w:pPr>
-      <w:bookmarkStart w:id="82" w:name="section_15"/>
+      <w:bookmarkStart w:id="85" w:name="section_15"/>
       <w:r>
         <w:t xml:space="preserve">14. Development Environment</w:t>
       </w:r>
-      <w:bookmarkEnd w:id="82"/>
+      <w:bookmarkEnd w:id="85"/>
     </w:p>
     <w:p>
       <w:pPr>
@@ -2586,18 +2667,18 @@
       <w:pPr>
         <w:pStyle w:val="Heading2"/>
       </w:pPr>
-      <w:bookmarkStart w:id="84" w:name="section_16"/>
+      <w:bookmarkStart w:id="87" w:name="section_16"/>
       <w:r>
         <w:t xml:space="preserve">15. Git Workflow</w:t>
       </w:r>
-      <w:bookmarkEnd w:id="84"/>
+      <w:bookmarkEnd w:id="87"/>
     </w:p>
     <w:p>
       <w:pPr>
         <w:pStyle w:val="Normal"/>
       </w:pPr>
       <w:r>
-        <w:t xml:space="preserve">At review, branch is </w:t>
+        <w:t xml:space="preserve">At the original repository review, branch </w:t>
       </w:r>
       <w:r>
         <w:rPr>
@@ -2606,7 +2687,7 @@
         <w:t xml:space="preserve">master</w:t>
       </w:r>
       <w:r>
-        <w:t xml:space="preserve"> tracking </w:t>
+        <w:t xml:space="preserve"> tracked </w:t>
       </w:r>
       <w:r>
         <w:rPr>
@@ -2615,7 +2696,7 @@
         <w:t xml:space="preserve">origin/master</w:t>
       </w:r>
       <w:r>
-        <w:t xml:space="preserve">; working tree was clean before this document. Make small, reviewed changes; run relevant checks; create a commit/checkpoint only when explicitly requested. Do not push or rewrite history without an explicit request. </w:t>
+        <w:t xml:space="preserve">. Make small, reviewed changes; run relevant checks; create a commit/checkpoint only when explicitly requested. Do not push or rewrite history without an explicit request. </w:t>
       </w:r>
       <w:r>
         <w:rPr>
@@ -2667,11 +2748,11 @@
       <w:pPr>
         <w:pStyle w:val="Heading2"/>
       </w:pPr>
-      <w:bookmarkStart w:id="86" w:name="section_17"/>
+      <w:bookmarkStart w:id="89" w:name="section_17"/>
       <w:r>
         <w:t xml:space="preserve">16. Android / EAS Build System</w:t>
       </w:r>
-      <w:bookmarkEnd w:id="86"/>
+      <w:bookmarkEnd w:id="89"/>
     </w:p>
     <w:p>
       <w:pPr>
@@ -2804,7 +2885,15 @@
         <w:t xml:space="preserve">scripts/android-preview-signing.gradle</w:t>
       </w:r>
       <w:r>
-        <w:t xml:space="preserve">, which requires preview variant and reads an existing local ignored EAS credential file into Gradle without embedding credentials in tracked source. The stock generated release block otherwise points to the debug signing config; verify the helper is present and effective on every local build. </w:t>
+        <w:t xml:space="preserve">, which requires preview variant and reads an existing local ignored EAS credential file into Gradle without embedding credentials in tracked source.</w:t>
+      </w:r>
+    </w:p>
+    <w:p>
+      <w:pPr>
+        <w:pStyle w:val="Normal"/>
+      </w:pPr>
+      <w:r>
+        <w:t xml:space="preserve">Expo Go is the current UI/manual-testing runtime. Native notification testing requires a development, preview or production build. Local preview APK troubleshooting is unresolved and paused: </w:t>
       </w:r>
       <w:r>
         <w:rPr>
@@ -2813,18 +2902,18 @@
         <w:t xml:space="preserve">LOCAL_ANDROID_PREVIEW.md</w:t>
       </w:r>
       <w:r>
-        <w:t xml:space="preserve"> reports no completed release APK because the required NDK download failed. Production EAS signing state and installed device signature were not verified in this review.</w:t>
+        <w:t xml:space="preserve"> reports that the required NDK download failed, and no release APK, signer or installed update was successfully verified. EAS preview is the intended supported build route when service access is available. Production EAS signing state and installed-device signature remain unverified; do not claim a successful APK build from the current evidence.</w:t>
       </w:r>
     </w:p>
     <w:p>
       <w:pPr>
         <w:pStyle w:val="Heading2"/>
       </w:pPr>
-      <w:bookmarkStart w:id="88" w:name="section_18"/>
+      <w:bookmarkStart w:id="92" w:name="section_18"/>
       <w:r>
         <w:t xml:space="preserve">17. APK Update Safety</w:t>
       </w:r>
-      <w:bookmarkEnd w:id="88"/>
+      <w:bookmarkEnd w:id="92"/>
     </w:p>
     <w:p>
       <w:pPr>
@@ -2892,11 +2981,11 @@
       <w:pPr>
         <w:pStyle w:val="Heading2"/>
       </w:pPr>
-      <w:bookmarkStart w:id="90" w:name="section_19"/>
+      <w:bookmarkStart w:id="94" w:name="section_19"/>
       <w:r>
         <w:t xml:space="preserve">18. Known Issues</w:t>
       </w:r>
-      <w:bookmarkEnd w:id="90"/>
+      <w:bookmarkEnd w:id="94"/>
     </w:p>
     <w:tbl>
       <w:tblPr>
@@ -2991,7 +3080,7 @@
               <w:pStyle w:val="TableBody"/>
             </w:pPr>
             <w:r>
-              <w:t xml:space="preserve">Open</w:t>
+              <w:t xml:space="preserve">Paused</w:t>
             </w:r>
           </w:p>
         </w:tc>
@@ -3030,7 +3119,7 @@
               <w:pStyle w:val="TableBody"/>
             </w:pPr>
             <w:r>
-              <w:t xml:space="preserve">Install the exact NDK, build, inspect package/version/signature, then compare with device.</w:t>
+              <w:t xml:space="preserve">Prefer the supported EAS preview route when available; resume local troubleshooting only as a separately scoped task.</w:t>
             </w:r>
           </w:p>
         </w:tc>
@@ -3164,6 +3253,63 @@
               <w:pStyle w:val="TableBody"/>
             </w:pPr>
             <w:r>
+              <w:t xml:space="preserve">Planned</w:t>
+            </w:r>
+          </w:p>
+        </w:tc>
+        <w:tc>
+          <w:tcPr>
+            <w:tcW w:w="1900" w:type="dxa"/>
+            <w:shd w:fill="F7FAF8"/>
+          </w:tcPr>
+          <w:p>
+            <w:pPr>
+              <w:pStyle w:val="TableBody"/>
+            </w:pPr>
+            <w:r>
+              <w:t xml:space="preserve">Backup &amp; Restore</w:t>
+            </w:r>
+          </w:p>
+        </w:tc>
+        <w:tc>
+          <w:tcPr>
+            <w:tcW w:w="3500" w:type="dxa"/>
+            <w:shd w:fill="F7FAF8"/>
+          </w:tcPr>
+          <w:p>
+            <w:pPr>
+              <w:pStyle w:val="TableBody"/>
+            </w:pPr>
+            <w:r>
+              <w:t xml:space="preserve">There is no implemented transfer workflow for the SQLite database and owned photos/documents.</w:t>
+            </w:r>
+          </w:p>
+        </w:tc>
+        <w:tc>
+          <w:tcPr>
+            <w:tcW w:w="2360" w:type="dxa"/>
+            <w:shd w:fill="F7FAF8"/>
+          </w:tcPr>
+          <w:p>
+            <w:pPr>
+              <w:pStyle w:val="TableBody"/>
+            </w:pPr>
+            <w:r>
+              <w:t xml:space="preserve">Design a data-safe export/import format and validation flow before changing storage or schema.</w:t>
+            </w:r>
+          </w:p>
+        </w:tc>
+      </w:tr>
+      <w:tr>
+        <w:tc>
+          <w:tcPr>
+            <w:tcW w:w="1600" w:type="dxa"/>
+          </w:tcPr>
+          <w:p>
+            <w:pPr>
+              <w:pStyle w:val="TableBody"/>
+            </w:pPr>
+            <w:r>
               <w:t xml:space="preserve">Open documentation debt</w:t>
             </w:r>
           </w:p>
@@ -3171,7 +3317,6 @@
         <w:tc>
           <w:tcPr>
             <w:tcW w:w="1900" w:type="dxa"/>
-            <w:shd w:fill="F7FAF8"/>
           </w:tcPr>
           <w:p>
             <w:pPr>
@@ -3185,21 +3330,19 @@
         <w:tc>
           <w:tcPr>
             <w:tcW w:w="3500" w:type="dxa"/>
-            <w:shd w:fill="F7FAF8"/>
-          </w:tcPr>
-          <w:p>
-            <w:pPr>
-              <w:pStyle w:val="TableBody"/>
-            </w:pPr>
-            <w:r>
-              <w:t xml:space="preserve">README is starter text; Home mentions fuel/reports while module registry says fuel/charging is future. Service/insurance placeholder metadata is stale relative to dedicated routes.</w:t>
+          </w:tcPr>
+          <w:p>
+            <w:pPr>
+              <w:pStyle w:val="TableBody"/>
+            </w:pPr>
+            <w:r>
+              <w:t xml:space="preserve">README is starter text; Fuel / Charging remains a coming-later route while service and insurance use dedicated implemented routes.</w:t>
             </w:r>
           </w:p>
         </w:tc>
         <w:tc>
           <w:tcPr>
             <w:tcW w:w="2360" w:type="dxa"/>
-            <w:shd w:fill="F7FAF8"/>
           </w:tcPr>
           <w:p>
             <w:pPr>
@@ -3216,47 +3359,52 @@
       <w:pPr>
         <w:pStyle w:val="Heading2"/>
       </w:pPr>
-      <w:bookmarkStart w:id="92" w:name="section_20"/>
+      <w:bookmarkStart w:id="96" w:name="section_20"/>
       <w:r>
         <w:t xml:space="preserve">19. Future Roadmap</w:t>
       </w:r>
-      <w:bookmarkEnd w:id="92"/>
+      <w:bookmarkEnd w:id="96"/>
     </w:p>
     <w:p>
       <w:pPr>
         <w:pStyle w:val="Normal"/>
       </w:pPr>
       <w:r>
-        <w:t xml:space="preserve">Only source-supported plans are listed: fuel/charging logs and reports; personal budgets, recurring entries, receipts and custom category editing; task recurring items, subtasks, custom categories and attachments. These are </w:t>
-      </w:r>
-      <w:r>
         <w:rPr>
           <w:b/>
         </w:rPr>
+        <w:t xml:space="preserve">Next planned capability:</w:t>
+      </w:r>
+      <w:r>
+        <w:t xml:space="preserve"> Backup &amp; Restore so users can transfer LifePilot data, vehicle photos and stored documents to another phone. It is not implemented. The design must preserve ownership relationships, validate imported paths/data, avoid destructive replacement by default, and cover both database and owned files.</w:t>
+      </w:r>
+    </w:p>
+    <w:p>
+      <w:pPr>
+        <w:pStyle w:val="Normal"/>
+      </w:pPr>
+      <w:r>
+        <w:t xml:space="preserve">Other planned or future candidates are fuel/charging logs and reports; general vehicle document uploads; personal budgets, recurring entries, receipts and custom category editing; and task recurring items, subtasks, custom categories and attachments. These are </w:t>
+      </w:r>
+      <w:r>
+        <w:rPr>
+          <w:b/>
+        </w:rPr>
         <w:t xml:space="preserve">not implemented</w:t>
       </w:r>
       <w:r>
-        <w:t xml:space="preserve">. Cloud/accounts/AI are mentioned as exclusions in </w:t>
-      </w:r>
-      <w:r>
-        <w:rPr>
-          <w:rStyle w:val="Code"/>
-        </w:rPr>
-        <w:t xml:space="preserve">TASKS.md</w:t>
-      </w:r>
-      <w:r>
-        <w:t xml:space="preserve">, not committed roadmap items. Any future scope should be confirmed before creating schema or UI.</w:t>
+        <w:t xml:space="preserve">. Cloud account and synchronization remain future work after local backup/restore; no cloud data layer or account system exists today. Any future scope should be confirmed before creating schema or UI.</w:t>
       </w:r>
     </w:p>
     <w:p>
       <w:pPr>
         <w:pStyle w:val="Heading2"/>
       </w:pPr>
-      <w:bookmarkStart w:id="94" w:name="section_21"/>
+      <w:bookmarkStart w:id="99" w:name="section_21"/>
       <w:r>
         <w:t xml:space="preserve">20. Important Files</w:t>
       </w:r>
-      <w:bookmarkEnd w:id="94"/>
+      <w:bookmarkEnd w:id="99"/>
     </w:p>
     <w:tbl>
       <w:tblPr>
@@ -3854,11 +4002,11 @@
       <w:pPr>
         <w:pStyle w:val="Heading2"/>
       </w:pPr>
-      <w:bookmarkStart w:id="96" w:name="section_22"/>
+      <w:bookmarkStart w:id="101" w:name="section_22"/>
       <w:r>
         <w:t xml:space="preserve">21. Important Technical Decisions</w:t>
       </w:r>
-      <w:bookmarkEnd w:id="96"/>
+      <w:bookmarkEnd w:id="101"/>
     </w:p>
     <w:p>
       <w:pPr>
@@ -4312,7 +4460,7 @@
               <w:pStyle w:val="TableBody"/>
             </w:pPr>
             <w:r>
-              <w:t xml:space="preserve">Incremental shared UI system</w:t>
+              <w:t xml:space="preserve">Shared UI/UX V2 system</w:t>
             </w:r>
           </w:p>
         </w:tc>
@@ -4325,7 +4473,7 @@
               <w:pStyle w:val="TableBody"/>
             </w:pPr>
             <w:r>
-              <w:t xml:space="preserve">Centralize visual roles while avoiding a risky all-screen redesign.</w:t>
+              <w:t xml:space="preserve">Centralize visual roles and navigation behavior while preserving domain logic.</w:t>
             </w:r>
           </w:p>
         </w:tc>
@@ -4351,7 +4499,7 @@
               <w:pStyle w:val="TableBody"/>
             </w:pPr>
             <w:r>
-              <w:t xml:space="preserve">New screens use V2 tokens/primitives; existing screens migrate in focused stages.</w:t>
+              <w:t xml:space="preserve">Active screens use V2 tokens/primitives and the shared header; no schema change was required.</w:t>
             </w:r>
           </w:p>
         </w:tc>
@@ -4361,11 +4509,11 @@
       <w:pPr>
         <w:pStyle w:val="Heading2"/>
       </w:pPr>
-      <w:bookmarkStart w:id="99" w:name="section_23"/>
+      <w:bookmarkStart w:id="104" w:name="section_23"/>
       <w:r>
         <w:t xml:space="preserve">22. Instructions for Future LLMs</w:t>
       </w:r>
-      <w:bookmarkEnd w:id="99"/>
+      <w:bookmarkEnd w:id="104"/>
     </w:p>
     <w:p>
       <w:pPr>
@@ -4379,11 +4527,11 @@
       <w:pPr>
         <w:pStyle w:val="Heading2"/>
       </w:pPr>
-      <w:bookmarkStart w:id="101" w:name="section_24"/>
+      <w:bookmarkStart w:id="106" w:name="section_24"/>
       <w:r>
         <w:t xml:space="preserve">23. Current Project State</w:t>
       </w:r>
-      <w:bookmarkEnd w:id="101"/>
+      <w:bookmarkEnd w:id="106"/>
     </w:p>
     <w:p>
       <w:pPr>
@@ -4400,7 +4548,7 @@
         <w:t xml:space="preserve">Completed in source:</w:t>
       </w:r>
       <w:r>
-        <w:t xml:space="preserve"> vehicle CRUD/photos/services/coverage, personal transactions and analytics, tasks, appearance, UI/UX V2 shared tokens/primitives, local reminder scheduling, Expo Go notification isolation, migrations through v9, and regression scripts.</w:t>
+        <w:t xml:space="preserve"> UI/UX V2 across Home, Tasks, Garage/Vehicle Detail, Personal Expenses, Vehicle Reminders/Settings, Settings/About and remaining vehicle forms; vehicle CRUD/photos/services/coverage; personal transactions and analytics; tasks; appearance themes; local reminder scheduling; Expo Go notification isolation; migrations through v9; and regression scripts.</w:t>
       </w:r>
     </w:p>
     <w:p>
@@ -4418,7 +4566,7 @@
         <w:t xml:space="preserve">In progress / unverified:</w:t>
       </w:r>
       <w:r>
-        <w:t xml:space="preserve"> local preview release build, on-device upgrade safety, and current-device testing of native media/notifications/personal save behavior.</w:t>
+        <w:t xml:space="preserve"> final full-device V2 regression, native notification/media testing, installed-data upgrade safety and current-device verification of the historical personal-save concern.</w:t>
       </w:r>
     </w:p>
     <w:p>
@@ -4433,10 +4581,10 @@
         <w:rPr>
           <w:b/>
         </w:rPr>
-        <w:t xml:space="preserve">Blocked:</w:t>
-      </w:r>
-      <w:r>
-        <w:t xml:space="preserve"> last documented local APK build by unavailable/corrupt NDK download; current external environment may differ.</w:t>
+        <w:t xml:space="preserve">Paused:</w:t>
+      </w:r>
+      <w:r>
+        <w:t xml:space="preserve"> local preview APK troubleshooting after the documented NDK download failure. No successful APK build is recorded. EAS preview is the intended supported build route when available.</w:t>
       </w:r>
     </w:p>
     <w:p>
@@ -4454,18 +4602,18 @@
         <w:t xml:space="preserve">Next:</w:t>
       </w:r>
       <w:r>
-        <w:t xml:space="preserve"> migrate Home to the V2 system using the existing route structure and real module states, then migrate other screens in focused stages. Native build/update verification remains outstanding. Fuel/charging and reports remain future work.</w:t>
+        <w:t xml:space="preserve"> design and implement Backup &amp; Restore for transferring the database plus owned photos/documents between phones. Fuel/charging, general document uploads and cloud account/sync remain future work.</w:t>
       </w:r>
     </w:p>
     <w:p>
       <w:pPr>
         <w:pStyle w:val="Heading2"/>
       </w:pPr>
-      <w:bookmarkStart w:id="106" w:name="section_25"/>
+      <w:bookmarkStart w:id="111" w:name="section_25"/>
       <w:r>
         <w:t xml:space="preserve">24. Changelog</w:t>
       </w:r>
-      <w:bookmarkEnd w:id="106"/>
+      <w:bookmarkEnd w:id="111"/>
     </w:p>
     <w:tbl>
       <w:tblPr>
@@ -4710,6 +4858,91 @@
             </w:pPr>
             <w:r>
               <w:t xml:space="preserve">Adds theme-aware tokens and reusable cards, buttons, headers, sections, chips, forms, empty states and status presentation; no business behavior or schema changed.</w:t>
+            </w:r>
+          </w:p>
+        </w:tc>
+      </w:tr>
+      <w:tr>
+        <w:tc>
+          <w:tcPr>
+            <w:tcW w:w="1100" w:type="dxa"/>
+          </w:tcPr>
+          <w:p>
+            <w:pPr>
+              <w:pStyle w:val="TableBody"/>
+            </w:pPr>
+            <w:r>
+              <w:t xml:space="preserve">2026-09-21</w:t>
+            </w:r>
+          </w:p>
+        </w:tc>
+        <w:tc>
+          <w:tcPr>
+            <w:tcW w:w="1850" w:type="dxa"/>
+          </w:tcPr>
+          <w:p>
+            <w:pPr>
+              <w:pStyle w:val="TableBody"/>
+            </w:pPr>
+            <w:r>
+              <w:t xml:space="preserve">Completed the staged UI/UX V2 migration and polish pass.</w:t>
+            </w:r>
+          </w:p>
+        </w:tc>
+        <w:tc>
+          <w:tcPr>
+            <w:tcW w:w="6410" w:type="dxa"/>
+          </w:tcPr>
+          <w:p>
+            <w:pPr>
+              <w:pStyle w:val="TableBody"/>
+            </w:pPr>
+            <w:r>
+              <w:t xml:space="preserve">Home, Tasks, Vehicles, Personal Expenses, Reminders, Settings/About and vehicle forms use the shared semantic system and icon-only headers; accessibility and touch targets were standardized without a migration.</w:t>
+            </w:r>
+          </w:p>
+        </w:tc>
+      </w:tr>
+      <w:tr>
+        <w:tc>
+          <w:tcPr>
+            <w:tcW w:w="1100" w:type="dxa"/>
+            <w:shd w:fill="F7FAF8"/>
+          </w:tcPr>
+          <w:p>
+            <w:pPr>
+              <w:pStyle w:val="TableBody"/>
+            </w:pPr>
+            <w:r>
+              <w:t xml:space="preserve">2026-09-21</w:t>
+            </w:r>
+          </w:p>
+        </w:tc>
+        <w:tc>
+          <w:tcPr>
+            <w:tcW w:w="1850" w:type="dxa"/>
+            <w:shd w:fill="F7FAF8"/>
+          </w:tcPr>
+          <w:p>
+            <w:pPr>
+              <w:pStyle w:val="TableBody"/>
+            </w:pPr>
+            <w:r>
+              <w:t xml:space="preserve">Recorded Backup &amp; Restore as the next planned capability.</w:t>
+            </w:r>
+          </w:p>
+        </w:tc>
+        <w:tc>
+          <w:tcPr>
+            <w:tcW w:w="6410" w:type="dxa"/>
+            <w:shd w:fill="F7FAF8"/>
+          </w:tcPr>
+          <w:p>
+            <w:pPr>
+              <w:pStyle w:val="TableBody"/>
+            </w:pPr>
+            <w:r>
+              <w:t xml:space="preserve">Future transfer must include SQLite data and LifePilot-owned photos/documents; cloud account/sync remains later work.</w:t>
             </w:r>
           </w:p>
         </w:tc>

--- a/docs/LifePilot_Project_Guide.docx
+++ b/docs/LifePilot_Project_Guide.docx
@@ -193,6 +193,16 @@
       </w:pPr>
       <w:hyperlink w:anchor="section_14" w:history="1">
         <w:r>
+          <w:t xml:space="preserve">12A. Backup &amp; Restore V1</w:t>
+        </w:r>
+      </w:hyperlink>
+    </w:p>
+    <w:p>
+      <w:pPr>
+        <w:pStyle w:val="Toc"/>
+      </w:pPr>
+      <w:hyperlink w:anchor="section_15" w:history="1">
+        <w:r>
           <w:t xml:space="preserve">13. Testing</w:t>
         </w:r>
       </w:hyperlink>
@@ -201,7 +211,7 @@
       <w:pPr>
         <w:pStyle w:val="Toc"/>
       </w:pPr>
-      <w:hyperlink w:anchor="section_15" w:history="1">
+      <w:hyperlink w:anchor="section_16" w:history="1">
         <w:r>
           <w:t xml:space="preserve">14. Development Environment</w:t>
         </w:r>
@@ -211,7 +221,7 @@
       <w:pPr>
         <w:pStyle w:val="Toc"/>
       </w:pPr>
-      <w:hyperlink w:anchor="section_16" w:history="1">
+      <w:hyperlink w:anchor="section_17" w:history="1">
         <w:r>
           <w:t xml:space="preserve">15. Git Workflow</w:t>
         </w:r>
@@ -221,7 +231,7 @@
       <w:pPr>
         <w:pStyle w:val="Toc"/>
       </w:pPr>
-      <w:hyperlink w:anchor="section_17" w:history="1">
+      <w:hyperlink w:anchor="section_18" w:history="1">
         <w:r>
           <w:t xml:space="preserve">16. Android / EAS Build System</w:t>
         </w:r>
@@ -231,7 +241,7 @@
       <w:pPr>
         <w:pStyle w:val="Toc"/>
       </w:pPr>
-      <w:hyperlink w:anchor="section_18" w:history="1">
+      <w:hyperlink w:anchor="section_19" w:history="1">
         <w:r>
           <w:t xml:space="preserve">17. APK Update Safety</w:t>
         </w:r>
@@ -241,7 +251,7 @@
       <w:pPr>
         <w:pStyle w:val="Toc"/>
       </w:pPr>
-      <w:hyperlink w:anchor="section_19" w:history="1">
+      <w:hyperlink w:anchor="section_20" w:history="1">
         <w:r>
           <w:t xml:space="preserve">18. Known Issues</w:t>
         </w:r>
@@ -251,7 +261,7 @@
       <w:pPr>
         <w:pStyle w:val="Toc"/>
       </w:pPr>
-      <w:hyperlink w:anchor="section_20" w:history="1">
+      <w:hyperlink w:anchor="section_21" w:history="1">
         <w:r>
           <w:t xml:space="preserve">19. Future Roadmap</w:t>
         </w:r>
@@ -261,7 +271,7 @@
       <w:pPr>
         <w:pStyle w:val="Toc"/>
       </w:pPr>
-      <w:hyperlink w:anchor="section_21" w:history="1">
+      <w:hyperlink w:anchor="section_22" w:history="1">
         <w:r>
           <w:t xml:space="preserve">20. Important Files</w:t>
         </w:r>
@@ -271,7 +281,7 @@
       <w:pPr>
         <w:pStyle w:val="Toc"/>
       </w:pPr>
-      <w:hyperlink w:anchor="section_22" w:history="1">
+      <w:hyperlink w:anchor="section_23" w:history="1">
         <w:r>
           <w:t xml:space="preserve">21. Important Technical Decisions</w:t>
         </w:r>
@@ -281,7 +291,7 @@
       <w:pPr>
         <w:pStyle w:val="Toc"/>
       </w:pPr>
-      <w:hyperlink w:anchor="section_23" w:history="1">
+      <w:hyperlink w:anchor="section_24" w:history="1">
         <w:r>
           <w:t xml:space="preserve">22. Instructions for Future LLMs</w:t>
         </w:r>
@@ -291,7 +301,7 @@
       <w:pPr>
         <w:pStyle w:val="Toc"/>
       </w:pPr>
-      <w:hyperlink w:anchor="section_24" w:history="1">
+      <w:hyperlink w:anchor="section_25" w:history="1">
         <w:r>
           <w:t xml:space="preserve">23. Current Project State</w:t>
         </w:r>
@@ -301,7 +311,7 @@
       <w:pPr>
         <w:pStyle w:val="Toc"/>
       </w:pPr>
-      <w:hyperlink w:anchor="section_25" w:history="1">
+      <w:hyperlink w:anchor="section_26" w:history="1">
         <w:r>
           <w:t xml:space="preserve">24. Changelog</w:t>
         </w:r>
@@ -316,11 +326,11 @@
       <w:pPr>
         <w:pStyle w:val="Heading1"/>
       </w:pPr>
-      <w:bookmarkStart w:id="33" w:name="section_1"/>
+      <w:bookmarkStart w:id="34" w:name="section_1"/>
       <w:r>
         <w:t xml:space="preserve">LifePilot – Master Project Context</w:t>
       </w:r>
-      <w:bookmarkEnd w:id="33"/>
+      <w:bookmarkEnd w:id="34"/>
     </w:p>
     <w:p>
       <w:pPr>
@@ -334,11 +344,11 @@
       <w:pPr>
         <w:pStyle w:val="Heading2"/>
       </w:pPr>
-      <w:bookmarkStart w:id="35" w:name="section_2"/>
+      <w:bookmarkStart w:id="36" w:name="section_2"/>
       <w:r>
         <w:t xml:space="preserve">1. Project Overview</w:t>
       </w:r>
-      <w:bookmarkEnd w:id="35"/>
+      <w:bookmarkEnd w:id="36"/>
     </w:p>
     <w:p>
       <w:pPr>
@@ -361,11 +371,11 @@
       <w:pPr>
         <w:pStyle w:val="Heading2"/>
       </w:pPr>
-      <w:bookmarkStart w:id="37" w:name="section_3"/>
+      <w:bookmarkStart w:id="38" w:name="section_3"/>
       <w:r>
         <w:t xml:space="preserve">2. Product Principles</w:t>
       </w:r>
-      <w:bookmarkEnd w:id="37"/>
+      <w:bookmarkEnd w:id="38"/>
     </w:p>
     <w:p>
       <w:pPr>
@@ -419,11 +429,11 @@
       <w:pPr>
         <w:pStyle w:val="Heading2"/>
       </w:pPr>
-      <w:bookmarkStart w:id="42" w:name="section_4"/>
+      <w:bookmarkStart w:id="43" w:name="section_4"/>
       <w:r>
         <w:t xml:space="preserve">3. Technology Stack</w:t>
       </w:r>
-      <w:bookmarkEnd w:id="42"/>
+      <w:bookmarkEnd w:id="43"/>
     </w:p>
     <w:p>
       <w:pPr>
@@ -889,11 +899,11 @@
       <w:pPr>
         <w:pStyle w:val="Heading2"/>
       </w:pPr>
-      <w:bookmarkStart w:id="46" w:name="section_5"/>
+      <w:bookmarkStart w:id="47" w:name="section_5"/>
       <w:r>
         <w:t xml:space="preserve">4. Architecture</w:t>
       </w:r>
-      <w:bookmarkEnd w:id="46"/>
+      <w:bookmarkEnd w:id="47"/>
     </w:p>
     <w:p>
       <w:pPr>
@@ -1049,11 +1059,11 @@
       <w:pPr>
         <w:pStyle w:val="Heading2"/>
       </w:pPr>
-      <w:bookmarkStart w:id="58" w:name="section_6"/>
+      <w:bookmarkStart w:id="59" w:name="section_6"/>
       <w:r>
         <w:t xml:space="preserve">5. Navigation</w:t>
       </w:r>
-      <w:bookmarkEnd w:id="58"/>
+      <w:bookmarkEnd w:id="59"/>
     </w:p>
     <w:p>
       <w:pPr>
@@ -1208,11 +1218,11 @@
       <w:pPr>
         <w:pStyle w:val="Heading2"/>
       </w:pPr>
-      <w:bookmarkStart w:id="60" w:name="section_7"/>
+      <w:bookmarkStart w:id="61" w:name="section_7"/>
       <w:r>
         <w:t xml:space="preserve">6. UI / Theme / Branding</w:t>
       </w:r>
-      <w:bookmarkEnd w:id="60"/>
+      <w:bookmarkEnd w:id="61"/>
     </w:p>
     <w:p>
       <w:pPr>
@@ -1341,11 +1351,11 @@
       <w:pPr>
         <w:pStyle w:val="Heading2"/>
       </w:pPr>
-      <w:bookmarkStart w:id="64" w:name="section_8"/>
+      <w:bookmarkStart w:id="65" w:name="section_8"/>
       <w:r>
         <w:t xml:space="preserve">7. Vehicle Manager</w:t>
       </w:r>
-      <w:bookmarkEnd w:id="64"/>
+      <w:bookmarkEnd w:id="65"/>
     </w:p>
     <w:p>
       <w:pPr>
@@ -1439,11 +1449,11 @@
       <w:pPr>
         <w:pStyle w:val="Heading2"/>
       </w:pPr>
-      <w:bookmarkStart w:id="67" w:name="section_9"/>
+      <w:bookmarkStart w:id="68" w:name="section_9"/>
       <w:r>
         <w:t xml:space="preserve">8. Personal Expense Manager</w:t>
       </w:r>
-      <w:bookmarkEnd w:id="67"/>
+      <w:bookmarkEnd w:id="68"/>
     </w:p>
     <w:p>
       <w:pPr>
@@ -1526,11 +1536,11 @@
       <w:pPr>
         <w:pStyle w:val="Heading2"/>
       </w:pPr>
-      <w:bookmarkStart w:id="69" w:name="section_10"/>
+      <w:bookmarkStart w:id="70" w:name="section_10"/>
       <w:r>
         <w:t xml:space="preserve">9. Tasks / To-Do</w:t>
       </w:r>
-      <w:bookmarkEnd w:id="69"/>
+      <w:bookmarkEnd w:id="70"/>
     </w:p>
     <w:p>
       <w:pPr>
@@ -1622,11 +1632,11 @@
       <w:pPr>
         <w:pStyle w:val="Heading2"/>
       </w:pPr>
-      <w:bookmarkStart w:id="71" w:name="section_11"/>
+      <w:bookmarkStart w:id="72" w:name="section_11"/>
       <w:r>
         <w:t xml:space="preserve">10. Database Architecture</w:t>
       </w:r>
-      <w:bookmarkEnd w:id="71"/>
+      <w:bookmarkEnd w:id="72"/>
     </w:p>
     <w:p>
       <w:pPr>
@@ -2346,11 +2356,11 @@
       <w:pPr>
         <w:pStyle w:val="Heading2"/>
       </w:pPr>
-      <w:bookmarkStart w:id="76" w:name="section_12"/>
+      <w:bookmarkStart w:id="77" w:name="section_12"/>
       <w:r>
         <w:t xml:space="preserve">11. File Storage</w:t>
       </w:r>
-      <w:bookmarkEnd w:id="76"/>
+      <w:bookmarkEnd w:id="77"/>
     </w:p>
     <w:p>
       <w:pPr>
@@ -2418,11 +2428,11 @@
       <w:pPr>
         <w:pStyle w:val="Heading2"/>
       </w:pPr>
-      <w:bookmarkStart w:id="78" w:name="section_13"/>
+      <w:bookmarkStart w:id="79" w:name="section_13"/>
       <w:r>
         <w:t xml:space="preserve">12. Notifications</w:t>
       </w:r>
-      <w:bookmarkEnd w:id="78"/>
+      <w:bookmarkEnd w:id="79"/>
     </w:p>
     <w:p>
       <w:pPr>
@@ -2533,11 +2543,90 @@
       <w:pPr>
         <w:pStyle w:val="Heading2"/>
       </w:pPr>
-      <w:bookmarkStart w:id="82" w:name="section_14"/>
+      <w:bookmarkStart w:id="83" w:name="section_14"/>
+      <w:r>
+        <w:t xml:space="preserve">12A. Backup &amp; Restore V1</w:t>
+      </w:r>
+      <w:bookmarkEnd w:id="83"/>
+    </w:p>
+    <w:p>
+      <w:pPr>
+        <w:pStyle w:val="Normal"/>
+      </w:pPr>
+      <w:r>
+        <w:t xml:space="preserve">Settings exposes a V2 Backup &amp; Restore screen. V1 creates a single </w:t>
+      </w:r>
+      <w:r>
+        <w:rPr>
+          <w:rStyle w:val="Code"/>
+        </w:rPr>
+        <w:t xml:space="preserve">.lpbackup</w:t>
+      </w:r>
+      <w:r>
+        <w:t xml:space="preserve"> JSON/Base64 package containing a consistent </w:t>
+      </w:r>
+      <w:r>
+        <w:rPr>
+          <w:rStyle w:val="Code"/>
+        </w:rPr>
+        <w:t xml:space="preserve">serializeAsync()</w:t>
+      </w:r>
+      <w:r>
+        <w:t xml:space="preserve"> snapshot of </w:t>
+      </w:r>
+      <w:r>
+        <w:rPr>
+          <w:rStyle w:val="Code"/>
+        </w:rPr>
+        <w:t xml:space="preserve">lifepilot.db</w:t>
+      </w:r>
+      <w:r>
+        <w:t xml:space="preserve">, all persistent files below the validated </w:t>
+      </w:r>
+      <w:r>
+        <w:rPr>
+          <w:rStyle w:val="Code"/>
+        </w:rPr>
+        <w:t xml:space="preserve">vehicle-photos</w:t>
+      </w:r>
+      <w:r>
+        <w:t xml:space="preserve"> root, a versioned manifest and SHA-256 plus byte size for every entry. This covers vehicle records/photos, service history/bills, insurance/PUC records and images, Personal Expenses, Tasks, categories and SQLite reminder preferences. Cache, staging, generated backups, credentials, build files, native notification inventory/permissions/channels and the separate device-local appearance preference database are excluded.</w:t>
+      </w:r>
+    </w:p>
+    <w:p>
+      <w:pPr>
+        <w:pStyle w:val="Normal"/>
+      </w:pPr>
+      <w:r>
+        <w:t xml:space="preserve">Restore inspection verifies structure, paths, counts, Base64 sizes, checksums, SQLite integrity and actual schema without changing active data. Schema v9 restores directly; older supported schemas use the existing migration function in isolation; newer schemas are rejected. Before replacement, the engine snapshots the current database and owned file tree. It writes through Expo SQLite's online backup API and replacement-restores only the owned file root, with database/file rollback on failure. The root coordinator unmounts navigation and reminder/task providers before authorizing replacement, blocks Android Back, releases suspension on failure and locks on a restart-required success screen.</w:t>
+      </w:r>
+    </w:p>
+    <w:p>
+      <w:pPr>
+        <w:pStyle w:val="Normal"/>
+      </w:pPr>
+      <w:r>
+        <w:t xml:space="preserve">Absolute attachment URIs in SQLite are safe across installations because storage helpers validate only the exact owner/path suffix and reconstruct files below the current </w:t>
+      </w:r>
+      <w:r>
+        <w:rPr>
+          <w:rStyle w:val="Code"/>
+        </w:rPr>
+        <w:t xml:space="preserve">Paths.document</w:t>
+      </w:r>
+      <w:r>
+        <w:t xml:space="preserve"> root. Restore resets the source device's notification permission-request flag and clears vehicle schedule/cleanup metadata while retaining user preferences and reminder sources. After restart, normal reconciliation uses the destination device's OS inventory to recreate eligible vehicle/task notifications; restore itself never requests permission. The JSON/Base64 implementation can use significant memory and still requires real Android testing for large packages, system pickers, online database replacement, rollback and restart behavior.</w:t>
+      </w:r>
+    </w:p>
+    <w:p>
+      <w:pPr>
+        <w:pStyle w:val="Heading2"/>
+      </w:pPr>
+      <w:bookmarkStart w:id="87" w:name="section_15"/>
       <w:r>
         <w:t xml:space="preserve">13. Testing</w:t>
       </w:r>
-      <w:bookmarkEnd w:id="82"/>
+      <w:bookmarkEnd w:id="87"/>
     </w:p>
     <w:p>
       <w:pPr>
@@ -2613,11 +2702,11 @@
       <w:pPr>
         <w:pStyle w:val="Heading2"/>
       </w:pPr>
-      <w:bookmarkStart w:id="85" w:name="section_15"/>
+      <w:bookmarkStart w:id="90" w:name="section_16"/>
       <w:r>
         <w:t xml:space="preserve">14. Development Environment</w:t>
       </w:r>
-      <w:bookmarkEnd w:id="85"/>
+      <w:bookmarkEnd w:id="90"/>
     </w:p>
     <w:p>
       <w:pPr>
@@ -2667,11 +2756,11 @@
       <w:pPr>
         <w:pStyle w:val="Heading2"/>
       </w:pPr>
-      <w:bookmarkStart w:id="87" w:name="section_16"/>
+      <w:bookmarkStart w:id="92" w:name="section_17"/>
       <w:r>
         <w:t xml:space="preserve">15. Git Workflow</w:t>
       </w:r>
-      <w:bookmarkEnd w:id="87"/>
+      <w:bookmarkEnd w:id="92"/>
     </w:p>
     <w:p>
       <w:pPr>
@@ -2748,11 +2837,11 @@
       <w:pPr>
         <w:pStyle w:val="Heading2"/>
       </w:pPr>
-      <w:bookmarkStart w:id="89" w:name="section_17"/>
+      <w:bookmarkStart w:id="94" w:name="section_18"/>
       <w:r>
         <w:t xml:space="preserve">16. Android / EAS Build System</w:t>
       </w:r>
-      <w:bookmarkEnd w:id="89"/>
+      <w:bookmarkEnd w:id="94"/>
     </w:p>
     <w:p>
       <w:pPr>
@@ -2909,11 +2998,11 @@
       <w:pPr>
         <w:pStyle w:val="Heading2"/>
       </w:pPr>
-      <w:bookmarkStart w:id="92" w:name="section_18"/>
+      <w:bookmarkStart w:id="97" w:name="section_19"/>
       <w:r>
         <w:t xml:space="preserve">17. APK Update Safety</w:t>
       </w:r>
-      <w:bookmarkEnd w:id="92"/>
+      <w:bookmarkEnd w:id="97"/>
     </w:p>
     <w:p>
       <w:pPr>
@@ -2981,11 +3070,11 @@
       <w:pPr>
         <w:pStyle w:val="Heading2"/>
       </w:pPr>
-      <w:bookmarkStart w:id="94" w:name="section_19"/>
+      <w:bookmarkStart w:id="99" w:name="section_20"/>
       <w:r>
         <w:t xml:space="preserve">18. Known Issues</w:t>
       </w:r>
-      <w:bookmarkEnd w:id="94"/>
+      <w:bookmarkEnd w:id="99"/>
     </w:p>
     <w:tbl>
       <w:tblPr>
@@ -3253,7 +3342,7 @@
               <w:pStyle w:val="TableBody"/>
             </w:pPr>
             <w:r>
-              <w:t xml:space="preserve">Planned</w:t>
+              <w:t xml:space="preserve">Needs device verification</w:t>
             </w:r>
           </w:p>
         </w:tc>
@@ -3267,7 +3356,7 @@
               <w:pStyle w:val="TableBody"/>
             </w:pPr>
             <w:r>
-              <w:t xml:space="preserve">Backup &amp; Restore</w:t>
+              <w:t xml:space="preserve">Backup &amp; Restore V1</w:t>
             </w:r>
           </w:p>
         </w:tc>
@@ -3281,7 +3370,7 @@
               <w:pStyle w:val="TableBody"/>
             </w:pPr>
             <w:r>
-              <w:t xml:space="preserve">There is no implemented transfer workflow for the SQLite database and owned photos/documents.</w:t>
+              <w:t xml:space="preserve">Create, inspect, replacement restore, rollback, cross-device path rebasing and restart locking are implemented and tested with native mocks.</w:t>
             </w:r>
           </w:p>
         </w:tc>
@@ -3295,7 +3384,7 @@
               <w:pStyle w:val="TableBody"/>
             </w:pPr>
             <w:r>
-              <w:t xml:space="preserve">Design a data-safe export/import format and validation flow before changing storage or schema.</w:t>
+              <w:t xml:space="preserve">Test system picker/export, large packages, online replacement, rollback and restart on Android with preserved installed data.</w:t>
             </w:r>
           </w:p>
         </w:tc>
@@ -3359,37 +3448,31 @@
       <w:pPr>
         <w:pStyle w:val="Heading2"/>
       </w:pPr>
-      <w:bookmarkStart w:id="96" w:name="section_20"/>
+      <w:bookmarkStart w:id="101" w:name="section_21"/>
       <w:r>
         <w:t xml:space="preserve">19. Future Roadmap</w:t>
       </w:r>
-      <w:bookmarkEnd w:id="96"/>
+      <w:bookmarkEnd w:id="101"/>
     </w:p>
     <w:p>
       <w:pPr>
         <w:pStyle w:val="Normal"/>
       </w:pPr>
       <w:r>
+        <w:t xml:space="preserve">Backup &amp; Restore V1 is implemented in source and awaits Android device validation. Future backup work may add streaming/archive packaging or encryption after V1 behavior is proven; cloud account and synchronization remain separate future work.</w:t>
+      </w:r>
+    </w:p>
+    <w:p>
+      <w:pPr>
+        <w:pStyle w:val="Normal"/>
+      </w:pPr>
+      <w:r>
+        <w:t xml:space="preserve">Other planned or future candidates are fuel/charging logs and reports; general vehicle document uploads; personal budgets, recurring entries, receipts and custom category editing; and task recurring items, subtasks, custom categories and attachments. These are </w:t>
+      </w:r>
+      <w:r>
         <w:rPr>
           <w:b/>
         </w:rPr>
-        <w:t xml:space="preserve">Next planned capability:</w:t>
-      </w:r>
-      <w:r>
-        <w:t xml:space="preserve"> Backup &amp; Restore so users can transfer LifePilot data, vehicle photos and stored documents to another phone. It is not implemented. The design must preserve ownership relationships, validate imported paths/data, avoid destructive replacement by default, and cover both database and owned files.</w:t>
-      </w:r>
-    </w:p>
-    <w:p>
-      <w:pPr>
-        <w:pStyle w:val="Normal"/>
-      </w:pPr>
-      <w:r>
-        <w:t xml:space="preserve">Other planned or future candidates are fuel/charging logs and reports; general vehicle document uploads; personal budgets, recurring entries, receipts and custom category editing; and task recurring items, subtasks, custom categories and attachments. These are </w:t>
-      </w:r>
-      <w:r>
-        <w:rPr>
-          <w:b/>
-        </w:rPr>
         <w:t xml:space="preserve">not implemented</w:t>
       </w:r>
       <w:r>
@@ -3400,11 +3483,11 @@
       <w:pPr>
         <w:pStyle w:val="Heading2"/>
       </w:pPr>
-      <w:bookmarkStart w:id="99" w:name="section_21"/>
+      <w:bookmarkStart w:id="104" w:name="section_22"/>
       <w:r>
         <w:t xml:space="preserve">20. Important Files</w:t>
       </w:r>
-      <w:bookmarkEnd w:id="99"/>
+      <w:bookmarkEnd w:id="104"/>
     </w:p>
     <w:tbl>
       <w:tblPr>
@@ -4002,11 +4085,11 @@
       <w:pPr>
         <w:pStyle w:val="Heading2"/>
       </w:pPr>
-      <w:bookmarkStart w:id="101" w:name="section_22"/>
+      <w:bookmarkStart w:id="106" w:name="section_23"/>
       <w:r>
         <w:t xml:space="preserve">21. Important Technical Decisions</w:t>
       </w:r>
-      <w:bookmarkEnd w:id="101"/>
+      <w:bookmarkEnd w:id="106"/>
     </w:p>
     <w:p>
       <w:pPr>
@@ -4509,11 +4592,11 @@
       <w:pPr>
         <w:pStyle w:val="Heading2"/>
       </w:pPr>
-      <w:bookmarkStart w:id="104" w:name="section_23"/>
+      <w:bookmarkStart w:id="109" w:name="section_24"/>
       <w:r>
         <w:t xml:space="preserve">22. Instructions for Future LLMs</w:t>
       </w:r>
-      <w:bookmarkEnd w:id="104"/>
+      <w:bookmarkEnd w:id="109"/>
     </w:p>
     <w:p>
       <w:pPr>
@@ -4527,11 +4610,11 @@
       <w:pPr>
         <w:pStyle w:val="Heading2"/>
       </w:pPr>
-      <w:bookmarkStart w:id="106" w:name="section_24"/>
+      <w:bookmarkStart w:id="111" w:name="section_25"/>
       <w:r>
         <w:t xml:space="preserve">23. Current Project State</w:t>
       </w:r>
-      <w:bookmarkEnd w:id="106"/>
+      <w:bookmarkEnd w:id="111"/>
     </w:p>
     <w:p>
       <w:pPr>
@@ -4548,7 +4631,7 @@
         <w:t xml:space="preserve">Completed in source:</w:t>
       </w:r>
       <w:r>
-        <w:t xml:space="preserve"> UI/UX V2 across Home, Tasks, Garage/Vehicle Detail, Personal Expenses, Vehicle Reminders/Settings, Settings/About and remaining vehicle forms; vehicle CRUD/photos/services/coverage; personal transactions and analytics; tasks; appearance themes; local reminder scheduling; Expo Go notification isolation; migrations through v9; and regression scripts.</w:t>
+        <w:t xml:space="preserve"> UI/UX V2 across Home, Tasks, Garage/Vehicle Detail, Personal Expenses, Vehicle Reminders/Settings, Settings/About and remaining vehicle forms; vehicle CRUD/photos/services/coverage; personal transactions and analytics; tasks; appearance themes; local reminder scheduling; Expo Go notification isolation; Backup &amp; Restore V1 create/inspect/replacement/rollback UI and engines; migrations through v9; and regression scripts.</w:t>
       </w:r>
     </w:p>
     <w:p>
@@ -4602,18 +4685,18 @@
         <w:t xml:space="preserve">Next:</w:t>
       </w:r>
       <w:r>
-        <w:t xml:space="preserve"> design and implement Backup &amp; Restore for transferring the database plus owned photos/documents between phones. Fuel/charging, general document uploads and cloud account/sync remain future work.</w:t>
+        <w:t xml:space="preserve"> complete real-device Backup &amp; Restore and final V2 regression testing. Fuel/charging, general document uploads and cloud account/sync remain future work.</w:t>
       </w:r>
     </w:p>
     <w:p>
       <w:pPr>
         <w:pStyle w:val="Heading2"/>
       </w:pPr>
-      <w:bookmarkStart w:id="111" w:name="section_25"/>
+      <w:bookmarkStart w:id="116" w:name="section_26"/>
       <w:r>
         <w:t xml:space="preserve">24. Changelog</w:t>
       </w:r>
-      <w:bookmarkEnd w:id="111"/>
+      <w:bookmarkEnd w:id="116"/>
     </w:p>
     <w:tbl>
       <w:tblPr>
@@ -4943,6 +5026,47 @@
             </w:pPr>
             <w:r>
               <w:t xml:space="preserve">Future transfer must include SQLite data and LifePilot-owned photos/documents; cloud account/sync remains later work.</w:t>
+            </w:r>
+          </w:p>
+        </w:tc>
+      </w:tr>
+      <w:tr>
+        <w:tc>
+          <w:tcPr>
+            <w:tcW w:w="1100" w:type="dxa"/>
+          </w:tcPr>
+          <w:p>
+            <w:pPr>
+              <w:pStyle w:val="TableBody"/>
+            </w:pPr>
+            <w:r>
+              <w:t xml:space="preserve">2026-09-21</w:t>
+            </w:r>
+          </w:p>
+        </w:tc>
+        <w:tc>
+          <w:tcPr>
+            <w:tcW w:w="1850" w:type="dxa"/>
+          </w:tcPr>
+          <w:p>
+            <w:pPr>
+              <w:pStyle w:val="TableBody"/>
+            </w:pPr>
+            <w:r>
+              <w:t xml:space="preserve">Implemented and audited Backup &amp; Restore V1.</w:t>
+            </w:r>
+          </w:p>
+        </w:tc>
+        <w:tc>
+          <w:tcPr>
+            <w:tcW w:w="6410" w:type="dxa"/>
+          </w:tcPr>
+          <w:p>
+            <w:pPr>
+              <w:pStyle w:val="TableBody"/>
+            </w:pPr>
+            <w:r>
+              <w:t xml:space="preserve">Adds checksummed portable packages, safe inspection, isolated migration, coordinated replacement/rollback, cross-device path rebasing and restart locking without a schema or dependency change.</w:t>
             </w:r>
           </w:p>
         </w:tc>

--- a/docs/LifePilot_Project_Guide.docx
+++ b/docs/LifePilot_Project_Guide.docx
@@ -33,7 +33,7 @@
         <w:spacing w:before="600"/>
       </w:pPr>
       <w:r>
-        <w:t xml:space="preserve">Last updated: 2026-09-21</w:t>
+        <w:t xml:space="preserve">Last updated: 2026-09-28</w:t>
       </w:r>
     </w:p>
     <w:p>
@@ -203,6 +203,16 @@
       </w:pPr>
       <w:hyperlink w:anchor="section_15" w:history="1">
         <w:r>
+          <w:t xml:space="preserve">Operation ownership and recovery persistence</w:t>
+        </w:r>
+      </w:hyperlink>
+    </w:p>
+    <w:p>
+      <w:pPr>
+        <w:pStyle w:val="Toc"/>
+      </w:pPr>
+      <w:hyperlink w:anchor="section_16" w:history="1">
+        <w:r>
           <w:t xml:space="preserve">13. Testing</w:t>
         </w:r>
       </w:hyperlink>
@@ -211,7 +221,7 @@
       <w:pPr>
         <w:pStyle w:val="Toc"/>
       </w:pPr>
-      <w:hyperlink w:anchor="section_16" w:history="1">
+      <w:hyperlink w:anchor="section_17" w:history="1">
         <w:r>
           <w:t xml:space="preserve">14. Development Environment</w:t>
         </w:r>
@@ -221,7 +231,7 @@
       <w:pPr>
         <w:pStyle w:val="Toc"/>
       </w:pPr>
-      <w:hyperlink w:anchor="section_17" w:history="1">
+      <w:hyperlink w:anchor="section_18" w:history="1">
         <w:r>
           <w:t xml:space="preserve">15. Git Workflow</w:t>
         </w:r>
@@ -231,7 +241,7 @@
       <w:pPr>
         <w:pStyle w:val="Toc"/>
       </w:pPr>
-      <w:hyperlink w:anchor="section_18" w:history="1">
+      <w:hyperlink w:anchor="section_19" w:history="1">
         <w:r>
           <w:t xml:space="preserve">16. Android / EAS Build System</w:t>
         </w:r>
@@ -241,7 +251,7 @@
       <w:pPr>
         <w:pStyle w:val="Toc"/>
       </w:pPr>
-      <w:hyperlink w:anchor="section_19" w:history="1">
+      <w:hyperlink w:anchor="section_20" w:history="1">
         <w:r>
           <w:t xml:space="preserve">17. APK Update Safety</w:t>
         </w:r>
@@ -251,7 +261,7 @@
       <w:pPr>
         <w:pStyle w:val="Toc"/>
       </w:pPr>
-      <w:hyperlink w:anchor="section_20" w:history="1">
+      <w:hyperlink w:anchor="section_21" w:history="1">
         <w:r>
           <w:t xml:space="preserve">18. Known Issues</w:t>
         </w:r>
@@ -261,7 +271,7 @@
       <w:pPr>
         <w:pStyle w:val="Toc"/>
       </w:pPr>
-      <w:hyperlink w:anchor="section_21" w:history="1">
+      <w:hyperlink w:anchor="section_22" w:history="1">
         <w:r>
           <w:t xml:space="preserve">19. Future Roadmap</w:t>
         </w:r>
@@ -271,7 +281,7 @@
       <w:pPr>
         <w:pStyle w:val="Toc"/>
       </w:pPr>
-      <w:hyperlink w:anchor="section_22" w:history="1">
+      <w:hyperlink w:anchor="section_23" w:history="1">
         <w:r>
           <w:t xml:space="preserve">20. Important Files</w:t>
         </w:r>
@@ -281,7 +291,7 @@
       <w:pPr>
         <w:pStyle w:val="Toc"/>
       </w:pPr>
-      <w:hyperlink w:anchor="section_23" w:history="1">
+      <w:hyperlink w:anchor="section_24" w:history="1">
         <w:r>
           <w:t xml:space="preserve">21. Important Technical Decisions</w:t>
         </w:r>
@@ -291,7 +301,7 @@
       <w:pPr>
         <w:pStyle w:val="Toc"/>
       </w:pPr>
-      <w:hyperlink w:anchor="section_24" w:history="1">
+      <w:hyperlink w:anchor="section_25" w:history="1">
         <w:r>
           <w:t xml:space="preserve">22. Instructions for Future LLMs</w:t>
         </w:r>
@@ -301,7 +311,7 @@
       <w:pPr>
         <w:pStyle w:val="Toc"/>
       </w:pPr>
-      <w:hyperlink w:anchor="section_25" w:history="1">
+      <w:hyperlink w:anchor="section_26" w:history="1">
         <w:r>
           <w:t xml:space="preserve">23. Current Project State</w:t>
         </w:r>
@@ -311,7 +321,7 @@
       <w:pPr>
         <w:pStyle w:val="Toc"/>
       </w:pPr>
-      <w:hyperlink w:anchor="section_26" w:history="1">
+      <w:hyperlink w:anchor="section_27" w:history="1">
         <w:r>
           <w:t xml:space="preserve">24. Changelog</w:t>
         </w:r>
@@ -326,29 +336,29 @@
       <w:pPr>
         <w:pStyle w:val="Heading1"/>
       </w:pPr>
-      <w:bookmarkStart w:id="34" w:name="section_1"/>
+      <w:bookmarkStart w:id="35" w:name="section_1"/>
       <w:r>
         <w:t xml:space="preserve">LifePilot – Master Project Context</w:t>
       </w:r>
-      <w:bookmarkEnd w:id="34"/>
+      <w:bookmarkEnd w:id="35"/>
     </w:p>
     <w:p>
       <w:pPr>
         <w:pStyle w:val="Normal"/>
       </w:pPr>
       <w:r>
-        <w:t xml:space="preserve">Last repository review: 2026-09-21. Source code is authoritative if this document becomes stale. This is a snapshot of the checked-out repository, not proof of behavior on an installed phone.</w:t>
+        <w:t xml:space="preserve">Last repository review: 2026-09-28. Source code is authoritative if this document becomes stale. This is a snapshot of the checked-out repository, not proof of behavior on an installed phone.</w:t>
       </w:r>
     </w:p>
     <w:p>
       <w:pPr>
         <w:pStyle w:val="Heading2"/>
       </w:pPr>
-      <w:bookmarkStart w:id="36" w:name="section_2"/>
+      <w:bookmarkStart w:id="37" w:name="section_2"/>
       <w:r>
         <w:t xml:space="preserve">1. Project Overview</w:t>
       </w:r>
-      <w:bookmarkEnd w:id="36"/>
+      <w:bookmarkEnd w:id="37"/>
     </w:p>
     <w:p>
       <w:pPr>
@@ -371,11 +381,11 @@
       <w:pPr>
         <w:pStyle w:val="Heading2"/>
       </w:pPr>
-      <w:bookmarkStart w:id="38" w:name="section_3"/>
+      <w:bookmarkStart w:id="39" w:name="section_3"/>
       <w:r>
         <w:t xml:space="preserve">2. Product Principles</w:t>
       </w:r>
-      <w:bookmarkEnd w:id="38"/>
+      <w:bookmarkEnd w:id="39"/>
     </w:p>
     <w:p>
       <w:pPr>
@@ -429,11 +439,11 @@
       <w:pPr>
         <w:pStyle w:val="Heading2"/>
       </w:pPr>
-      <w:bookmarkStart w:id="43" w:name="section_4"/>
+      <w:bookmarkStart w:id="44" w:name="section_4"/>
       <w:r>
         <w:t xml:space="preserve">3. Technology Stack</w:t>
       </w:r>
-      <w:bookmarkEnd w:id="43"/>
+      <w:bookmarkEnd w:id="44"/>
     </w:p>
     <w:p>
       <w:pPr>
@@ -899,11 +909,11 @@
       <w:pPr>
         <w:pStyle w:val="Heading2"/>
       </w:pPr>
-      <w:bookmarkStart w:id="47" w:name="section_5"/>
+      <w:bookmarkStart w:id="48" w:name="section_5"/>
       <w:r>
         <w:t xml:space="preserve">4. Architecture</w:t>
       </w:r>
-      <w:bookmarkEnd w:id="47"/>
+      <w:bookmarkEnd w:id="48"/>
     </w:p>
     <w:p>
       <w:pPr>
@@ -1059,11 +1069,11 @@
       <w:pPr>
         <w:pStyle w:val="Heading2"/>
       </w:pPr>
-      <w:bookmarkStart w:id="59" w:name="section_6"/>
+      <w:bookmarkStart w:id="60" w:name="section_6"/>
       <w:r>
         <w:t xml:space="preserve">5. Navigation</w:t>
       </w:r>
-      <w:bookmarkEnd w:id="59"/>
+      <w:bookmarkEnd w:id="60"/>
     </w:p>
     <w:p>
       <w:pPr>
@@ -1218,11 +1228,11 @@
       <w:pPr>
         <w:pStyle w:val="Heading2"/>
       </w:pPr>
-      <w:bookmarkStart w:id="61" w:name="section_7"/>
+      <w:bookmarkStart w:id="62" w:name="section_7"/>
       <w:r>
         <w:t xml:space="preserve">6. UI / Theme / Branding</w:t>
       </w:r>
-      <w:bookmarkEnd w:id="61"/>
+      <w:bookmarkEnd w:id="62"/>
     </w:p>
     <w:p>
       <w:pPr>
@@ -1351,11 +1361,11 @@
       <w:pPr>
         <w:pStyle w:val="Heading2"/>
       </w:pPr>
-      <w:bookmarkStart w:id="65" w:name="section_8"/>
+      <w:bookmarkStart w:id="66" w:name="section_8"/>
       <w:r>
         <w:t xml:space="preserve">7. Vehicle Manager</w:t>
       </w:r>
-      <w:bookmarkEnd w:id="65"/>
+      <w:bookmarkEnd w:id="66"/>
     </w:p>
     <w:p>
       <w:pPr>
@@ -1449,11 +1459,11 @@
       <w:pPr>
         <w:pStyle w:val="Heading2"/>
       </w:pPr>
-      <w:bookmarkStart w:id="68" w:name="section_9"/>
+      <w:bookmarkStart w:id="69" w:name="section_9"/>
       <w:r>
         <w:t xml:space="preserve">8. Personal Expense Manager</w:t>
       </w:r>
-      <w:bookmarkEnd w:id="68"/>
+      <w:bookmarkEnd w:id="69"/>
     </w:p>
     <w:p>
       <w:pPr>
@@ -1536,11 +1546,11 @@
       <w:pPr>
         <w:pStyle w:val="Heading2"/>
       </w:pPr>
-      <w:bookmarkStart w:id="70" w:name="section_10"/>
+      <w:bookmarkStart w:id="71" w:name="section_10"/>
       <w:r>
         <w:t xml:space="preserve">9. Tasks / To-Do</w:t>
       </w:r>
-      <w:bookmarkEnd w:id="70"/>
+      <w:bookmarkEnd w:id="71"/>
     </w:p>
     <w:p>
       <w:pPr>
@@ -1632,11 +1642,11 @@
       <w:pPr>
         <w:pStyle w:val="Heading2"/>
       </w:pPr>
-      <w:bookmarkStart w:id="72" w:name="section_11"/>
+      <w:bookmarkStart w:id="73" w:name="section_11"/>
       <w:r>
         <w:t xml:space="preserve">10. Database Architecture</w:t>
       </w:r>
-      <w:bookmarkEnd w:id="72"/>
+      <w:bookmarkEnd w:id="73"/>
     </w:p>
     <w:p>
       <w:pPr>
@@ -2356,11 +2366,11 @@
       <w:pPr>
         <w:pStyle w:val="Heading2"/>
       </w:pPr>
-      <w:bookmarkStart w:id="77" w:name="section_12"/>
+      <w:bookmarkStart w:id="78" w:name="section_12"/>
       <w:r>
         <w:t xml:space="preserve">11. File Storage</w:t>
       </w:r>
-      <w:bookmarkEnd w:id="77"/>
+      <w:bookmarkEnd w:id="78"/>
     </w:p>
     <w:p>
       <w:pPr>
@@ -2428,11 +2438,11 @@
       <w:pPr>
         <w:pStyle w:val="Heading2"/>
       </w:pPr>
-      <w:bookmarkStart w:id="79" w:name="section_13"/>
+      <w:bookmarkStart w:id="80" w:name="section_13"/>
       <w:r>
         <w:t xml:space="preserve">12. Notifications</w:t>
       </w:r>
-      <w:bookmarkEnd w:id="79"/>
+      <w:bookmarkEnd w:id="80"/>
     </w:p>
     <w:p>
       <w:pPr>
@@ -2543,11 +2553,11 @@
       <w:pPr>
         <w:pStyle w:val="Heading2"/>
       </w:pPr>
-      <w:bookmarkStart w:id="83" w:name="section_14"/>
+      <w:bookmarkStart w:id="84" w:name="section_14"/>
       <w:r>
         <w:t xml:space="preserve">12A. Backup &amp; Restore V1</w:t>
       </w:r>
-      <w:bookmarkEnd w:id="83"/>
+      <w:bookmarkEnd w:id="84"/>
     </w:p>
     <w:p>
       <w:pPr>
@@ -2598,7 +2608,7 @@
         <w:pStyle w:val="Normal"/>
       </w:pPr>
       <w:r>
-        <w:t xml:space="preserve">Restore inspection verifies structure, paths, counts, Base64 sizes, checksums, SQLite integrity and actual schema without changing active data. Schema v9 restores directly; older supported schemas use the existing migration function in isolation; newer schemas are rejected. Before replacement, the engine snapshots the current database and owned file tree. It writes through Expo SQLite's online backup API and replacement-restores only the owned file root, with database/file rollback on failure. The root coordinator unmounts navigation and reminder/task providers before authorizing replacement, blocks Android Back, releases suspension on failure and locks on a restart-required success screen.</w:t>
+        <w:t xml:space="preserve">Restore inspection verifies structure, paths, counts, Base64 sizes, checksums, SQLite integrity and actual schema without changing active data. Schema v9 restores directly; older supported schemas use the existing migration function in isolation; newer schemas are rejected. Before replacement, the engine snapshots the current database and owned file tree. It writes through Expo SQLite's online backup API and replacement-restores only the owned file root, with database/file rollback on failure. The root coordinator synchronously closes mutation admission, unmounts navigation/providers and awaits the central activity drain before authorizing replacement. Recoverable failures release ownership; successful restore keeps the restart-required lock. Catastrophic rollback failure retains exclusive ownership and a recovery screen that blocks Android Back and instructs the user to stop using LifePilot and close it without claiming that reopening repairs data.</w:t>
       </w:r>
     </w:p>
     <w:p>
@@ -2620,13 +2630,81 @@
     </w:p>
     <w:p>
       <w:pPr>
+        <w:pStyle w:val="Heading3"/>
+      </w:pPr>
+      <w:bookmarkStart w:id="88" w:name="section_15"/>
+      <w:r>
+        <w:t xml:space="preserve">Operation ownership and recovery persistence</w:t>
+      </w:r>
+      <w:bookmarkEnd w:id="88"/>
+    </w:p>
+    <w:p>
+      <w:pPr>
+        <w:pStyle w:val="Normal"/>
+      </w:pPr>
+      <w:r>
+        <w:rPr>
+          <w:rStyle w:val="Code"/>
+        </w:rPr>
+        <w:t xml:space="preserve">src/features/activity/operation-lifecycle.ts</w:t>
+      </w:r>
+      <w:r>
+        <w:t xml:space="preserve"> provides normal/suspending/exclusive/resuming states, exception-safe leases, explicit shared </w:t>
+      </w:r>
+      <w:r>
+        <w:rPr>
+          <w:rStyle w:val="Code"/>
+        </w:rPr>
+        <w:t xml:space="preserve">OperationContext</w:t>
+      </w:r>
+      <w:r>
+        <w:t xml:space="preserve"> values and identity-validated exclusive authorization. Whole vehicle workflows, repository mutations, private connection closure, filesystem/error cleanup, personal/task mutations, reminder writes and reconciliation, permission continuations, cleanup retries and backup creation are covered. Nested helpers share the admitted context and may finish during suspension. New operations are rejected synchronously; queued task reconciliation is invalidated by suspension. Reads and the separate appearance preference database remain outside the mutation barrier. Startup migration precedes application operations; staged restore migration runs under exclusive ownership. No schema change, dependency addition or backup-format change was required.</w:t>
+      </w:r>
+    </w:p>
+    <w:p>
+      <w:pPr>
+        <w:pStyle w:val="Normal"/>
+      </w:pPr>
+      <w:r>
+        <w:t xml:space="preserve">Each restore persists a unique private </w:t>
+      </w:r>
+      <w:r>
+        <w:rPr>
+          <w:rStyle w:val="Code"/>
+        </w:rPr>
+        <w:t xml:space="preserve">lifepilot-recovery/restore-&lt;UUID&gt;</w:t>
+      </w:r>
+      <w:r>
+        <w:t xml:space="preserve"> set containing previous SQLite bytes, previous owned files, incoming staging and versioned phase/path metadata before replacing active data. Copies are read back and the saved database checked. Successful restore and verified rollback clean only that attempt's artifacts; rollback failure retains them and a typed </w:t>
+      </w:r>
+      <w:r>
+        <w:rPr>
+          <w:rStyle w:val="Code"/>
+        </w:rPr>
+        <w:t xml:space="preserve">RollbackFailureError</w:t>
+      </w:r>
+      <w:r>
+        <w:t xml:space="preserve"> keeps the process locked. Later attempts never erase older recovery sets. There is no automatic recovery or startup validation of retained sets, so reopening after catastrophe does not prove data consistency. See </w:t>
+      </w:r>
+      <w:r>
+        <w:rPr>
+          <w:rStyle w:val="Code"/>
+        </w:rPr>
+        <w:t xml:space="preserve">docs/BACKUP_FORMAT.md</w:t>
+      </w:r>
+      <w:r>
+        <w:t xml:space="preserve"> for the complete lease contract, boundaries, artifact lifecycle and testing limits.</w:t>
+      </w:r>
+    </w:p>
+    <w:p>
+      <w:pPr>
         <w:pStyle w:val="Heading2"/>
       </w:pPr>
-      <w:bookmarkStart w:id="87" w:name="section_15"/>
+      <w:bookmarkStart w:id="91" w:name="section_16"/>
       <w:r>
         <w:t xml:space="preserve">13. Testing</w:t>
       </w:r>
-      <w:bookmarkEnd w:id="87"/>
+      <w:bookmarkEnd w:id="91"/>
     </w:p>
     <w:p>
       <w:pPr>
@@ -2687,7 +2765,7 @@
         <w:t xml:space="preserve">tests/</w:t>
       </w:r>
       <w:r>
-        <w:t xml:space="preserve"> directory or Jest script.</w:t>
+        <w:t xml:space="preserve"> directory or Jest script. Operation lifecycle and restore-session regression scripts now exercise cross-domain races, queue invalidation, cleanup/private-connection drain and locked outcomes; restore tests cover persistent recovery material and collision isolation. The shared test loader preserves module identity for operation contexts. Native APIs and Back handling are mocked in these tests.</w:t>
       </w:r>
     </w:p>
     <w:p>
@@ -2702,11 +2780,11 @@
       <w:pPr>
         <w:pStyle w:val="Heading2"/>
       </w:pPr>
-      <w:bookmarkStart w:id="90" w:name="section_16"/>
+      <w:bookmarkStart w:id="94" w:name="section_17"/>
       <w:r>
         <w:t xml:space="preserve">14. Development Environment</w:t>
       </w:r>
-      <w:bookmarkEnd w:id="90"/>
+      <w:bookmarkEnd w:id="94"/>
     </w:p>
     <w:p>
       <w:pPr>
@@ -2756,11 +2834,11 @@
       <w:pPr>
         <w:pStyle w:val="Heading2"/>
       </w:pPr>
-      <w:bookmarkStart w:id="92" w:name="section_17"/>
+      <w:bookmarkStart w:id="96" w:name="section_18"/>
       <w:r>
         <w:t xml:space="preserve">15. Git Workflow</w:t>
       </w:r>
-      <w:bookmarkEnd w:id="92"/>
+      <w:bookmarkEnd w:id="96"/>
     </w:p>
     <w:p>
       <w:pPr>
@@ -2837,11 +2915,11 @@
       <w:pPr>
         <w:pStyle w:val="Heading2"/>
       </w:pPr>
-      <w:bookmarkStart w:id="94" w:name="section_18"/>
+      <w:bookmarkStart w:id="98" w:name="section_19"/>
       <w:r>
         <w:t xml:space="preserve">16. Android / EAS Build System</w:t>
       </w:r>
-      <w:bookmarkEnd w:id="94"/>
+      <w:bookmarkEnd w:id="98"/>
     </w:p>
     <w:p>
       <w:pPr>
@@ -2998,11 +3076,11 @@
       <w:pPr>
         <w:pStyle w:val="Heading2"/>
       </w:pPr>
-      <w:bookmarkStart w:id="97" w:name="section_19"/>
+      <w:bookmarkStart w:id="101" w:name="section_20"/>
       <w:r>
         <w:t xml:space="preserve">17. APK Update Safety</w:t>
       </w:r>
-      <w:bookmarkEnd w:id="97"/>
+      <w:bookmarkEnd w:id="101"/>
     </w:p>
     <w:p>
       <w:pPr>
@@ -3070,11 +3148,11 @@
       <w:pPr>
         <w:pStyle w:val="Heading2"/>
       </w:pPr>
-      <w:bookmarkStart w:id="99" w:name="section_20"/>
+      <w:bookmarkStart w:id="103" w:name="section_21"/>
       <w:r>
         <w:t xml:space="preserve">18. Known Issues</w:t>
       </w:r>
-      <w:bookmarkEnd w:id="99"/>
+      <w:bookmarkEnd w:id="103"/>
     </w:p>
     <w:tbl>
       <w:tblPr>
@@ -3370,7 +3448,7 @@
               <w:pStyle w:val="TableBody"/>
             </w:pPr>
             <w:r>
-              <w:t xml:space="preserve">Create, inspect, replacement restore, rollback, cross-device path rebasing and restart locking are implemented and tested with native mocks.</w:t>
+              <w:t xml:space="preserve">Create/inspect/restore, operation drain, persistent rollback, catastrophic lock and cross-device paths are implemented with automated/mock coverage; retained recovery sets have no automatic recovery UI.</w:t>
             </w:r>
           </w:p>
         </w:tc>
@@ -3384,7 +3462,7 @@
               <w:pStyle w:val="TableBody"/>
             </w:pPr>
             <w:r>
-              <w:t xml:space="preserve">Test system picker/export, large packages, online replacement, rollback and restart on Android with preserved installed data.</w:t>
+              <w:t xml:space="preserve">Test picker/export, large packages, concurrent operations, low storage, online replacement, rollback failure, retained artifacts and interruption/restart on Android with preserved installed data.</w:t>
             </w:r>
           </w:p>
         </w:tc>
@@ -3448,11 +3526,11 @@
       <w:pPr>
         <w:pStyle w:val="Heading2"/>
       </w:pPr>
-      <w:bookmarkStart w:id="101" w:name="section_21"/>
+      <w:bookmarkStart w:id="105" w:name="section_22"/>
       <w:r>
         <w:t xml:space="preserve">19. Future Roadmap</w:t>
       </w:r>
-      <w:bookmarkEnd w:id="101"/>
+      <w:bookmarkEnd w:id="105"/>
     </w:p>
     <w:p>
       <w:pPr>
@@ -3483,11 +3561,11 @@
       <w:pPr>
         <w:pStyle w:val="Heading2"/>
       </w:pPr>
-      <w:bookmarkStart w:id="104" w:name="section_22"/>
+      <w:bookmarkStart w:id="108" w:name="section_23"/>
       <w:r>
         <w:t xml:space="preserve">20. Important Files</w:t>
       </w:r>
-      <w:bookmarkEnd w:id="104"/>
+      <w:bookmarkEnd w:id="108"/>
     </w:p>
     <w:tbl>
       <w:tblPr>
@@ -4085,11 +4163,11 @@
       <w:pPr>
         <w:pStyle w:val="Heading2"/>
       </w:pPr>
-      <w:bookmarkStart w:id="106" w:name="section_23"/>
+      <w:bookmarkStart w:id="110" w:name="section_24"/>
       <w:r>
         <w:t xml:space="preserve">21. Important Technical Decisions</w:t>
       </w:r>
-      <w:bookmarkEnd w:id="106"/>
+      <w:bookmarkEnd w:id="110"/>
     </w:p>
     <w:p>
       <w:pPr>
@@ -4592,11 +4670,11 @@
       <w:pPr>
         <w:pStyle w:val="Heading2"/>
       </w:pPr>
-      <w:bookmarkStart w:id="109" w:name="section_24"/>
+      <w:bookmarkStart w:id="113" w:name="section_25"/>
       <w:r>
         <w:t xml:space="preserve">22. Instructions for Future LLMs</w:t>
       </w:r>
-      <w:bookmarkEnd w:id="109"/>
+      <w:bookmarkEnd w:id="113"/>
     </w:p>
     <w:p>
       <w:pPr>
@@ -4610,11 +4688,11 @@
       <w:pPr>
         <w:pStyle w:val="Heading2"/>
       </w:pPr>
-      <w:bookmarkStart w:id="111" w:name="section_25"/>
+      <w:bookmarkStart w:id="115" w:name="section_26"/>
       <w:r>
         <w:t xml:space="preserve">23. Current Project State</w:t>
       </w:r>
-      <w:bookmarkEnd w:id="111"/>
+      <w:bookmarkEnd w:id="115"/>
     </w:p>
     <w:p>
       <w:pPr>
@@ -4631,7 +4709,7 @@
         <w:t xml:space="preserve">Completed in source:</w:t>
       </w:r>
       <w:r>
-        <w:t xml:space="preserve"> UI/UX V2 across Home, Tasks, Garage/Vehicle Detail, Personal Expenses, Vehicle Reminders/Settings, Settings/About and remaining vehicle forms; vehicle CRUD/photos/services/coverage; personal transactions and analytics; tasks; appearance themes; local reminder scheduling; Expo Go notification isolation; Backup &amp; Restore V1 create/inspect/replacement/rollback UI and engines; migrations through v9; and regression scripts.</w:t>
+        <w:t xml:space="preserve"> UI/UX V2 across Home, Tasks, Garage/Vehicle Detail, Personal Expenses, Vehicle Reminders/Settings, Settings/About and remaining vehicle forms; vehicle CRUD/photos/services/coverage; personal transactions and analytics; tasks; appearance themes; local reminder scheduling; Expo Go notification isolation; Backup &amp; Restore V1 create/inspect/replacement/rollback UI and engines, shared mutation leases/exclusive maintenance and persistent catastrophic recovery material; migrations through v9; and regression scripts.</w:t>
       </w:r>
     </w:p>
     <w:p>
@@ -4685,18 +4763,18 @@
         <w:t xml:space="preserve">Next:</w:t>
       </w:r>
       <w:r>
-        <w:t xml:space="preserve"> complete real-device Backup &amp; Restore and final V2 regression testing. Fuel/charging, general document uploads and cloud account/sync remain future work.</w:t>
+        <w:t xml:space="preserve"> complete real-device Backup &amp; Restore safety tests (including in-flight operations, rollback failure and process interruption) and final V2 regression testing. Fuel/charging, general document uploads and cloud account/sync remain future work.</w:t>
       </w:r>
     </w:p>
     <w:p>
       <w:pPr>
         <w:pStyle w:val="Heading2"/>
       </w:pPr>
-      <w:bookmarkStart w:id="116" w:name="section_26"/>
+      <w:bookmarkStart w:id="120" w:name="section_27"/>
       <w:r>
         <w:t xml:space="preserve">24. Changelog</w:t>
       </w:r>
-      <w:bookmarkEnd w:id="116"/>
+      <w:bookmarkEnd w:id="120"/>
     </w:p>
     <w:tbl>
       <w:tblPr>
@@ -5067,6 +5145,50 @@
             </w:pPr>
             <w:r>
               <w:t xml:space="preserve">Adds checksummed portable packages, safe inspection, isolated migration, coordinated replacement/rollback, cross-device path rebasing and restart locking without a schema or dependency change.</w:t>
+            </w:r>
+          </w:p>
+        </w:tc>
+      </w:tr>
+      <w:tr>
+        <w:tc>
+          <w:tcPr>
+            <w:tcW w:w="1100" w:type="dxa"/>
+            <w:shd w:fill="F7FAF8"/>
+          </w:tcPr>
+          <w:p>
+            <w:pPr>
+              <w:pStyle w:val="TableBody"/>
+            </w:pPr>
+            <w:r>
+              <w:t xml:space="preserve">2026-09-28</w:t>
+            </w:r>
+          </w:p>
+        </w:tc>
+        <w:tc>
+          <w:tcPr>
+            <w:tcW w:w="1850" w:type="dxa"/>
+            <w:shd w:fill="F7FAF8"/>
+          </w:tcPr>
+          <w:p>
+            <w:pPr>
+              <w:pStyle w:val="TableBody"/>
+            </w:pPr>
+            <w:r>
+              <w:t xml:space="preserve">Added cross-domain operation lifecycle and exclusive restore maintenance.</w:t>
+            </w:r>
+          </w:p>
+        </w:tc>
+        <w:tc>
+          <w:tcPr>
+            <w:tcW w:w="6410" w:type="dxa"/>
+            <w:shd w:fill="F7FAF8"/>
+          </w:tcPr>
+          <w:p>
+            <w:pPr>
+              <w:pStyle w:val="TableBody"/>
+            </w:pPr>
+            <w:r>
+              <w:t xml:space="preserve">Whole-operation leases drain admitted mutations/cleanup, invalidate queued task passes, and authorize restore only under exclusive ownership. Persistent rollback sets survive catastrophic failure; the process stays locked. Added race/recovery tests and corrected restore documentation; schema v9 and backup format are unchanged.</w:t>
             </w:r>
           </w:p>
         </w:tc>

--- a/docs/LifePilot_Project_Guide.docx
+++ b/docs/LifePilot_Project_Guide.docx
@@ -33,7 +33,7 @@
         <w:spacing w:before="600"/>
       </w:pPr>
       <w:r>
-        <w:t xml:space="preserve">Last updated: 2026-09-28</w:t>
+        <w:t xml:space="preserve">Last updated: 2026-09-29</w:t>
       </w:r>
     </w:p>
     <w:p>
@@ -347,7 +347,7 @@
         <w:pStyle w:val="Normal"/>
       </w:pPr>
       <w:r>
-        <w:t xml:space="preserve">Last repository review: 2026-09-28. Source code is authoritative if this document becomes stale. This is a snapshot of the checked-out repository, not proof of behavior on an installed phone.</w:t>
+        <w:t xml:space="preserve">Last repository review: 2026-09-29. Source code is authoritative if this document becomes stale. This is a snapshot of the checked-out repository, not proof of behavior on an installed phone.</w:t>
       </w:r>
     </w:p>
     <w:p>
@@ -1221,7 +1221,7 @@
         <w:t xml:space="preserve">src/app/vehicle/module.tsx</w:t>
       </w:r>
       <w:r>
-        <w:t xml:space="preserve"> remains a placeholder route for some module keys; inspect actual route targets before describing a module as complete.</w:t>
+        <w:t xml:space="preserve"> redirects supported service, insurance and fuel module links to their dedicated routes; unknown keys show an unavailable state.</w:t>
       </w:r>
     </w:p>
     <w:p>
@@ -1443,27 +1443,141 @@
         <w:pStyle w:val="Normal"/>
       </w:pPr>
       <w:r>
-        <w:t xml:space="preserve">Fuel/charging logs and reports are </w:t>
+        <w:t xml:space="preserve">Fuel / Charging V1 Stage 1 data/domain foundation is implemented in </w:t>
+      </w:r>
+      <w:r>
+        <w:rPr>
+          <w:rStyle w:val="Code"/>
+        </w:rPr>
+        <w:t xml:space="preserve">vehicle-fuel.ts</w:t>
+      </w:r>
+      <w:r>
+        <w:t xml:space="preserve">, </w:t>
+      </w:r>
+      <w:r>
+        <w:rPr>
+          <w:rStyle w:val="Code"/>
+        </w:rPr>
+        <w:t xml:space="preserve">fuel-entry.ts</w:t>
+      </w:r>
+      <w:r>
+        <w:t xml:space="preserve"> and </w:t>
+      </w:r>
+      <w:r>
+        <w:rPr>
+          <w:rStyle w:val="Code"/>
+        </w:rPr>
+        <w:t xml:space="preserve">fuel-calculations.ts</w:t>
+      </w:r>
+      <w:r>
+        <w:t xml:space="preserve">: scoped CRUD/history/summaries, validation, lifecycle leases and conservative full-to-full calculations. Stage 2 UI is implemented: Vehicle Detail opens </w:t>
+      </w:r>
+      <w:r>
+        <w:rPr>
+          <w:rStyle w:val="Code"/>
+        </w:rPr>
+        <w:t xml:space="preserve">/vehicle/fuel</w:t>
+      </w:r>
+      <w:r>
+        <w:t xml:space="preserve"> with adaptive Fuel/Charging labels, dashboard summaries, recent entries, virtualized cursor history, details and validated add/edit/confirmed delete. The shared V2 controls preserve appearance support. Total paid remains authoritative; exact derived prices are previews, and efficiency displays only for valid dated intervals. Reports remain planned. Vehicle photo management works. General-purpose vehicle document uploads remain planned even though insurance/PUC document photos and service bill images are implemented. Older placeholder metadata for service and insurance does not override their implemented dedicated routes and repositories. Device behavior for current photo/document and notification flows still needs final verification.</w:t>
+      </w:r>
+    </w:p>
+    <w:p>
+      <w:pPr>
+        <w:pStyle w:val="Heading2"/>
+      </w:pPr>
+      <w:bookmarkStart w:id="69" w:name="section_9"/>
+      <w:r>
+        <w:t xml:space="preserve">8. Personal Expense Manager</w:t>
+      </w:r>
+      <w:bookmarkEnd w:id="69"/>
+    </w:p>
+    <w:p>
+      <w:pPr>
+        <w:pStyle w:val="Normal"/>
+      </w:pPr>
+      <w:r>
+        <w:rPr>
+          <w:rStyle w:val="Code"/>
+        </w:rPr>
+        <w:t xml:space="preserve">/personal</w:t>
+      </w:r>
+      <w:r>
+        <w:t xml:space="preserve"> displays a V2 selected-month dashboard with prominent balance, income, expenses, counts, category breakdowns, top spending, previous-month comparison, six-month trend, deterministic insights, and recent entries. Empty analytics use meaningful empty states instead of zero-only charts. Add/details/edit/confirmed delete support income and expense transactions, seeded typed categories, optional description/notes, and Cash, UPI, Credit Card, Debit Card, Bank Transfer, or Other payment method. History filters by type/month/category and uses a </w:t>
+      </w:r>
+      <w:r>
+        <w:rPr>
+          <w:rStyle w:val="Code"/>
+        </w:rPr>
+        <w:t xml:space="preserve">FlatList</w:t>
+      </w:r>
+      <w:r>
+        <w:t xml:space="preserve"> with 40-row keyset pages. Amounts are </w:t>
       </w:r>
       <w:r>
         <w:rPr>
           <w:b/>
         </w:rPr>
-        <w:t xml:space="preserve">not implemented</w:t>
-      </w:r>
-      <w:r>
-        <w:t xml:space="preserve">; the exposed Fuel / Charging destination intentionally shows the existing coming-later state. Vehicle photo management works. General-purpose vehicle document uploads remain planned even though insurance/PUC document photos and service bill images are implemented. Older placeholder metadata for service and insurance does not override their implemented dedicated routes and repositories. Device behavior for current photo/document and notification flows still needs final verification.</w:t>
+        <w:t xml:space="preserve">integer paise</w:t>
+      </w:r>
+      <w:r>
+        <w:t xml:space="preserve">, parsed without rounding; aggregate values use SQLite integer sums and decimal strings/BigInt in analytics. Dates are local </w:t>
+      </w:r>
+      <w:r>
+        <w:rPr>
+          <w:rStyle w:val="Code"/>
+        </w:rPr>
+        <w:t xml:space="preserve">YYYY-MM-DD</w:t>
+      </w:r>
+      <w:r>
+        <w:t xml:space="preserve">; timestamps are stored separately. Main files: </w:t>
+      </w:r>
+      <w:r>
+        <w:rPr>
+          <w:rStyle w:val="Code"/>
+        </w:rPr>
+        <w:t xml:space="preserve">src/database/personal*.ts</w:t>
+      </w:r>
+      <w:r>
+        <w:t xml:space="preserve">, </w:t>
+      </w:r>
+      <w:r>
+        <w:rPr>
+          <w:rStyle w:val="Code"/>
+        </w:rPr>
+        <w:t xml:space="preserve">src/features/personal/*</w:t>
+      </w:r>
+      <w:r>
+        <w:t xml:space="preserve">, </w:t>
+      </w:r>
+      <w:r>
+        <w:rPr>
+          <w:rStyle w:val="Code"/>
+        </w:rPr>
+        <w:t xml:space="preserve">src/app/personal/*</w:t>
+      </w:r>
+      <w:r>
+        <w:t xml:space="preserve">, </w:t>
+      </w:r>
+      <w:r>
+        <w:rPr>
+          <w:rStyle w:val="Code"/>
+        </w:rPr>
+        <w:t xml:space="preserve">src/components/personal/*</w:t>
+      </w:r>
+      <w:r>
+        <w:t xml:space="preserve">. Vehicle expenses remain separate unless a future deliberate architecture change is made. Custom category editing, budgets, recurring entries, and receipts are not implemented.</w:t>
       </w:r>
     </w:p>
     <w:p>
       <w:pPr>
         <w:pStyle w:val="Heading2"/>
       </w:pPr>
-      <w:bookmarkStart w:id="69" w:name="section_9"/>
-      <w:r>
-        <w:t xml:space="preserve">8. Personal Expense Manager</w:t>
-      </w:r>
-      <w:bookmarkEnd w:id="69"/>
+      <w:bookmarkStart w:id="71" w:name="section_10"/>
+      <w:r>
+        <w:t xml:space="preserve">9. Tasks / To-Do</w:t>
+      </w:r>
+      <w:bookmarkEnd w:id="71"/>
     </w:p>
     <w:p>
       <w:pPr>
@@ -1473,220 +1587,133 @@
         <w:rPr>
           <w:rStyle w:val="Code"/>
         </w:rPr>
-        <w:t xml:space="preserve">/personal</w:t>
-      </w:r>
-      <w:r>
-        <w:t xml:space="preserve"> displays a V2 selected-month dashboard with prominent balance, income, expenses, counts, category breakdowns, top spending, previous-month comparison, six-month trend, deterministic insights, and recent entries. Empty analytics use meaningful empty states instead of zero-only charts. Add/details/edit/confirmed delete support income and expense transactions, seeded typed categories, optional description/notes, and Cash, UPI, Credit Card, Debit Card, Bank Transfer, or Other payment method. History filters by type/month/category and uses a </w:t>
-      </w:r>
-      <w:r>
-        <w:rPr>
-          <w:rStyle w:val="Code"/>
-        </w:rPr>
-        <w:t xml:space="preserve">FlatList</w:t>
-      </w:r>
-      <w:r>
-        <w:t xml:space="preserve"> with 40-row keyset pages. Amounts are </w:t>
+        <w:t xml:space="preserve">/tasks</w:t>
+      </w:r>
+      <w:r>
+        <w:t xml:space="preserve"> uses a V2 task-first dashboard. Today, Upcoming and All remain top-level; Overdue, No due date, Completed, category and priority filters live in a compact filter panel with active-filter display and reset. Task cards show available due date/time, category, priority and completion state; empty views use </w:t>
+      </w:r>
+      <w:r>
+        <w:rPr>
+          <w:rStyle w:val="Code"/>
+        </w:rPr>
+        <w:t xml:space="preserve">EmptyState</w:t>
+      </w:r>
+      <w:r>
+        <w:t xml:space="preserve">; both dashboard and empty-state primary actions use the consistent </w:t>
+      </w:r>
+      <w:r>
+        <w:rPr>
+          <w:rStyle w:val="Code"/>
+        </w:rPr>
+        <w:t xml:space="preserve">+ Add Task</w:t>
+      </w:r>
+      <w:r>
+        <w:t xml:space="preserve"> presentation. Add/edit/details support title, optional description/category/date/time, low/medium/high priority, completion/reopen, confirmed deletion, and 40-row offset pages. Seeded categories are Personal, Work, Shopping, Home, and Other; there is no custom category editor. Dates are local </w:t>
+      </w:r>
+      <w:r>
+        <w:rPr>
+          <w:rStyle w:val="Code"/>
+        </w:rPr>
+        <w:t xml:space="preserve">YYYY-MM-DD</w:t>
+      </w:r>
+      <w:r>
+        <w:t xml:space="preserve">, time is optional </w:t>
+      </w:r>
+      <w:r>
+        <w:rPr>
+          <w:rStyle w:val="Code"/>
+        </w:rPr>
+        <w:t xml:space="preserve">HH:MM</w:t>
+      </w:r>
+      <w:r>
+        <w:t xml:space="preserve">, and reminders require both date and time. Completion stores a UTC timestamp; reopening clears it. Future valid reminders are scheduled locally and stale ones cancelled; past reminders are not scheduled on reopen. Main files: </w:t>
+      </w:r>
+      <w:r>
+        <w:rPr>
+          <w:rStyle w:val="Code"/>
+        </w:rPr>
+        <w:t xml:space="preserve">src/database/tasks.ts</w:t>
+      </w:r>
+      <w:r>
+        <w:t xml:space="preserve">, </w:t>
+      </w:r>
+      <w:r>
+        <w:rPr>
+          <w:rStyle w:val="Code"/>
+        </w:rPr>
+        <w:t xml:space="preserve">src/features/tasks/*</w:t>
+      </w:r>
+      <w:r>
+        <w:t xml:space="preserve">, </w:t>
+      </w:r>
+      <w:r>
+        <w:rPr>
+          <w:rStyle w:val="Code"/>
+        </w:rPr>
+        <w:t xml:space="preserve">src/app/tasks/*</w:t>
+      </w:r>
+      <w:r>
+        <w:t xml:space="preserve">, </w:t>
+      </w:r>
+      <w:r>
+        <w:rPr>
+          <w:rStyle w:val="Code"/>
+        </w:rPr>
+        <w:t xml:space="preserve">src/components/tasks/*</w:t>
+      </w:r>
+      <w:r>
+        <w:t xml:space="preserve">.</w:t>
+      </w:r>
+    </w:p>
+    <w:p>
+      <w:pPr>
+        <w:pStyle w:val="Heading2"/>
+      </w:pPr>
+      <w:bookmarkStart w:id="73" w:name="section_11"/>
+      <w:r>
+        <w:t xml:space="preserve">10. Database Architecture</w:t>
+      </w:r>
+      <w:bookmarkEnd w:id="73"/>
+    </w:p>
+    <w:p>
+      <w:pPr>
+        <w:pStyle w:val="Normal"/>
+      </w:pPr>
+      <w:r>
+        <w:rPr>
+          <w:rStyle w:val="Code"/>
+        </w:rPr>
+        <w:t xml:space="preserve">src/database/migrate.ts</w:t>
+      </w:r>
+      <w:r>
+        <w:t xml:space="preserve"> is the authoritative schema history. It enables WAL and foreign keys, reads </w:t>
+      </w:r>
+      <w:r>
+        <w:rPr>
+          <w:rStyle w:val="Code"/>
+        </w:rPr>
+        <w:t xml:space="preserve">PRAGMA user_version</w:t>
+      </w:r>
+      <w:r>
+        <w:t xml:space="preserve">, rejects a database newer than supported, and applies each missing version in a transaction. Current version: </w:t>
       </w:r>
       <w:r>
         <w:rPr>
           <w:b/>
         </w:rPr>
-        <w:t xml:space="preserve">integer paise</w:t>
-      </w:r>
-      <w:r>
-        <w:t xml:space="preserve">, parsed without rounding; aggregate values use SQLite integer sums and decimal strings/BigInt in analytics. Dates are local </w:t>
-      </w:r>
-      <w:r>
-        <w:rPr>
-          <w:rStyle w:val="Code"/>
-        </w:rPr>
-        <w:t xml:space="preserve">YYYY-MM-DD</w:t>
-      </w:r>
-      <w:r>
-        <w:t xml:space="preserve">; timestamps are stored separately. Main files: </w:t>
-      </w:r>
-      <w:r>
-        <w:rPr>
-          <w:rStyle w:val="Code"/>
-        </w:rPr>
-        <w:t xml:space="preserve">src/database/personal*.ts</w:t>
-      </w:r>
-      <w:r>
-        <w:t xml:space="preserve">, </w:t>
-      </w:r>
-      <w:r>
-        <w:rPr>
-          <w:rStyle w:val="Code"/>
-        </w:rPr>
-        <w:t xml:space="preserve">src/features/personal/*</w:t>
-      </w:r>
-      <w:r>
-        <w:t xml:space="preserve">, </w:t>
-      </w:r>
-      <w:r>
-        <w:rPr>
-          <w:rStyle w:val="Code"/>
-        </w:rPr>
-        <w:t xml:space="preserve">src/app/personal/*</w:t>
-      </w:r>
-      <w:r>
-        <w:t xml:space="preserve">, </w:t>
-      </w:r>
-      <w:r>
-        <w:rPr>
-          <w:rStyle w:val="Code"/>
-        </w:rPr>
-        <w:t xml:space="preserve">src/components/personal/*</w:t>
-      </w:r>
-      <w:r>
-        <w:t xml:space="preserve">. Vehicle expenses remain separate unless a future deliberate architecture change is made. Custom category editing, budgets, recurring entries, and receipts are not implemented.</w:t>
-      </w:r>
-    </w:p>
-    <w:p>
-      <w:pPr>
-        <w:pStyle w:val="Heading2"/>
-      </w:pPr>
-      <w:bookmarkStart w:id="71" w:name="section_10"/>
-      <w:r>
-        <w:t xml:space="preserve">9. Tasks / To-Do</w:t>
-      </w:r>
-      <w:bookmarkEnd w:id="71"/>
-    </w:p>
-    <w:p>
-      <w:pPr>
-        <w:pStyle w:val="Normal"/>
-      </w:pPr>
-      <w:r>
-        <w:rPr>
-          <w:rStyle w:val="Code"/>
-        </w:rPr>
-        <w:t xml:space="preserve">/tasks</w:t>
-      </w:r>
-      <w:r>
-        <w:t xml:space="preserve"> uses a V2 task-first dashboard. Today, Upcoming and All remain top-level; Overdue, No due date, Completed, category and priority filters live in a compact filter panel with active-filter display and reset. Task cards show available due date/time, category, priority and completion state; empty views use </w:t>
-      </w:r>
-      <w:r>
-        <w:rPr>
-          <w:rStyle w:val="Code"/>
-        </w:rPr>
-        <w:t xml:space="preserve">EmptyState</w:t>
-      </w:r>
-      <w:r>
-        <w:t xml:space="preserve">; both dashboard and empty-state primary actions use the consistent </w:t>
-      </w:r>
-      <w:r>
-        <w:rPr>
-          <w:rStyle w:val="Code"/>
-        </w:rPr>
-        <w:t xml:space="preserve">+ Add Task</w:t>
-      </w:r>
-      <w:r>
-        <w:t xml:space="preserve"> presentation. Add/edit/details support title, optional description/category/date/time, low/medium/high priority, completion/reopen, confirmed deletion, and 40-row offset pages. Seeded categories are Personal, Work, Shopping, Home, and Other; there is no custom category editor. Dates are local </w:t>
-      </w:r>
-      <w:r>
-        <w:rPr>
-          <w:rStyle w:val="Code"/>
-        </w:rPr>
-        <w:t xml:space="preserve">YYYY-MM-DD</w:t>
-      </w:r>
-      <w:r>
-        <w:t xml:space="preserve">, time is optional </w:t>
-      </w:r>
-      <w:r>
-        <w:rPr>
-          <w:rStyle w:val="Code"/>
-        </w:rPr>
-        <w:t xml:space="preserve">HH:MM</w:t>
-      </w:r>
-      <w:r>
-        <w:t xml:space="preserve">, and reminders require both date and time. Completion stores a UTC timestamp; reopening clears it. Future valid reminders are scheduled locally and stale ones cancelled; past reminders are not scheduled on reopen. Main files: </w:t>
-      </w:r>
-      <w:r>
-        <w:rPr>
-          <w:rStyle w:val="Code"/>
-        </w:rPr>
-        <w:t xml:space="preserve">src/database/tasks.ts</w:t>
-      </w:r>
-      <w:r>
-        <w:t xml:space="preserve">, </w:t>
-      </w:r>
-      <w:r>
-        <w:rPr>
-          <w:rStyle w:val="Code"/>
-        </w:rPr>
-        <w:t xml:space="preserve">src/features/tasks/*</w:t>
-      </w:r>
-      <w:r>
-        <w:t xml:space="preserve">, </w:t>
-      </w:r>
-      <w:r>
-        <w:rPr>
-          <w:rStyle w:val="Code"/>
-        </w:rPr>
-        <w:t xml:space="preserve">src/app/tasks/*</w:t>
-      </w:r>
-      <w:r>
-        <w:t xml:space="preserve">, </w:t>
-      </w:r>
-      <w:r>
-        <w:rPr>
-          <w:rStyle w:val="Code"/>
-        </w:rPr>
-        <w:t xml:space="preserve">src/components/tasks/*</w:t>
-      </w:r>
-      <w:r>
-        <w:t xml:space="preserve">.</w:t>
-      </w:r>
-    </w:p>
-    <w:p>
-      <w:pPr>
-        <w:pStyle w:val="Heading2"/>
-      </w:pPr>
-      <w:bookmarkStart w:id="73" w:name="section_11"/>
-      <w:r>
-        <w:t xml:space="preserve">10. Database Architecture</w:t>
-      </w:r>
-      <w:bookmarkEnd w:id="73"/>
-    </w:p>
-    <w:p>
-      <w:pPr>
-        <w:pStyle w:val="Normal"/>
-      </w:pPr>
-      <w:r>
-        <w:rPr>
-          <w:rStyle w:val="Code"/>
-        </w:rPr>
-        <w:t xml:space="preserve">src/database/migrate.ts</w:t>
-      </w:r>
-      <w:r>
-        <w:t xml:space="preserve"> is the authoritative schema history. It enables WAL and foreign keys, reads </w:t>
-      </w:r>
-      <w:r>
-        <w:rPr>
-          <w:rStyle w:val="Code"/>
-        </w:rPr>
-        <w:t xml:space="preserve">PRAGMA user_version</w:t>
-      </w:r>
-      <w:r>
-        <w:t xml:space="preserve">, rejects a database newer than supported, and applies each missing version in a transaction. Current version: </w:t>
-      </w:r>
-      <w:r>
-        <w:rPr>
-          <w:b/>
-        </w:rPr>
-        <w:t xml:space="preserve">9</w:t>
-      </w:r>
-      <w:r>
-        <w:t xml:space="preserve">. There is no separate migration folder. Tasks and </w:t>
-      </w:r>
-      <w:r>
-        <w:rPr>
-          <w:rStyle w:val="Code"/>
-        </w:rPr>
-        <w:t xml:space="preserve">task_categories</w:t>
-      </w:r>
-      <w:r>
-        <w:t xml:space="preserve"> are the latest schema addition at version 9. The UI/UX V2 work added no migration and made no database schema change.</w:t>
+        <w:t xml:space="preserve">10</w:t>
+      </w:r>
+      <w:r>
+        <w:t xml:space="preserve">. There is no separate migration folder. Version 10 adds </w:t>
+      </w:r>
+      <w:r>
+        <w:rPr>
+          <w:rStyle w:val="Code"/>
+        </w:rPr>
+        <w:t xml:space="preserve">vehicle_fuel_entries</w:t>
+      </w:r>
+      <w:r>
+        <w:t xml:space="preserve"> and its vehicle/date/id history index without changing existing tables or rows. The UI/UX V2 work added no migration and made no database schema change.</w:t>
       </w:r>
     </w:p>
     <w:tbl>
@@ -2183,6 +2210,50 @@
           </w:p>
         </w:tc>
       </w:tr>
+      <w:tr>
+        <w:tc>
+          <w:tcPr>
+            <w:tcW w:w="1100" w:type="dxa"/>
+            <w:shd w:fill="F7FAF8"/>
+          </w:tcPr>
+          <w:p>
+            <w:pPr>
+              <w:pStyle w:val="TableBody"/>
+            </w:pPr>
+            <w:r>
+              <w:t xml:space="preserve">10</w:t>
+            </w:r>
+          </w:p>
+        </w:tc>
+        <w:tc>
+          <w:tcPr>
+            <w:tcW w:w="1850" w:type="dxa"/>
+            <w:shd w:fill="F7FAF8"/>
+          </w:tcPr>
+          <w:p>
+            <w:pPr>
+              <w:pStyle w:val="TableBody"/>
+            </w:pPr>
+            <w:r>
+              <w:t xml:space="preserve">Fuel / Charging foundation</w:t>
+            </w:r>
+          </w:p>
+        </w:tc>
+        <w:tc>
+          <w:tcPr>
+            <w:tcW w:w="6410" w:type="dxa"/>
+            <w:shd w:fill="F7FAF8"/>
+          </w:tcPr>
+          <w:p>
+            <w:pPr>
+              <w:pStyle w:val="TableBody"/>
+            </w:pPr>
+            <w:r>
+              <w:t xml:space="preserve">Discriminated refuel/charge records, integer paise/metres/milli-units, vehicle cascade FK and history index.</w:t>
+            </w:r>
+          </w:p>
+        </w:tc>
+      </w:tr>
     </w:tbl>
     <w:p>
       <w:pPr>
@@ -2323,6 +2394,23 @@
         <w:pStyle w:val="Normal"/>
       </w:pPr>
       <w:r>
+        <w:t xml:space="preserve">Fuel entry costs and optional quoted rates use integer paise; quantities use thousandths of L/kg/kWh and odometers use integer metres. Fuel saves raise a greater vehicle odometer in the same transaction/lease; lower readings and deletion never rewind it. Summary totals are decimal strings and calculated ratios remain exact until display. See </w:t>
+      </w:r>
+      <w:r>
+        <w:rPr>
+          <w:rStyle w:val="Code"/>
+        </w:rPr>
+        <w:t xml:space="preserve">docs/FUEL_CHARGING.md</w:t>
+      </w:r>
+      <w:r>
+        <w:t xml:space="preserve"> for APIs and full-to-full validity rules.</w:t>
+      </w:r>
+    </w:p>
+    <w:p>
+      <w:pPr>
+        <w:pStyle w:val="Normal"/>
+      </w:pPr>
+      <w:r>
         <w:t xml:space="preserve">Personal transaction </w:t>
       </w:r>
       <w:r>
@@ -2366,11 +2454,11 @@
       <w:pPr>
         <w:pStyle w:val="Heading2"/>
       </w:pPr>
-      <w:bookmarkStart w:id="78" w:name="section_12"/>
+      <w:bookmarkStart w:id="79" w:name="section_12"/>
       <w:r>
         <w:t xml:space="preserve">11. File Storage</w:t>
       </w:r>
-      <w:bookmarkEnd w:id="78"/>
+      <w:bookmarkEnd w:id="79"/>
     </w:p>
     <w:p>
       <w:pPr>
@@ -2438,11 +2526,11 @@
       <w:pPr>
         <w:pStyle w:val="Heading2"/>
       </w:pPr>
-      <w:bookmarkStart w:id="80" w:name="section_13"/>
+      <w:bookmarkStart w:id="81" w:name="section_13"/>
       <w:r>
         <w:t xml:space="preserve">12. Notifications</w:t>
       </w:r>
-      <w:bookmarkEnd w:id="80"/>
+      <w:bookmarkEnd w:id="81"/>
     </w:p>
     <w:p>
       <w:pPr>
@@ -2553,11 +2641,11 @@
       <w:pPr>
         <w:pStyle w:val="Heading2"/>
       </w:pPr>
-      <w:bookmarkStart w:id="84" w:name="section_14"/>
+      <w:bookmarkStart w:id="85" w:name="section_14"/>
       <w:r>
         <w:t xml:space="preserve">12A. Backup &amp; Restore V1</w:t>
       </w:r>
-      <w:bookmarkEnd w:id="84"/>
+      <w:bookmarkEnd w:id="85"/>
     </w:p>
     <w:p>
       <w:pPr>
@@ -2600,7 +2688,7 @@
         <w:t xml:space="preserve">vehicle-photos</w:t>
       </w:r>
       <w:r>
-        <w:t xml:space="preserve"> root, a versioned manifest and SHA-256 plus byte size for every entry. This covers vehicle records/photos, service history/bills, insurance/PUC records and images, Personal Expenses, Tasks, categories and SQLite reminder preferences. Cache, staging, generated backups, credentials, build files, native notification inventory/permissions/channels and the separate device-local appearance preference database are excluded.</w:t>
+        <w:t xml:space="preserve"> root, a versioned manifest and SHA-256 plus byte size for every entry. This covers fuel/charging records and vehicle records/photos, service history/bills, insurance/PUC records and images, Personal Expenses, Tasks, categories and SQLite reminder preferences. Cache, staging, generated backups, credentials, build files, native notification inventory/permissions/channels and the separate device-local appearance preference database are excluded.</w:t>
       </w:r>
     </w:p>
     <w:p>
@@ -2608,7 +2696,7 @@
         <w:pStyle w:val="Normal"/>
       </w:pPr>
       <w:r>
-        <w:t xml:space="preserve">Restore inspection verifies structure, paths, counts, Base64 sizes, checksums, SQLite integrity and actual schema without changing active data. Schema v9 restores directly; older supported schemas use the existing migration function in isolation; newer schemas are rejected. Before replacement, the engine snapshots the current database and owned file tree. It writes through Expo SQLite's online backup API and replacement-restores only the owned file root, with database/file rollback on failure. The root coordinator synchronously closes mutation admission, unmounts navigation/providers and awaits the central activity drain before authorizing replacement. Recoverable failures release ownership; successful restore keeps the restart-required lock. Catastrophic rollback failure retains exclusive ownership and a recovery screen that blocks Android Back and instructs the user to stop using LifePilot and close it without claiming that reopening repairs data.</w:t>
+        <w:t xml:space="preserve">Restore inspection verifies structure, paths, counts, Base64 sizes, checksums, SQLite integrity and actual schema without changing active data. Schema v10 restores directly; v9 upgrades add the empty fuel table; older supported schemas use the existing migration function in isolation; newer schemas are rejected. Before replacement, the engine snapshots the current database and owned file tree. It writes through Expo SQLite's online backup API and replacement-restores only the owned file root, with database/file rollback on failure. The root coordinator synchronously closes mutation admission, unmounts navigation/providers and awaits the central activity drain before authorizing replacement. Recoverable failures release ownership; successful restore keeps the restart-required lock. Catastrophic rollback failure retains exclusive ownership and a recovery screen that blocks Android Back and instructs the user to stop using LifePilot and close it without claiming that reopening repairs data.</w:t>
       </w:r>
     </w:p>
     <w:p>
@@ -2632,11 +2720,11 @@
       <w:pPr>
         <w:pStyle w:val="Heading3"/>
       </w:pPr>
-      <w:bookmarkStart w:id="88" w:name="section_15"/>
+      <w:bookmarkStart w:id="89" w:name="section_15"/>
       <w:r>
         <w:t xml:space="preserve">Operation ownership and recovery persistence</w:t>
       </w:r>
-      <w:bookmarkEnd w:id="88"/>
+      <w:bookmarkEnd w:id="89"/>
     </w:p>
     <w:p>
       <w:pPr>
@@ -2700,11 +2788,11 @@
       <w:pPr>
         <w:pStyle w:val="Heading2"/>
       </w:pPr>
-      <w:bookmarkStart w:id="91" w:name="section_16"/>
+      <w:bookmarkStart w:id="92" w:name="section_16"/>
       <w:r>
         <w:t xml:space="preserve">13. Testing</w:t>
       </w:r>
-      <w:bookmarkEnd w:id="91"/>
+      <w:bookmarkEnd w:id="92"/>
     </w:p>
     <w:p>
       <w:pPr>
@@ -2780,11 +2868,11 @@
       <w:pPr>
         <w:pStyle w:val="Heading2"/>
       </w:pPr>
-      <w:bookmarkStart w:id="94" w:name="section_17"/>
+      <w:bookmarkStart w:id="95" w:name="section_17"/>
       <w:r>
         <w:t xml:space="preserve">14. Development Environment</w:t>
       </w:r>
-      <w:bookmarkEnd w:id="94"/>
+      <w:bookmarkEnd w:id="95"/>
     </w:p>
     <w:p>
       <w:pPr>
@@ -2834,11 +2922,11 @@
       <w:pPr>
         <w:pStyle w:val="Heading2"/>
       </w:pPr>
-      <w:bookmarkStart w:id="96" w:name="section_18"/>
+      <w:bookmarkStart w:id="97" w:name="section_18"/>
       <w:r>
         <w:t xml:space="preserve">15. Git Workflow</w:t>
       </w:r>
-      <w:bookmarkEnd w:id="96"/>
+      <w:bookmarkEnd w:id="97"/>
     </w:p>
     <w:p>
       <w:pPr>
@@ -2915,11 +3003,11 @@
       <w:pPr>
         <w:pStyle w:val="Heading2"/>
       </w:pPr>
-      <w:bookmarkStart w:id="98" w:name="section_19"/>
+      <w:bookmarkStart w:id="99" w:name="section_19"/>
       <w:r>
         <w:t xml:space="preserve">16. Android / EAS Build System</w:t>
       </w:r>
-      <w:bookmarkEnd w:id="98"/>
+      <w:bookmarkEnd w:id="99"/>
     </w:p>
     <w:p>
       <w:pPr>
@@ -3076,11 +3164,11 @@
       <w:pPr>
         <w:pStyle w:val="Heading2"/>
       </w:pPr>
-      <w:bookmarkStart w:id="101" w:name="section_20"/>
+      <w:bookmarkStart w:id="102" w:name="section_20"/>
       <w:r>
         <w:t xml:space="preserve">17. APK Update Safety</w:t>
       </w:r>
-      <w:bookmarkEnd w:id="101"/>
+      <w:bookmarkEnd w:id="102"/>
     </w:p>
     <w:p>
       <w:pPr>
@@ -3148,11 +3236,11 @@
       <w:pPr>
         <w:pStyle w:val="Heading2"/>
       </w:pPr>
-      <w:bookmarkStart w:id="103" w:name="section_21"/>
+      <w:bookmarkStart w:id="104" w:name="section_21"/>
       <w:r>
         <w:t xml:space="preserve">18. Known Issues</w:t>
       </w:r>
-      <w:bookmarkEnd w:id="103"/>
+      <w:bookmarkEnd w:id="104"/>
     </w:p>
     <w:tbl>
       <w:tblPr>
@@ -3477,6 +3565,61 @@
               <w:pStyle w:val="TableBody"/>
             </w:pPr>
             <w:r>
+              <w:t xml:space="preserve">Needs device verification</w:t>
+            </w:r>
+          </w:p>
+        </w:tc>
+        <w:tc>
+          <w:tcPr>
+            <w:tcW w:w="1900" w:type="dxa"/>
+          </w:tcPr>
+          <w:p>
+            <w:pPr>
+              <w:pStyle w:val="TableBody"/>
+            </w:pPr>
+            <w:r>
+              <w:t xml:space="preserve">Fuel / Charging</w:t>
+            </w:r>
+          </w:p>
+        </w:tc>
+        <w:tc>
+          <w:tcPr>
+            <w:tcW w:w="3500" w:type="dxa"/>
+          </w:tcPr>
+          <w:p>
+            <w:pPr>
+              <w:pStyle w:val="TableBody"/>
+            </w:pPr>
+            <w:r>
+              <w:t xml:space="preserve">Schema v10 foundation and Stage 2 UI are implemented with SQLite/component/lifecycle/backup tests; no native visual or Android testing performed.</w:t>
+            </w:r>
+          </w:p>
+        </w:tc>
+        <w:tc>
+          <w:tcPr>
+            <w:tcW w:w="2360" w:type="dxa"/>
+          </w:tcPr>
+          <w:p>
+            <w:pPr>
+              <w:pStyle w:val="TableBody"/>
+            </w:pPr>
+            <w:r>
+              <w:t xml:space="preserve">Verify add/edit/history/details, units, keyboard/Back, themes/accessibility, migration, odometer and restore behavior on preserved installed data.</w:t>
+            </w:r>
+          </w:p>
+        </w:tc>
+      </w:tr>
+      <w:tr>
+        <w:tc>
+          <w:tcPr>
+            <w:tcW w:w="1600" w:type="dxa"/>
+            <w:shd w:fill="F7FAF8"/>
+          </w:tcPr>
+          <w:p>
+            <w:pPr>
+              <w:pStyle w:val="TableBody"/>
+            </w:pPr>
+            <w:r>
               <w:t xml:space="preserve">Open documentation debt</w:t>
             </w:r>
           </w:p>
@@ -3484,6 +3627,7 @@
         <w:tc>
           <w:tcPr>
             <w:tcW w:w="1900" w:type="dxa"/>
+            <w:shd w:fill="F7FAF8"/>
           </w:tcPr>
           <w:p>
             <w:pPr>
@@ -3497,19 +3641,21 @@
         <w:tc>
           <w:tcPr>
             <w:tcW w:w="3500" w:type="dxa"/>
-          </w:tcPr>
-          <w:p>
-            <w:pPr>
-              <w:pStyle w:val="TableBody"/>
-            </w:pPr>
-            <w:r>
-              <w:t xml:space="preserve">README is starter text; Fuel / Charging remains a coming-later route while service and insurance use dedicated implemented routes.</w:t>
+            <w:shd w:fill="F7FAF8"/>
+          </w:tcPr>
+          <w:p>
+            <w:pPr>
+              <w:pStyle w:val="TableBody"/>
+            </w:pPr>
+            <w:r>
+              <w:t xml:space="preserve">README is starter text; some historical module metadata for service and insurance remains stale, though their dedicated routes are implemented.</w:t>
             </w:r>
           </w:p>
         </w:tc>
         <w:tc>
           <w:tcPr>
             <w:tcW w:w="2360" w:type="dxa"/>
+            <w:shd w:fill="F7FAF8"/>
           </w:tcPr>
           <w:p>
             <w:pPr>
@@ -3526,11 +3672,11 @@
       <w:pPr>
         <w:pStyle w:val="Heading2"/>
       </w:pPr>
-      <w:bookmarkStart w:id="105" w:name="section_22"/>
+      <w:bookmarkStart w:id="106" w:name="section_22"/>
       <w:r>
         <w:t xml:space="preserve">19. Future Roadmap</w:t>
       </w:r>
-      <w:bookmarkEnd w:id="105"/>
+      <w:bookmarkEnd w:id="106"/>
     </w:p>
     <w:p>
       <w:pPr>
@@ -3545,7 +3691,7 @@
         <w:pStyle w:val="Normal"/>
       </w:pPr>
       <w:r>
-        <w:t xml:space="preserve">Other planned or future candidates are fuel/charging logs and reports; general vehicle document uploads; personal budgets, recurring entries, receipts and custom category editing; and task recurring items, subtasks, custom categories and attachments. These are </w:t>
+        <w:t xml:space="preserve">Fuel / Charging Stages 1 and 2 are implemented; reports remain planned. Other planned or future candidates are general vehicle document uploads; personal budgets, recurring entries, receipts and custom category editing; and task recurring items, subtasks, custom categories and attachments. These are </w:t>
       </w:r>
       <w:r>
         <w:rPr>
@@ -3561,11 +3707,11 @@
       <w:pPr>
         <w:pStyle w:val="Heading2"/>
       </w:pPr>
-      <w:bookmarkStart w:id="108" w:name="section_23"/>
+      <w:bookmarkStart w:id="109" w:name="section_23"/>
       <w:r>
         <w:t xml:space="preserve">20. Important Files</w:t>
       </w:r>
-      <w:bookmarkEnd w:id="108"/>
+      <w:bookmarkEnd w:id="109"/>
     </w:p>
     <w:tbl>
       <w:tblPr>
@@ -3788,7 +3934,7 @@
               <w:rPr>
                 <w:rStyle w:val="Code"/>
               </w:rPr>
-              <w:t xml:space="preserve">src/database/{vehicles,vehicle-photos,vehicle-services,vehicle-coverage,reminders}.ts</w:t>
+              <w:t xml:space="preserve">src/database/{vehicles,vehicle-photos,vehicle-services,vehicle-coverage,vehicle-fuel,reminders}.ts</w:t>
             </w:r>
           </w:p>
         </w:tc>
@@ -4007,6 +4153,38 @@
               <w:rPr>
                 <w:rStyle w:val="Code"/>
               </w:rPr>
+              <w:t xml:space="preserve">docs/FUEL_CHARGING.md</w:t>
+            </w:r>
+          </w:p>
+        </w:tc>
+        <w:tc>
+          <w:tcPr>
+            <w:tcW w:w="5760" w:type="dxa"/>
+          </w:tcPr>
+          <w:p>
+            <w:pPr>
+              <w:pStyle w:val="TableBody"/>
+            </w:pPr>
+            <w:r>
+              <w:t xml:space="preserve">Fuel APIs, units, calculation assumptions, Stage 2 UI and manual checks.</w:t>
+            </w:r>
+          </w:p>
+        </w:tc>
+      </w:tr>
+      <w:tr>
+        <w:tc>
+          <w:tcPr>
+            <w:tcW w:w="3600" w:type="dxa"/>
+            <w:shd w:fill="F7FAF8"/>
+          </w:tcPr>
+          <w:p>
+            <w:pPr>
+              <w:pStyle w:val="TableBody"/>
+            </w:pPr>
+            <w:r>
+              <w:rPr>
+                <w:rStyle w:val="Code"/>
+              </w:rPr>
               <w:t xml:space="preserve">scripts/test-*.cjs</w:t>
             </w:r>
           </w:p>
@@ -4014,6 +4192,7 @@
         <w:tc>
           <w:tcPr>
             <w:tcW w:w="5760" w:type="dxa"/>
+            <w:shd w:fill="F7FAF8"/>
           </w:tcPr>
           <w:p>
             <w:pPr>
@@ -4029,7 +4208,6 @@
         <w:tc>
           <w:tcPr>
             <w:tcW w:w="3600" w:type="dxa"/>
-            <w:shd w:fill="F7FAF8"/>
           </w:tcPr>
           <w:p>
             <w:pPr>
@@ -4055,7 +4233,6 @@
         <w:tc>
           <w:tcPr>
             <w:tcW w:w="5760" w:type="dxa"/>
-            <w:shd w:fill="F7FAF8"/>
           </w:tcPr>
           <w:p>
             <w:pPr>
@@ -4071,6 +4248,7 @@
         <w:tc>
           <w:tcPr>
             <w:tcW w:w="3600" w:type="dxa"/>
+            <w:shd w:fill="F7FAF8"/>
           </w:tcPr>
           <w:p>
             <w:pPr>
@@ -4096,6 +4274,7 @@
         <w:tc>
           <w:tcPr>
             <w:tcW w:w="5760" w:type="dxa"/>
+            <w:shd w:fill="F7FAF8"/>
           </w:tcPr>
           <w:p>
             <w:pPr>
@@ -4111,7 +4290,6 @@
         <w:tc>
           <w:tcPr>
             <w:tcW w:w="3600" w:type="dxa"/>
-            <w:shd w:fill="F7FAF8"/>
           </w:tcPr>
           <w:p>
             <w:pPr>
@@ -4146,7 +4324,6 @@
         <w:tc>
           <w:tcPr>
             <w:tcW w:w="5760" w:type="dxa"/>
-            <w:shd w:fill="F7FAF8"/>
           </w:tcPr>
           <w:p>
             <w:pPr>
@@ -4163,11 +4340,11 @@
       <w:pPr>
         <w:pStyle w:val="Heading2"/>
       </w:pPr>
-      <w:bookmarkStart w:id="110" w:name="section_24"/>
+      <w:bookmarkStart w:id="111" w:name="section_24"/>
       <w:r>
         <w:t xml:space="preserve">21. Important Technical Decisions</w:t>
       </w:r>
-      <w:bookmarkEnd w:id="110"/>
+      <w:bookmarkEnd w:id="111"/>
     </w:p>
     <w:p>
       <w:pPr>
@@ -4670,11 +4847,11 @@
       <w:pPr>
         <w:pStyle w:val="Heading2"/>
       </w:pPr>
-      <w:bookmarkStart w:id="113" w:name="section_25"/>
+      <w:bookmarkStart w:id="114" w:name="section_25"/>
       <w:r>
         <w:t xml:space="preserve">22. Instructions for Future LLMs</w:t>
       </w:r>
-      <w:bookmarkEnd w:id="113"/>
+      <w:bookmarkEnd w:id="114"/>
     </w:p>
     <w:p>
       <w:pPr>
@@ -4688,11 +4865,11 @@
       <w:pPr>
         <w:pStyle w:val="Heading2"/>
       </w:pPr>
-      <w:bookmarkStart w:id="115" w:name="section_26"/>
+      <w:bookmarkStart w:id="116" w:name="section_26"/>
       <w:r>
         <w:t xml:space="preserve">23. Current Project State</w:t>
       </w:r>
-      <w:bookmarkEnd w:id="115"/>
+      <w:bookmarkEnd w:id="116"/>
     </w:p>
     <w:p>
       <w:pPr>
@@ -4709,7 +4886,7 @@
         <w:t xml:space="preserve">Completed in source:</w:t>
       </w:r>
       <w:r>
-        <w:t xml:space="preserve"> UI/UX V2 across Home, Tasks, Garage/Vehicle Detail, Personal Expenses, Vehicle Reminders/Settings, Settings/About and remaining vehicle forms; vehicle CRUD/photos/services/coverage; personal transactions and analytics; tasks; appearance themes; local reminder scheduling; Expo Go notification isolation; Backup &amp; Restore V1 create/inspect/replacement/rollback UI and engines, shared mutation leases/exclusive maintenance and persistent catastrophic recovery material; migrations through v9; and regression scripts.</w:t>
+        <w:t xml:space="preserve"> UI/UX V2 across Home, Tasks, Garage/Vehicle Detail, Personal Expenses, Vehicle Reminders/Settings, Settings/About and remaining vehicle forms; vehicle CRUD/photos/services/coverage; personal transactions and analytics; tasks; appearance themes; local reminder scheduling; Expo Go notification isolation; Backup &amp; Restore V1 create/inspect/replacement/rollback UI and engines, shared mutation leases/exclusive maintenance and persistent catastrophic recovery material; Fuel / Charging Stage 1 foundation and Stage 2 dashboard/forms/history/details; migrations through v10; and regression scripts.</w:t>
       </w:r>
     </w:p>
     <w:p>
@@ -4763,18 +4940,18 @@
         <w:t xml:space="preserve">Next:</w:t>
       </w:r>
       <w:r>
-        <w:t xml:space="preserve"> complete real-device Backup &amp; Restore safety tests (including in-flight operations, rollback failure and process interruption) and final V2 regression testing. Fuel/charging, general document uploads and cloud account/sync remain future work.</w:t>
+        <w:t xml:space="preserve"> complete real-device Backup &amp; Restore safety tests (including in-flight operations, rollback failure and process interruption) and final V2 regression testing. Fuel/charging device validation and future reports, general document uploads and cloud account/sync remain future work.</w:t>
       </w:r>
     </w:p>
     <w:p>
       <w:pPr>
         <w:pStyle w:val="Heading2"/>
       </w:pPr>
-      <w:bookmarkStart w:id="120" w:name="section_27"/>
+      <w:bookmarkStart w:id="121" w:name="section_27"/>
       <w:r>
         <w:t xml:space="preserve">24. Changelog</w:t>
       </w:r>
-      <w:bookmarkEnd w:id="120"/>
+      <w:bookmarkEnd w:id="121"/>
     </w:p>
     <w:tbl>
       <w:tblPr>
@@ -5145,6 +5322,91 @@
             </w:pPr>
             <w:r>
               <w:t xml:space="preserve">Adds checksummed portable packages, safe inspection, isolated migration, coordinated replacement/rollback, cross-device path rebasing and restart locking without a schema or dependency change.</w:t>
+            </w:r>
+          </w:p>
+        </w:tc>
+      </w:tr>
+      <w:tr>
+        <w:tc>
+          <w:tcPr>
+            <w:tcW w:w="1100" w:type="dxa"/>
+            <w:shd w:fill="F7FAF8"/>
+          </w:tcPr>
+          <w:p>
+            <w:pPr>
+              <w:pStyle w:val="TableBody"/>
+            </w:pPr>
+            <w:r>
+              <w:t xml:space="preserve">2026-09-29</w:t>
+            </w:r>
+          </w:p>
+        </w:tc>
+        <w:tc>
+          <w:tcPr>
+            <w:tcW w:w="1850" w:type="dxa"/>
+            <w:shd w:fill="F7FAF8"/>
+          </w:tcPr>
+          <w:p>
+            <w:pPr>
+              <w:pStyle w:val="TableBody"/>
+            </w:pPr>
+            <w:r>
+              <w:t xml:space="preserve">Implemented Fuel / Charging V1 Stage 2 UI.</w:t>
+            </w:r>
+          </w:p>
+        </w:tc>
+        <w:tc>
+          <w:tcPr>
+            <w:tcW w:w="6410" w:type="dxa"/>
+            <w:shd w:fill="F7FAF8"/>
+          </w:tcPr>
+          <w:p>
+            <w:pPr>
+              <w:pStyle w:val="TableBody"/>
+            </w:pPr>
+            <w:r>
+              <w:t xml:space="preserve">Adaptive vehicle destination, dashboard, keyset history, details and validated add/edit/confirmed delete using V2 components and existing leased repositories. Exact price preview, guarded actions and component tests; schema stays v10, native testing outstanding.</w:t>
+            </w:r>
+          </w:p>
+        </w:tc>
+      </w:tr>
+      <w:tr>
+        <w:tc>
+          <w:tcPr>
+            <w:tcW w:w="1100" w:type="dxa"/>
+          </w:tcPr>
+          <w:p>
+            <w:pPr>
+              <w:pStyle w:val="TableBody"/>
+            </w:pPr>
+            <w:r>
+              <w:t xml:space="preserve">2026-09-29</w:t>
+            </w:r>
+          </w:p>
+        </w:tc>
+        <w:tc>
+          <w:tcPr>
+            <w:tcW w:w="1850" w:type="dxa"/>
+          </w:tcPr>
+          <w:p>
+            <w:pPr>
+              <w:pStyle w:val="TableBody"/>
+            </w:pPr>
+            <w:r>
+              <w:t xml:space="preserve">Implemented Fuel / Charging V1 Stage 1 foundation.</w:t>
+            </w:r>
+          </w:p>
+        </w:tc>
+        <w:tc>
+          <w:tcPr>
+            <w:tcW w:w="6410" w:type="dxa"/>
+          </w:tcPr>
+          <w:p>
+            <w:pPr>
+              <w:pStyle w:val="TableBody"/>
+            </w:pPr>
+            <w:r>
+              <w:t xml:space="preserve">Additive schema v10, vehicle-scoped leased CRUD, exact money/units, keyset history, summaries and conservative full-to-full efficiency. Real SQLite tests cover preservation and v9/v10 backup restore; UI remains planned.</w:t>
             </w:r>
           </w:p>
         </w:tc>

--- a/docs/LifePilot_Project_Guide.docx
+++ b/docs/LifePilot_Project_Guide.docx
@@ -1566,7 +1566,52 @@
         <w:t xml:space="preserve">src/components/personal/*</w:t>
       </w:r>
       <w:r>
-        <w:t xml:space="preserve">. Vehicle expenses remain separate unless a future deliberate architecture change is made. Custom category editing, budgets, recurring entries, and receipts are not implemented.</w:t>
+        <w:t xml:space="preserve">. Vehicle expenses remain separate unless a future deliberate architecture change is made. Personal Budgets V1 Stage 1 is implemented in </w:t>
+      </w:r>
+      <w:r>
+        <w:rPr>
+          <w:rStyle w:val="Code"/>
+        </w:rPr>
+        <w:t xml:space="preserve">src/database/personal-budgets.ts</w:t>
+      </w:r>
+      <w:r>
+        <w:t xml:space="preserve"> and </w:t>
+      </w:r>
+      <w:r>
+        <w:rPr>
+          <w:rStyle w:val="Code"/>
+        </w:rPr>
+        <w:t xml:space="preserve">src/features/personal/budget.ts</w:t>
+      </w:r>
+      <w:r>
+        <w:t xml:space="preserve">: monthly overall/category limits, leased mutations and dynamically derived exact spending/status. Stage 2 Budget UI is implemented under </w:t>
+      </w:r>
+      <w:r>
+        <w:rPr>
+          <w:rStyle w:val="Code"/>
+        </w:rPr>
+        <w:t xml:space="preserve">/personal/budget</w:t>
+      </w:r>
+      <w:r>
+        <w:t xml:space="preserve"> and </w:t>
+      </w:r>
+      <w:r>
+        <w:rPr>
+          <w:rStyle w:val="Code"/>
+        </w:rPr>
+        <w:t xml:space="preserve">/personal/budget-edit</w:t>
+      </w:r>
+      <w:r>
+        <w:t xml:space="preserve">, reached from the selected month on Personal Expenses. It provides overall/category set/edit/confirmed removal, exact status/progress presentation and focus-refreshed transaction-derived spending. Custom category editing, recurring entries and receipts are not implemented. See </w:t>
+      </w:r>
+      <w:r>
+        <w:rPr>
+          <w:rStyle w:val="Code"/>
+        </w:rPr>
+        <w:t xml:space="preserve">docs/PERSONAL_BUDGETS.md</w:t>
+      </w:r>
+      <w:r>
+        <w:t xml:space="preserve">.</w:t>
       </w:r>
     </w:p>
     <w:p>
@@ -1701,19 +1746,10 @@
         <w:rPr>
           <w:b/>
         </w:rPr>
-        <w:t xml:space="preserve">10</w:t>
-      </w:r>
-      <w:r>
-        <w:t xml:space="preserve">. There is no separate migration folder. Version 10 adds </w:t>
-      </w:r>
-      <w:r>
-        <w:rPr>
-          <w:rStyle w:val="Code"/>
-        </w:rPr>
-        <w:t xml:space="preserve">vehicle_fuel_entries</w:t>
-      </w:r>
-      <w:r>
-        <w:t xml:space="preserve"> and its vehicle/date/id history index without changing existing tables or rows. The UI/UX V2 work added no migration and made no database schema change.</w:t>
+        <w:t xml:space="preserve">11</w:t>
+      </w:r>
+      <w:r>
+        <w:t xml:space="preserve">. There is no separate migration folder. Version 11 adds monthly overall/category budget configuration with restrictive expense-category FKs; version 10 added vehicle fuel entries. Existing rows are preserved. The UI/UX V2 work added no migration and made no database schema change.</w:t>
       </w:r>
     </w:p>
     <w:tbl>
@@ -2254,6 +2290,47 @@
           </w:p>
         </w:tc>
       </w:tr>
+      <w:tr>
+        <w:tc>
+          <w:tcPr>
+            <w:tcW w:w="1100" w:type="dxa"/>
+          </w:tcPr>
+          <w:p>
+            <w:pPr>
+              <w:pStyle w:val="TableBody"/>
+            </w:pPr>
+            <w:r>
+              <w:t xml:space="preserve">11</w:t>
+            </w:r>
+          </w:p>
+        </w:tc>
+        <w:tc>
+          <w:tcPr>
+            <w:tcW w:w="1850" w:type="dxa"/>
+          </w:tcPr>
+          <w:p>
+            <w:pPr>
+              <w:pStyle w:val="TableBody"/>
+            </w:pPr>
+            <w:r>
+              <w:t xml:space="preserve">Personal Budgets foundation</w:t>
+            </w:r>
+          </w:p>
+        </w:tc>
+        <w:tc>
+          <w:tcPr>
+            <w:tcW w:w="6410" w:type="dxa"/>
+          </w:tcPr>
+          <w:p>
+            <w:pPr>
+              <w:pStyle w:val="TableBody"/>
+            </w:pPr>
+            <w:r>
+              <w:t xml:space="preserve">Overall month and category/month limits in integer paise; unique keys and restrictive expense-category FK; no persisted spending.</w:t>
+            </w:r>
+          </w:p>
+        </w:tc>
+      </w:tr>
     </w:tbl>
     <w:p>
       <w:pPr>
@@ -2688,7 +2765,7 @@
         <w:t xml:space="preserve">vehicle-photos</w:t>
       </w:r>
       <w:r>
-        <w:t xml:space="preserve"> root, a versioned manifest and SHA-256 plus byte size for every entry. This covers fuel/charging records and vehicle records/photos, service history/bills, insurance/PUC records and images, Personal Expenses, Tasks, categories and SQLite reminder preferences. Cache, staging, generated backups, credentials, build files, native notification inventory/permissions/channels and the separate device-local appearance preference database are excluded.</w:t>
+        <w:t xml:space="preserve"> root, a versioned manifest and SHA-256 plus byte size for every entry. This covers personal budget configuration, fuel/charging records and vehicle records/photos, service history/bills, insurance/PUC records and images, Personal Expenses, Tasks, categories and SQLite reminder preferences. Cache, staging, generated backups, credentials, build files, native notification inventory/permissions/channels and the separate device-local appearance preference database are excluded.</w:t>
       </w:r>
     </w:p>
     <w:p>
@@ -2696,7 +2773,7 @@
         <w:pStyle w:val="Normal"/>
       </w:pPr>
       <w:r>
-        <w:t xml:space="preserve">Restore inspection verifies structure, paths, counts, Base64 sizes, checksums, SQLite integrity and actual schema without changing active data. Schema v10 restores directly; v9 upgrades add the empty fuel table; older supported schemas use the existing migration function in isolation; newer schemas are rejected. Before replacement, the engine snapshots the current database and owned file tree. It writes through Expo SQLite's online backup API and replacement-restores only the owned file root, with database/file rollback on failure. The root coordinator synchronously closes mutation admission, unmounts navigation/providers and awaits the central activity drain before authorizing replacement. Recoverable failures release ownership; successful restore keeps the restart-required lock. Catastrophic rollback failure retains exclusive ownership and a recovery screen that blocks Android Back and instructs the user to stop using LifePilot and close it without claiming that reopening repairs data.</w:t>
+        <w:t xml:space="preserve">Restore inspection verifies structure, paths, counts, Base64 sizes, checksums, SQLite integrity and actual schema without changing active data. Schema v11 restores directly; v10 upgrades add empty budget tables; v9 also adds the fuel table; older supported schemas use the existing migration function in isolation; newer schemas are rejected. Before replacement, the engine snapshots the current database and owned file tree. It writes through Expo SQLite's online backup API and replacement-restores only the owned file root, with database/file rollback on failure. The root coordinator synchronously closes mutation admission, unmounts navigation/providers and awaits the central activity drain before authorizing replacement. Recoverable failures release ownership; successful restore keeps the restart-required lock. Catastrophic rollback failure retains exclusive ownership and a recovery screen that blocks Android Back and instructs the user to stop using LifePilot and close it without claiming that reopening repairs data.</w:t>
       </w:r>
     </w:p>
     <w:p>
@@ -3620,6 +3697,63 @@
               <w:pStyle w:val="TableBody"/>
             </w:pPr>
             <w:r>
+              <w:t xml:space="preserve">Needs device verification</w:t>
+            </w:r>
+          </w:p>
+        </w:tc>
+        <w:tc>
+          <w:tcPr>
+            <w:tcW w:w="1900" w:type="dxa"/>
+            <w:shd w:fill="F7FAF8"/>
+          </w:tcPr>
+          <w:p>
+            <w:pPr>
+              <w:pStyle w:val="TableBody"/>
+            </w:pPr>
+            <w:r>
+              <w:t xml:space="preserve">Personal Budgets</w:t>
+            </w:r>
+          </w:p>
+        </w:tc>
+        <w:tc>
+          <w:tcPr>
+            <w:tcW w:w="3500" w:type="dxa"/>
+            <w:shd w:fill="F7FAF8"/>
+          </w:tcPr>
+          <w:p>
+            <w:pPr>
+              <w:pStyle w:val="TableBody"/>
+            </w:pPr>
+            <w:r>
+              <w:t xml:space="preserve">Stages 1 and 2 provide monthly overall/category limits, budget UI and exact transaction-derived progress with automated SQLite/component tests.</w:t>
+            </w:r>
+          </w:p>
+        </w:tc>
+        <w:tc>
+          <w:tcPr>
+            <w:tcW w:w="2360" w:type="dxa"/>
+            <w:shd w:fill="F7FAF8"/>
+          </w:tcPr>
+          <w:p>
+            <w:pPr>
+              <w:pStyle w:val="TableBody"/>
+            </w:pPr>
+            <w:r>
+              <w:t xml:space="preserve">Verify native forms/removal, themes, accessibility, keyboard/Back, month/focus refresh, v10 upgrade, persistence and restore.</w:t>
+            </w:r>
+          </w:p>
+        </w:tc>
+      </w:tr>
+      <w:tr>
+        <w:tc>
+          <w:tcPr>
+            <w:tcW w:w="1600" w:type="dxa"/>
+          </w:tcPr>
+          <w:p>
+            <w:pPr>
+              <w:pStyle w:val="TableBody"/>
+            </w:pPr>
+            <w:r>
               <w:t xml:space="preserve">Open documentation debt</w:t>
             </w:r>
           </w:p>
@@ -3627,7 +3761,6 @@
         <w:tc>
           <w:tcPr>
             <w:tcW w:w="1900" w:type="dxa"/>
-            <w:shd w:fill="F7FAF8"/>
           </w:tcPr>
           <w:p>
             <w:pPr>
@@ -3641,7 +3774,6 @@
         <w:tc>
           <w:tcPr>
             <w:tcW w:w="3500" w:type="dxa"/>
-            <w:shd w:fill="F7FAF8"/>
           </w:tcPr>
           <w:p>
             <w:pPr>
@@ -3655,7 +3787,6 @@
         <w:tc>
           <w:tcPr>
             <w:tcW w:w="2360" w:type="dxa"/>
-            <w:shd w:fill="F7FAF8"/>
           </w:tcPr>
           <w:p>
             <w:pPr>
@@ -3691,7 +3822,7 @@
         <w:pStyle w:val="Normal"/>
       </w:pPr>
       <w:r>
-        <w:t xml:space="preserve">Fuel / Charging Stages 1 and 2 are implemented; reports remain planned. Other planned or future candidates are general vehicle document uploads; personal budgets, recurring entries, receipts and custom category editing; and task recurring items, subtasks, custom categories and attachments. These are </w:t>
+        <w:t xml:space="preserve">Fuel / Charging Stages 1 and 2 are implemented; reports remain planned. Other planned or future candidates are general vehicle document uploads; personal recurring entries, receipts and custom category editing; and task recurring items, subtasks, custom categories and attachments. These are </w:t>
       </w:r>
       <w:r>
         <w:rPr>
@@ -3966,7 +4097,7 @@
               <w:rPr>
                 <w:rStyle w:val="Code"/>
               </w:rPr>
-              <w:t xml:space="preserve">src/database/{personal,personal-analytics,tasks}.ts</w:t>
+              <w:t xml:space="preserve">src/database/{personal,personal-analytics,personal-budgets,tasks}.ts</w:t>
             </w:r>
           </w:p>
         </w:tc>
@@ -4153,6 +4284,38 @@
               <w:rPr>
                 <w:rStyle w:val="Code"/>
               </w:rPr>
+              <w:t xml:space="preserve">docs/PERSONAL_BUDGETS.md</w:t>
+            </w:r>
+          </w:p>
+        </w:tc>
+        <w:tc>
+          <w:tcPr>
+            <w:tcW w:w="5760" w:type="dxa"/>
+          </w:tcPr>
+          <w:p>
+            <w:pPr>
+              <w:pStyle w:val="TableBody"/>
+            </w:pPr>
+            <w:r>
+              <w:t xml:space="preserve">Budget schema/APIs, Stage 2 UI, exact progress/status, category restrictions and manual checks.</w:t>
+            </w:r>
+          </w:p>
+        </w:tc>
+      </w:tr>
+      <w:tr>
+        <w:tc>
+          <w:tcPr>
+            <w:tcW w:w="3600" w:type="dxa"/>
+            <w:shd w:fill="F7FAF8"/>
+          </w:tcPr>
+          <w:p>
+            <w:pPr>
+              <w:pStyle w:val="TableBody"/>
+            </w:pPr>
+            <w:r>
+              <w:rPr>
+                <w:rStyle w:val="Code"/>
+              </w:rPr>
               <w:t xml:space="preserve">docs/FUEL_CHARGING.md</w:t>
             </w:r>
           </w:p>
@@ -4160,6 +4323,7 @@
         <w:tc>
           <w:tcPr>
             <w:tcW w:w="5760" w:type="dxa"/>
+            <w:shd w:fill="F7FAF8"/>
           </w:tcPr>
           <w:p>
             <w:pPr>
@@ -4175,7 +4339,6 @@
         <w:tc>
           <w:tcPr>
             <w:tcW w:w="3600" w:type="dxa"/>
-            <w:shd w:fill="F7FAF8"/>
           </w:tcPr>
           <w:p>
             <w:pPr>
@@ -4192,7 +4355,6 @@
         <w:tc>
           <w:tcPr>
             <w:tcW w:w="5760" w:type="dxa"/>
-            <w:shd w:fill="F7FAF8"/>
           </w:tcPr>
           <w:p>
             <w:pPr>
@@ -4208,6 +4370,7 @@
         <w:tc>
           <w:tcPr>
             <w:tcW w:w="3600" w:type="dxa"/>
+            <w:shd w:fill="F7FAF8"/>
           </w:tcPr>
           <w:p>
             <w:pPr>
@@ -4233,6 +4396,7 @@
         <w:tc>
           <w:tcPr>
             <w:tcW w:w="5760" w:type="dxa"/>
+            <w:shd w:fill="F7FAF8"/>
           </w:tcPr>
           <w:p>
             <w:pPr>
@@ -4248,7 +4412,6 @@
         <w:tc>
           <w:tcPr>
             <w:tcW w:w="3600" w:type="dxa"/>
-            <w:shd w:fill="F7FAF8"/>
           </w:tcPr>
           <w:p>
             <w:pPr>
@@ -4274,7 +4437,6 @@
         <w:tc>
           <w:tcPr>
             <w:tcW w:w="5760" w:type="dxa"/>
-            <w:shd w:fill="F7FAF8"/>
           </w:tcPr>
           <w:p>
             <w:pPr>
@@ -4290,6 +4452,7 @@
         <w:tc>
           <w:tcPr>
             <w:tcW w:w="3600" w:type="dxa"/>
+            <w:shd w:fill="F7FAF8"/>
           </w:tcPr>
           <w:p>
             <w:pPr>
@@ -4324,6 +4487,7 @@
         <w:tc>
           <w:tcPr>
             <w:tcW w:w="5760" w:type="dxa"/>
+            <w:shd w:fill="F7FAF8"/>
           </w:tcPr>
           <w:p>
             <w:pPr>
@@ -4886,7 +5050,7 @@
         <w:t xml:space="preserve">Completed in source:</w:t>
       </w:r>
       <w:r>
-        <w:t xml:space="preserve"> UI/UX V2 across Home, Tasks, Garage/Vehicle Detail, Personal Expenses, Vehicle Reminders/Settings, Settings/About and remaining vehicle forms; vehicle CRUD/photos/services/coverage; personal transactions and analytics; tasks; appearance themes; local reminder scheduling; Expo Go notification isolation; Backup &amp; Restore V1 create/inspect/replacement/rollback UI and engines, shared mutation leases/exclusive maintenance and persistent catastrophic recovery material; Fuel / Charging Stage 1 foundation and Stage 2 dashboard/forms/history/details; migrations through v10; and regression scripts.</w:t>
+        <w:t xml:space="preserve"> UI/UX V2 across Home, Tasks, Garage/Vehicle Detail, Personal Expenses, Vehicle Reminders/Settings, Settings/About and remaining vehicle forms; vehicle CRUD/photos/services/coverage; personal transactions and analytics; tasks; appearance themes; local reminder scheduling; Expo Go notification isolation; Backup &amp; Restore V1 create/inspect/replacement/rollback UI and engines, shared mutation leases/exclusive maintenance and persistent catastrophic recovery material; Fuel / Charging Stage 1 foundation and Stage 2 dashboard/forms/history/details; Personal Budgets Stages 1 and 2 foundation/dashboard/forms; migrations through v11; and regression scripts.</w:t>
       </w:r>
     </w:p>
     <w:p>
@@ -4940,7 +5104,7 @@
         <w:t xml:space="preserve">Next:</w:t>
       </w:r>
       <w:r>
-        <w:t xml:space="preserve"> complete real-device Backup &amp; Restore safety tests (including in-flight operations, rollback failure and process interruption) and final V2 regression testing. Fuel/charging device validation and future reports, general document uploads and cloud account/sync remain future work.</w:t>
+        <w:t xml:space="preserve"> complete real-device Backup &amp; Restore safety tests (including in-flight operations, rollback failure and process interruption) and final V2 regression testing. Personal Budget device validation, fuel/charging device validation and future reports, general document uploads and cloud account/sync remain future work.</w:t>
       </w:r>
     </w:p>
     <w:p>
@@ -5322,6 +5486,91 @@
             </w:pPr>
             <w:r>
               <w:t xml:space="preserve">Adds checksummed portable packages, safe inspection, isolated migration, coordinated replacement/rollback, cross-device path rebasing and restart locking without a schema or dependency change.</w:t>
+            </w:r>
+          </w:p>
+        </w:tc>
+      </w:tr>
+      <w:tr>
+        <w:tc>
+          <w:tcPr>
+            <w:tcW w:w="1100" w:type="dxa"/>
+            <w:shd w:fill="F7FAF8"/>
+          </w:tcPr>
+          <w:p>
+            <w:pPr>
+              <w:pStyle w:val="TableBody"/>
+            </w:pPr>
+            <w:r>
+              <w:t xml:space="preserve">2026-09-29</w:t>
+            </w:r>
+          </w:p>
+        </w:tc>
+        <w:tc>
+          <w:tcPr>
+            <w:tcW w:w="1850" w:type="dxa"/>
+            <w:shd w:fill="F7FAF8"/>
+          </w:tcPr>
+          <w:p>
+            <w:pPr>
+              <w:pStyle w:val="TableBody"/>
+            </w:pPr>
+            <w:r>
+              <w:t xml:space="preserve">Implemented Personal Budgets V1 Stage 2 UI.</w:t>
+            </w:r>
+          </w:p>
+        </w:tc>
+        <w:tc>
+          <w:tcPr>
+            <w:tcW w:w="6410" w:type="dxa"/>
+            <w:shd w:fill="F7FAF8"/>
+          </w:tcPr>
+          <w:p>
+            <w:pPr>
+              <w:pStyle w:val="TableBody"/>
+            </w:pPr>
+            <w:r>
+              <w:t xml:space="preserve">Personal Expense entry point, selected-month dashboard, overall/category editor/removal, accessible exact-derived progress and focus refresh. Twelve real-SQLite/component test groups; schema remains v11 and native checks remain outstanding.</w:t>
+            </w:r>
+          </w:p>
+        </w:tc>
+      </w:tr>
+      <w:tr>
+        <w:tc>
+          <w:tcPr>
+            <w:tcW w:w="1100" w:type="dxa"/>
+          </w:tcPr>
+          <w:p>
+            <w:pPr>
+              <w:pStyle w:val="TableBody"/>
+            </w:pPr>
+            <w:r>
+              <w:t xml:space="preserve">2026-09-29</w:t>
+            </w:r>
+          </w:p>
+        </w:tc>
+        <w:tc>
+          <w:tcPr>
+            <w:tcW w:w="1850" w:type="dxa"/>
+          </w:tcPr>
+          <w:p>
+            <w:pPr>
+              <w:pStyle w:val="TableBody"/>
+            </w:pPr>
+            <w:r>
+              <w:t xml:space="preserve">Implemented Personal Budgets V1 Stage 1 foundation.</w:t>
+            </w:r>
+          </w:p>
+        </w:tc>
+        <w:tc>
+          <w:tcPr>
+            <w:tcW w:w="6410" w:type="dxa"/>
+          </w:tcPr>
+          <w:p>
+            <w:pPr>
+              <w:pStyle w:val="TableBody"/>
+            </w:pPr>
+            <w:r>
+              <w:t xml:space="preserve">Additive v11 overall/category limits, expense-only live summaries, exact thresholds, lifecycle coordination and real SQLite migration/restore tests. No Budget UI or vehicle accounting changes.</w:t>
             </w:r>
           </w:p>
         </w:tc>

--- a/docs/LifePilot_Project_Guide.docx
+++ b/docs/LifePilot_Project_Guide.docx
@@ -203,6 +203,16 @@
       </w:pPr>
       <w:hyperlink w:anchor="section_15" w:history="1">
         <w:r>
+          <w:t xml:space="preserve">Backup consistency and operation ownership</w:t>
+        </w:r>
+      </w:hyperlink>
+    </w:p>
+    <w:p>
+      <w:pPr>
+        <w:pStyle w:val="Toc"/>
+      </w:pPr>
+      <w:hyperlink w:anchor="section_16" w:history="1">
+        <w:r>
           <w:t xml:space="preserve">Operation ownership and recovery persistence</w:t>
         </w:r>
       </w:hyperlink>
@@ -211,7 +221,7 @@
       <w:pPr>
         <w:pStyle w:val="Toc"/>
       </w:pPr>
-      <w:hyperlink w:anchor="section_16" w:history="1">
+      <w:hyperlink w:anchor="section_17" w:history="1">
         <w:r>
           <w:t xml:space="preserve">13. Testing</w:t>
         </w:r>
@@ -221,7 +231,7 @@
       <w:pPr>
         <w:pStyle w:val="Toc"/>
       </w:pPr>
-      <w:hyperlink w:anchor="section_17" w:history="1">
+      <w:hyperlink w:anchor="section_18" w:history="1">
         <w:r>
           <w:t xml:space="preserve">14. Development Environment</w:t>
         </w:r>
@@ -231,7 +241,7 @@
       <w:pPr>
         <w:pStyle w:val="Toc"/>
       </w:pPr>
-      <w:hyperlink w:anchor="section_18" w:history="1">
+      <w:hyperlink w:anchor="section_19" w:history="1">
         <w:r>
           <w:t xml:space="preserve">15. Git Workflow</w:t>
         </w:r>
@@ -241,7 +251,7 @@
       <w:pPr>
         <w:pStyle w:val="Toc"/>
       </w:pPr>
-      <w:hyperlink w:anchor="section_19" w:history="1">
+      <w:hyperlink w:anchor="section_20" w:history="1">
         <w:r>
           <w:t xml:space="preserve">16. Android / EAS Build System</w:t>
         </w:r>
@@ -251,7 +261,7 @@
       <w:pPr>
         <w:pStyle w:val="Toc"/>
       </w:pPr>
-      <w:hyperlink w:anchor="section_20" w:history="1">
+      <w:hyperlink w:anchor="section_21" w:history="1">
         <w:r>
           <w:t xml:space="preserve">17. APK Update Safety</w:t>
         </w:r>
@@ -261,7 +271,7 @@
       <w:pPr>
         <w:pStyle w:val="Toc"/>
       </w:pPr>
-      <w:hyperlink w:anchor="section_21" w:history="1">
+      <w:hyperlink w:anchor="section_22" w:history="1">
         <w:r>
           <w:t xml:space="preserve">18. Known Issues</w:t>
         </w:r>
@@ -271,7 +281,7 @@
       <w:pPr>
         <w:pStyle w:val="Toc"/>
       </w:pPr>
-      <w:hyperlink w:anchor="section_22" w:history="1">
+      <w:hyperlink w:anchor="section_23" w:history="1">
         <w:r>
           <w:t xml:space="preserve">19. Future Roadmap</w:t>
         </w:r>
@@ -281,7 +291,7 @@
       <w:pPr>
         <w:pStyle w:val="Toc"/>
       </w:pPr>
-      <w:hyperlink w:anchor="section_23" w:history="1">
+      <w:hyperlink w:anchor="section_24" w:history="1">
         <w:r>
           <w:t xml:space="preserve">20. Important Files</w:t>
         </w:r>
@@ -291,7 +301,7 @@
       <w:pPr>
         <w:pStyle w:val="Toc"/>
       </w:pPr>
-      <w:hyperlink w:anchor="section_24" w:history="1">
+      <w:hyperlink w:anchor="section_25" w:history="1">
         <w:r>
           <w:t xml:space="preserve">21. Important Technical Decisions</w:t>
         </w:r>
@@ -301,7 +311,7 @@
       <w:pPr>
         <w:pStyle w:val="Toc"/>
       </w:pPr>
-      <w:hyperlink w:anchor="section_25" w:history="1">
+      <w:hyperlink w:anchor="section_26" w:history="1">
         <w:r>
           <w:t xml:space="preserve">22. Instructions for Future LLMs</w:t>
         </w:r>
@@ -311,7 +321,7 @@
       <w:pPr>
         <w:pStyle w:val="Toc"/>
       </w:pPr>
-      <w:hyperlink w:anchor="section_26" w:history="1">
+      <w:hyperlink w:anchor="section_27" w:history="1">
         <w:r>
           <w:t xml:space="preserve">23. Current Project State</w:t>
         </w:r>
@@ -321,7 +331,7 @@
       <w:pPr>
         <w:pStyle w:val="Toc"/>
       </w:pPr>
-      <w:hyperlink w:anchor="section_27" w:history="1">
+      <w:hyperlink w:anchor="section_28" w:history="1">
         <w:r>
           <w:t xml:space="preserve">24. Changelog</w:t>
         </w:r>
@@ -336,11 +346,11 @@
       <w:pPr>
         <w:pStyle w:val="Heading1"/>
       </w:pPr>
-      <w:bookmarkStart w:id="35" w:name="section_1"/>
+      <w:bookmarkStart w:id="36" w:name="section_1"/>
       <w:r>
         <w:t xml:space="preserve">LifePilot – Master Project Context</w:t>
       </w:r>
-      <w:bookmarkEnd w:id="35"/>
+      <w:bookmarkEnd w:id="36"/>
     </w:p>
     <w:p>
       <w:pPr>
@@ -354,11 +364,11 @@
       <w:pPr>
         <w:pStyle w:val="Heading2"/>
       </w:pPr>
-      <w:bookmarkStart w:id="37" w:name="section_2"/>
+      <w:bookmarkStart w:id="38" w:name="section_2"/>
       <w:r>
         <w:t xml:space="preserve">1. Project Overview</w:t>
       </w:r>
-      <w:bookmarkEnd w:id="37"/>
+      <w:bookmarkEnd w:id="38"/>
     </w:p>
     <w:p>
       <w:pPr>
@@ -381,11 +391,11 @@
       <w:pPr>
         <w:pStyle w:val="Heading2"/>
       </w:pPr>
-      <w:bookmarkStart w:id="39" w:name="section_3"/>
+      <w:bookmarkStart w:id="40" w:name="section_3"/>
       <w:r>
         <w:t xml:space="preserve">2. Product Principles</w:t>
       </w:r>
-      <w:bookmarkEnd w:id="39"/>
+      <w:bookmarkEnd w:id="40"/>
     </w:p>
     <w:p>
       <w:pPr>
@@ -439,11 +449,11 @@
       <w:pPr>
         <w:pStyle w:val="Heading2"/>
       </w:pPr>
-      <w:bookmarkStart w:id="44" w:name="section_4"/>
+      <w:bookmarkStart w:id="45" w:name="section_4"/>
       <w:r>
         <w:t xml:space="preserve">3. Technology Stack</w:t>
       </w:r>
-      <w:bookmarkEnd w:id="44"/>
+      <w:bookmarkEnd w:id="45"/>
     </w:p>
     <w:p>
       <w:pPr>
@@ -909,11 +919,11 @@
       <w:pPr>
         <w:pStyle w:val="Heading2"/>
       </w:pPr>
-      <w:bookmarkStart w:id="48" w:name="section_5"/>
+      <w:bookmarkStart w:id="49" w:name="section_5"/>
       <w:r>
         <w:t xml:space="preserve">4. Architecture</w:t>
       </w:r>
-      <w:bookmarkEnd w:id="48"/>
+      <w:bookmarkEnd w:id="49"/>
     </w:p>
     <w:p>
       <w:pPr>
@@ -1069,11 +1079,11 @@
       <w:pPr>
         <w:pStyle w:val="Heading2"/>
       </w:pPr>
-      <w:bookmarkStart w:id="60" w:name="section_6"/>
+      <w:bookmarkStart w:id="61" w:name="section_6"/>
       <w:r>
         <w:t xml:space="preserve">5. Navigation</w:t>
       </w:r>
-      <w:bookmarkEnd w:id="60"/>
+      <w:bookmarkEnd w:id="61"/>
     </w:p>
     <w:p>
       <w:pPr>
@@ -1228,11 +1238,11 @@
       <w:pPr>
         <w:pStyle w:val="Heading2"/>
       </w:pPr>
-      <w:bookmarkStart w:id="62" w:name="section_7"/>
+      <w:bookmarkStart w:id="63" w:name="section_7"/>
       <w:r>
         <w:t xml:space="preserve">6. UI / Theme / Branding</w:t>
       </w:r>
-      <w:bookmarkEnd w:id="62"/>
+      <w:bookmarkEnd w:id="63"/>
     </w:p>
     <w:p>
       <w:pPr>
@@ -1361,11 +1371,11 @@
       <w:pPr>
         <w:pStyle w:val="Heading2"/>
       </w:pPr>
-      <w:bookmarkStart w:id="66" w:name="section_8"/>
+      <w:bookmarkStart w:id="67" w:name="section_8"/>
       <w:r>
         <w:t xml:space="preserve">7. Vehicle Manager</w:t>
       </w:r>
-      <w:bookmarkEnd w:id="66"/>
+      <w:bookmarkEnd w:id="67"/>
     </w:p>
     <w:p>
       <w:pPr>
@@ -1486,11 +1496,11 @@
       <w:pPr>
         <w:pStyle w:val="Heading2"/>
       </w:pPr>
-      <w:bookmarkStart w:id="69" w:name="section_9"/>
+      <w:bookmarkStart w:id="70" w:name="section_9"/>
       <w:r>
         <w:t xml:space="preserve">8. Personal Expense Manager</w:t>
       </w:r>
-      <w:bookmarkEnd w:id="69"/>
+      <w:bookmarkEnd w:id="70"/>
     </w:p>
     <w:p>
       <w:pPr>
@@ -1618,11 +1628,11 @@
       <w:pPr>
         <w:pStyle w:val="Heading2"/>
       </w:pPr>
-      <w:bookmarkStart w:id="71" w:name="section_10"/>
+      <w:bookmarkStart w:id="72" w:name="section_10"/>
       <w:r>
         <w:t xml:space="preserve">9. Tasks / To-Do</w:t>
       </w:r>
-      <w:bookmarkEnd w:id="71"/>
+      <w:bookmarkEnd w:id="72"/>
     </w:p>
     <w:p>
       <w:pPr>
@@ -1714,11 +1724,11 @@
       <w:pPr>
         <w:pStyle w:val="Heading2"/>
       </w:pPr>
-      <w:bookmarkStart w:id="73" w:name="section_11"/>
+      <w:bookmarkStart w:id="74" w:name="section_11"/>
       <w:r>
         <w:t xml:space="preserve">10. Database Architecture</w:t>
       </w:r>
-      <w:bookmarkEnd w:id="73"/>
+      <w:bookmarkEnd w:id="74"/>
     </w:p>
     <w:p>
       <w:pPr>
@@ -2531,11 +2541,11 @@
       <w:pPr>
         <w:pStyle w:val="Heading2"/>
       </w:pPr>
-      <w:bookmarkStart w:id="79" w:name="section_12"/>
+      <w:bookmarkStart w:id="80" w:name="section_12"/>
       <w:r>
         <w:t xml:space="preserve">11. File Storage</w:t>
       </w:r>
-      <w:bookmarkEnd w:id="79"/>
+      <w:bookmarkEnd w:id="80"/>
     </w:p>
     <w:p>
       <w:pPr>
@@ -2603,11 +2613,11 @@
       <w:pPr>
         <w:pStyle w:val="Heading2"/>
       </w:pPr>
-      <w:bookmarkStart w:id="81" w:name="section_13"/>
+      <w:bookmarkStart w:id="82" w:name="section_13"/>
       <w:r>
         <w:t xml:space="preserve">12. Notifications</w:t>
       </w:r>
-      <w:bookmarkEnd w:id="81"/>
+      <w:bookmarkEnd w:id="82"/>
     </w:p>
     <w:p>
       <w:pPr>
@@ -2718,11 +2728,11 @@
       <w:pPr>
         <w:pStyle w:val="Heading2"/>
       </w:pPr>
-      <w:bookmarkStart w:id="85" w:name="section_14"/>
+      <w:bookmarkStart w:id="86" w:name="section_14"/>
       <w:r>
         <w:t xml:space="preserve">12A. Backup &amp; Restore V1</w:t>
       </w:r>
-      <w:bookmarkEnd w:id="85"/>
+      <w:bookmarkEnd w:id="86"/>
     </w:p>
     <w:p>
       <w:pPr>
@@ -2797,11 +2807,82 @@
       <w:pPr>
         <w:pStyle w:val="Heading3"/>
       </w:pPr>
-      <w:bookmarkStart w:id="89" w:name="section_15"/>
+      <w:bookmarkStart w:id="90" w:name="section_15"/>
+      <w:r>
+        <w:t xml:space="preserve">Backup consistency and operation ownership</w:t>
+      </w:r>
+      <w:bookmarkEnd w:id="90"/>
+    </w:p>
+    <w:p>
+      <w:pPr>
+        <w:pStyle w:val="Normal"/>
+      </w:pPr>
+      <w:r>
+        <w:t xml:space="preserve">Backup creation now uses a separate central snapshot barrier: </w:t>
+      </w:r>
+      <w:r>
+        <w:rPr>
+          <w:rStyle w:val="Code"/>
+        </w:rPr>
+        <w:t xml:space="preserve">normal -&gt; snapshot-draining -&gt; snapshot -&gt; normal</w:t>
+      </w:r>
+      <w:r>
+        <w:t xml:space="preserve">. It closes mutation admission synchronously, drains admitted operations and nested cleanup, then captures SQLite/schema and every owned media file into attempt-private bytes. Admission resumes before encoding, hashing, verification, package output, cleanup or provider export. No restore authorization, provider unmount or restart lock is used. A service-level guard rejects concurrent creates with typed </w:t>
+      </w:r>
+      <w:r>
+        <w:rPr>
+          <w:rStyle w:val="Code"/>
+        </w:rPr>
+        <w:t xml:space="preserve">busy</w:t>
+      </w:r>
+      <w:r>
+        <w:t xml:space="preserve">; the UI has an immediate ref guard. Nested backup calls with an OperationContext are rejected; callers must never await capture while holding a normal lease.</w:t>
+      </w:r>
+    </w:p>
+    <w:p>
+      <w:pPr>
+        <w:pStyle w:val="Normal"/>
+      </w:pPr>
+      <w:r>
+        <w:t xml:space="preserve">Each attempt owns a validated </w:t>
+      </w:r>
+      <w:r>
+        <w:rPr>
+          <w:rStyle w:val="Code"/>
+        </w:rPr>
+        <w:t xml:space="preserve">Paths.cache/lifepilot-backup-&lt;UUID&gt;/</w:t>
+      </w:r>
+      <w:r>
+        <w:t xml:space="preserve"> directory. Collisions preserve existing content, cleanup touches only the attempt, and recovery directories remain separate. Output must be a direct private </w:t>
+      </w:r>
+      <w:r>
+        <w:rPr>
+          <w:rStyle w:val="Code"/>
+        </w:rPr>
+        <w:t xml:space="preserve">.lpbackup</w:t>
+      </w:r>
+      <w:r>
+        <w:t xml:space="preserve"> file and is reserved without overwrite. Capture failures resume admission; cleanup failures report </w:t>
+      </w:r>
+      <w:r>
+        <w:rPr>
+          <w:rStyle w:val="Code"/>
+        </w:rPr>
+        <w:t xml:space="preserve">cleanupIncomplete</w:t>
+      </w:r>
+      <w:r>
+        <w:t xml:space="preserve"> on the result or primary BackupError without retaining lifecycle ownership. Current coverage remains the vehicle-photo tree, including service bills and Insurance/PUC images. Future attachment roots must join both archive coverage and leased mutation workflows. The guarantee covers participating in-process mutations, not pre-existing missing files or process death. Large in-memory capture/JSON packaging still needs device verification. Schema v11, format v1 and dependencies are unchanged.</w:t>
+      </w:r>
+    </w:p>
+    <w:p>
+      <w:pPr>
+        <w:pStyle w:val="Heading3"/>
+      </w:pPr>
+      <w:bookmarkStart w:id="93" w:name="section_16"/>
       <w:r>
         <w:t xml:space="preserve">Operation ownership and recovery persistence</w:t>
       </w:r>
-      <w:bookmarkEnd w:id="89"/>
+      <w:bookmarkEnd w:id="93"/>
     </w:p>
     <w:p>
       <w:pPr>
@@ -2823,7 +2904,7 @@
         <w:t xml:space="preserve">OperationContext</w:t>
       </w:r>
       <w:r>
-        <w:t xml:space="preserve"> values and identity-validated exclusive authorization. Whole vehicle workflows, repository mutations, private connection closure, filesystem/error cleanup, personal/task mutations, reminder writes and reconciliation, permission continuations, cleanup retries and backup creation are covered. Nested helpers share the admitted context and may finish during suspension. New operations are rejected synchronously; queued task reconciliation is invalidated by suspension. Reads and the separate appearance preference database remain outside the mutation barrier. Startup migration precedes application operations; staged restore migration runs under exclusive ownership. No schema change, dependency addition or backup-format change was required.</w:t>
+        <w:t xml:space="preserve"> values and identity-validated exclusive authorization. Whole vehicle workflows, repository mutations, private connection closure, filesystem/error cleanup, personal/task mutations, reminder writes and reconciliation, permission continuations and cleanup retries are covered by normal leases; backup source capture uses the separate barrier above. Nested helpers share the admitted context and may finish during suspension. New operations are rejected synchronously; queued task reconciliation is invalidated by suspension. Reads and the separate appearance preference database remain outside the mutation barrier. Startup migration precedes application operations; staged restore migration runs under exclusive ownership. No schema change, dependency addition or backup-format change was required.</w:t>
       </w:r>
     </w:p>
     <w:p>
@@ -2865,11 +2946,11 @@
       <w:pPr>
         <w:pStyle w:val="Heading2"/>
       </w:pPr>
-      <w:bookmarkStart w:id="92" w:name="section_16"/>
+      <w:bookmarkStart w:id="96" w:name="section_17"/>
       <w:r>
         <w:t xml:space="preserve">13. Testing</w:t>
       </w:r>
-      <w:bookmarkEnd w:id="92"/>
+      <w:bookmarkEnd w:id="96"/>
     </w:p>
     <w:p>
       <w:pPr>
@@ -2930,7 +3011,7 @@
         <w:t xml:space="preserve">tests/</w:t>
       </w:r>
       <w:r>
-        <w:t xml:space="preserve"> directory or Jest script. Operation lifecycle and restore-session regression scripts now exercise cross-domain races, queue invalidation, cleanup/private-connection drain and locked outcomes; restore tests cover persistent recovery material and collision isolation. The shared test loader preserves module identity for operation contexts. Native APIs and Back handling are mocked in these tests.</w:t>
+        <w:t xml:space="preserve"> directory or Jest script. Operation lifecycle and restore-session regression scripts now exercise cross-domain races, queue invalidation, cleanup/private-connection drain and locked outcomes; restore tests cover persistent recovery material and collision isolation. The shared test loader preserves module identity for operation contexts. Backup concurrency hardening adds 20 deterministic race/failure/isolation scenarios with real temporary SQLite snapshots and actual photo workflows, plus rendered rapid-invocation UI checks. All 21 regression scripts, TypeScript and changed-file ESLint pass for this milestone; no APK/device testing was performed. Native APIs and Back handling are mocked in these tests.</w:t>
       </w:r>
     </w:p>
     <w:p>
@@ -2945,11 +3026,11 @@
       <w:pPr>
         <w:pStyle w:val="Heading2"/>
       </w:pPr>
-      <w:bookmarkStart w:id="95" w:name="section_17"/>
+      <w:bookmarkStart w:id="99" w:name="section_18"/>
       <w:r>
         <w:t xml:space="preserve">14. Development Environment</w:t>
       </w:r>
-      <w:bookmarkEnd w:id="95"/>
+      <w:bookmarkEnd w:id="99"/>
     </w:p>
     <w:p>
       <w:pPr>
@@ -2999,11 +3080,11 @@
       <w:pPr>
         <w:pStyle w:val="Heading2"/>
       </w:pPr>
-      <w:bookmarkStart w:id="97" w:name="section_18"/>
+      <w:bookmarkStart w:id="101" w:name="section_19"/>
       <w:r>
         <w:t xml:space="preserve">15. Git Workflow</w:t>
       </w:r>
-      <w:bookmarkEnd w:id="97"/>
+      <w:bookmarkEnd w:id="101"/>
     </w:p>
     <w:p>
       <w:pPr>
@@ -3080,11 +3161,11 @@
       <w:pPr>
         <w:pStyle w:val="Heading2"/>
       </w:pPr>
-      <w:bookmarkStart w:id="99" w:name="section_19"/>
+      <w:bookmarkStart w:id="103" w:name="section_20"/>
       <w:r>
         <w:t xml:space="preserve">16. Android / EAS Build System</w:t>
       </w:r>
-      <w:bookmarkEnd w:id="99"/>
+      <w:bookmarkEnd w:id="103"/>
     </w:p>
     <w:p>
       <w:pPr>
@@ -3241,11 +3322,11 @@
       <w:pPr>
         <w:pStyle w:val="Heading2"/>
       </w:pPr>
-      <w:bookmarkStart w:id="102" w:name="section_20"/>
+      <w:bookmarkStart w:id="106" w:name="section_21"/>
       <w:r>
         <w:t xml:space="preserve">17. APK Update Safety</w:t>
       </w:r>
-      <w:bookmarkEnd w:id="102"/>
+      <w:bookmarkEnd w:id="106"/>
     </w:p>
     <w:p>
       <w:pPr>
@@ -3313,11 +3394,11 @@
       <w:pPr>
         <w:pStyle w:val="Heading2"/>
       </w:pPr>
-      <w:bookmarkStart w:id="104" w:name="section_21"/>
+      <w:bookmarkStart w:id="108" w:name="section_22"/>
       <w:r>
         <w:t xml:space="preserve">18. Known Issues</w:t>
       </w:r>
-      <w:bookmarkEnd w:id="104"/>
+      <w:bookmarkEnd w:id="108"/>
     </w:p>
     <w:tbl>
       <w:tblPr>
@@ -3613,7 +3694,7 @@
               <w:pStyle w:val="TableBody"/>
             </w:pPr>
             <w:r>
-              <w:t xml:space="preserve">Create/inspect/restore, operation drain, persistent rollback, catastrophic lock and cross-device paths are implemented with automated/mock coverage; retained recovery sets have no automatic recovery UI.</w:t>
+              <w:t xml:space="preserve">Create/inspect/restore, protected backup capture, concurrent-create rejection, operation drain, persistent rollback, catastrophic lock and cross-device paths are implemented with automated/mock coverage; retained recovery sets have no automatic recovery UI.</w:t>
             </w:r>
           </w:p>
         </w:tc>
@@ -3803,11 +3884,11 @@
       <w:pPr>
         <w:pStyle w:val="Heading2"/>
       </w:pPr>
-      <w:bookmarkStart w:id="106" w:name="section_22"/>
+      <w:bookmarkStart w:id="110" w:name="section_23"/>
       <w:r>
         <w:t xml:space="preserve">19. Future Roadmap</w:t>
       </w:r>
-      <w:bookmarkEnd w:id="106"/>
+      <w:bookmarkEnd w:id="110"/>
     </w:p>
     <w:p>
       <w:pPr>
@@ -3838,11 +3919,11 @@
       <w:pPr>
         <w:pStyle w:val="Heading2"/>
       </w:pPr>
-      <w:bookmarkStart w:id="109" w:name="section_23"/>
+      <w:bookmarkStart w:id="113" w:name="section_24"/>
       <w:r>
         <w:t xml:space="preserve">20. Important Files</w:t>
       </w:r>
-      <w:bookmarkEnd w:id="109"/>
+      <w:bookmarkEnd w:id="113"/>
     </w:p>
     <w:tbl>
       <w:tblPr>
@@ -4504,11 +4585,11 @@
       <w:pPr>
         <w:pStyle w:val="Heading2"/>
       </w:pPr>
-      <w:bookmarkStart w:id="111" w:name="section_24"/>
+      <w:bookmarkStart w:id="115" w:name="section_25"/>
       <w:r>
         <w:t xml:space="preserve">21. Important Technical Decisions</w:t>
       </w:r>
-      <w:bookmarkEnd w:id="111"/>
+      <w:bookmarkEnd w:id="115"/>
     </w:p>
     <w:p>
       <w:pPr>
@@ -5011,11 +5092,11 @@
       <w:pPr>
         <w:pStyle w:val="Heading2"/>
       </w:pPr>
-      <w:bookmarkStart w:id="114" w:name="section_25"/>
+      <w:bookmarkStart w:id="118" w:name="section_26"/>
       <w:r>
         <w:t xml:space="preserve">22. Instructions for Future LLMs</w:t>
       </w:r>
-      <w:bookmarkEnd w:id="114"/>
+      <w:bookmarkEnd w:id="118"/>
     </w:p>
     <w:p>
       <w:pPr>
@@ -5029,11 +5110,11 @@
       <w:pPr>
         <w:pStyle w:val="Heading2"/>
       </w:pPr>
-      <w:bookmarkStart w:id="116" w:name="section_26"/>
+      <w:bookmarkStart w:id="120" w:name="section_27"/>
       <w:r>
         <w:t xml:space="preserve">23. Current Project State</w:t>
       </w:r>
-      <w:bookmarkEnd w:id="116"/>
+      <w:bookmarkEnd w:id="120"/>
     </w:p>
     <w:p>
       <w:pPr>
@@ -5050,7 +5131,7 @@
         <w:t xml:space="preserve">Completed in source:</w:t>
       </w:r>
       <w:r>
-        <w:t xml:space="preserve"> UI/UX V2 across Home, Tasks, Garage/Vehicle Detail, Personal Expenses, Vehicle Reminders/Settings, Settings/About and remaining vehicle forms; vehicle CRUD/photos/services/coverage; personal transactions and analytics; tasks; appearance themes; local reminder scheduling; Expo Go notification isolation; Backup &amp; Restore V1 create/inspect/replacement/rollback UI and engines, shared mutation leases/exclusive maintenance and persistent catastrophic recovery material; Fuel / Charging Stage 1 foundation and Stage 2 dashboard/forms/history/details; Personal Budgets Stages 1 and 2 foundation/dashboard/forms; migrations through v11; and regression scripts.</w:t>
+        <w:t xml:space="preserve"> UI/UX V2 across Home, Tasks, Garage/Vehicle Detail, Personal Expenses, Vehicle Reminders/Settings, Settings/About and remaining vehicle forms; vehicle CRUD/photos/services/coverage; personal transactions and analytics; tasks; appearance themes; local reminder scheduling; Expo Go notification isolation; Backup &amp; Restore V1 create/inspect/replacement/rollback UI and engines, shared mutation leases/exclusive maintenance, protected backup snapshot capture with isolated staging/concurrency guards, and persistent catastrophic recovery material; Fuel / Charging Stage 1 foundation and Stage 2 dashboard/forms/history/details; Personal Budgets Stages 1 and 2 foundation/dashboard/forms; migrations through v11; and regression scripts.</w:t>
       </w:r>
     </w:p>
     <w:p>
@@ -5111,11 +5192,11 @@
       <w:pPr>
         <w:pStyle w:val="Heading2"/>
       </w:pPr>
-      <w:bookmarkStart w:id="121" w:name="section_27"/>
+      <w:bookmarkStart w:id="125" w:name="section_28"/>
       <w:r>
         <w:t xml:space="preserve">24. Changelog</w:t>
       </w:r>
-      <w:bookmarkEnd w:id="121"/>
+      <w:bookmarkEnd w:id="125"/>
     </w:p>
     <w:tbl>
       <w:tblPr>
@@ -5515,6 +5596,48 @@
               <w:pStyle w:val="TableBody"/>
             </w:pPr>
             <w:r>
+              <w:t xml:space="preserve">Hardened backup snapshot consistency and concurrency.</w:t>
+            </w:r>
+          </w:p>
+        </w:tc>
+        <w:tc>
+          <w:tcPr>
+            <w:tcW w:w="6410" w:type="dxa"/>
+            <w:shd w:fill="F7FAF8"/>
+          </w:tcPr>
+          <w:p>
+            <w:pPr>
+              <w:pStyle w:val="TableBody"/>
+            </w:pPr>
+            <w:r>
+              <w:t xml:space="preserve">Separate drain/capture barrier protects SQLite and owned files; immutable packaging resumes admission early. Typed busy rejection, unique validated staging, cleanup reporting and immediate UI guard; 20 new race scenarios. Schema v11, archive format and restore semantics unchanged; native verification pending.</w:t>
+            </w:r>
+          </w:p>
+        </w:tc>
+      </w:tr>
+      <w:tr>
+        <w:tc>
+          <w:tcPr>
+            <w:tcW w:w="1100" w:type="dxa"/>
+          </w:tcPr>
+          <w:p>
+            <w:pPr>
+              <w:pStyle w:val="TableBody"/>
+            </w:pPr>
+            <w:r>
+              <w:t xml:space="preserve">2026-09-29</w:t>
+            </w:r>
+          </w:p>
+        </w:tc>
+        <w:tc>
+          <w:tcPr>
+            <w:tcW w:w="1850" w:type="dxa"/>
+          </w:tcPr>
+          <w:p>
+            <w:pPr>
+              <w:pStyle w:val="TableBody"/>
+            </w:pPr>
+            <w:r>
               <w:t xml:space="preserve">Implemented Personal Budgets V1 Stage 2 UI.</w:t>
             </w:r>
           </w:p>
@@ -5522,7 +5645,6 @@
         <w:tc>
           <w:tcPr>
             <w:tcW w:w="6410" w:type="dxa"/>
-            <w:shd w:fill="F7FAF8"/>
           </w:tcPr>
           <w:p>
             <w:pPr>
@@ -5538,6 +5660,7 @@
         <w:tc>
           <w:tcPr>
             <w:tcW w:w="1100" w:type="dxa"/>
+            <w:shd w:fill="F7FAF8"/>
           </w:tcPr>
           <w:p>
             <w:pPr>
@@ -5551,6 +5674,7 @@
         <w:tc>
           <w:tcPr>
             <w:tcW w:w="1850" w:type="dxa"/>
+            <w:shd w:fill="F7FAF8"/>
           </w:tcPr>
           <w:p>
             <w:pPr>
@@ -5564,6 +5688,7 @@
         <w:tc>
           <w:tcPr>
             <w:tcW w:w="6410" w:type="dxa"/>
+            <w:shd w:fill="F7FAF8"/>
           </w:tcPr>
           <w:p>
             <w:pPr>
@@ -5579,7 +5704,6 @@
         <w:tc>
           <w:tcPr>
             <w:tcW w:w="1100" w:type="dxa"/>
-            <w:shd w:fill="F7FAF8"/>
           </w:tcPr>
           <w:p>
             <w:pPr>
@@ -5593,7 +5717,6 @@
         <w:tc>
           <w:tcPr>
             <w:tcW w:w="1850" w:type="dxa"/>
-            <w:shd w:fill="F7FAF8"/>
           </w:tcPr>
           <w:p>
             <w:pPr>
@@ -5607,7 +5730,6 @@
         <w:tc>
           <w:tcPr>
             <w:tcW w:w="6410" w:type="dxa"/>
-            <w:shd w:fill="F7FAF8"/>
           </w:tcPr>
           <w:p>
             <w:pPr>
@@ -5623,6 +5745,7 @@
         <w:tc>
           <w:tcPr>
             <w:tcW w:w="1100" w:type="dxa"/>
+            <w:shd w:fill="F7FAF8"/>
           </w:tcPr>
           <w:p>
             <w:pPr>
@@ -5636,6 +5759,7 @@
         <w:tc>
           <w:tcPr>
             <w:tcW w:w="1850" w:type="dxa"/>
+            <w:shd w:fill="F7FAF8"/>
           </w:tcPr>
           <w:p>
             <w:pPr>
@@ -5649,6 +5773,7 @@
         <w:tc>
           <w:tcPr>
             <w:tcW w:w="6410" w:type="dxa"/>
+            <w:shd w:fill="F7FAF8"/>
           </w:tcPr>
           <w:p>
             <w:pPr>
@@ -5664,7 +5789,6 @@
         <w:tc>
           <w:tcPr>
             <w:tcW w:w="1100" w:type="dxa"/>
-            <w:shd w:fill="F7FAF8"/>
           </w:tcPr>
           <w:p>
             <w:pPr>
@@ -5678,7 +5802,6 @@
         <w:tc>
           <w:tcPr>
             <w:tcW w:w="1850" w:type="dxa"/>
-            <w:shd w:fill="F7FAF8"/>
           </w:tcPr>
           <w:p>
             <w:pPr>
@@ -5692,7 +5815,6 @@
         <w:tc>
           <w:tcPr>
             <w:tcW w:w="6410" w:type="dxa"/>
-            <w:shd w:fill="F7FAF8"/>
           </w:tcPr>
           <w:p>
             <w:pPr>

--- a/docs/LifePilot_Project_Guide.docx
+++ b/docs/LifePilot_Project_Guide.docx
@@ -33,7 +33,7 @@
         <w:spacing w:before="600"/>
       </w:pPr>
       <w:r>
-        <w:t xml:space="preserve">Last updated: 2026-09-29</w:t>
+        <w:t xml:space="preserve">Last updated: 2026-10-29</w:t>
       </w:r>
     </w:p>
     <w:p>
@@ -3562,6 +3562,98 @@
               <w:pStyle w:val="TableBody"/>
             </w:pPr>
             <w:r>
+              <w:t xml:space="preserve">Preview notification runtime</w:t>
+            </w:r>
+          </w:p>
+        </w:tc>
+        <w:tc>
+          <w:tcPr>
+            <w:tcW w:w="3500" w:type="dxa"/>
+            <w:shd w:fill="F7FAF8"/>
+          </w:tcPr>
+          <w:p>
+            <w:pPr>
+              <w:pStyle w:val="TableBody"/>
+            </w:pPr>
+            <w:r>
+              <w:t xml:space="preserve">Source identifies Expo Go using the SDK 57 </w:t>
+            </w:r>
+            <w:r>
+              <w:rPr>
+                <w:rStyle w:val="Code"/>
+              </w:rPr>
+              <w:t xml:space="preserve">storeClient</w:t>
+            </w:r>
+            <w:r>
+              <w:t xml:space="preserve"> plus deprecated </w:t>
+            </w:r>
+            <w:r>
+              <w:rPr>
+                <w:rStyle w:val="Code"/>
+              </w:rPr>
+              <w:t xml:space="preserve">appOwnership === 'expo'</w:t>
+            </w:r>
+            <w:r>
+              <w:t xml:space="preserve"> combination; </w:t>
+            </w:r>
+            <w:r>
+              <w:rPr>
+                <w:rStyle w:val="Code"/>
+              </w:rPr>
+              <w:t xml:space="preserve">expoGoConfig</w:t>
+            </w:r>
+            <w:r>
+              <w:t xml:space="preserve"> alone is unreliable in this bare build. Runtime/native errors are logged. The reported installed APK runtime and notification delivery still need device verification.</w:t>
+            </w:r>
+          </w:p>
+        </w:tc>
+        <w:tc>
+          <w:tcPr>
+            <w:tcW w:w="2360" w:type="dxa"/>
+            <w:shd w:fill="F7FAF8"/>
+          </w:tcPr>
+          <w:p>
+            <w:pPr>
+              <w:pStyle w:val="TableBody"/>
+            </w:pPr>
+            <w:r>
+              <w:t xml:space="preserve">Rebuild with EAS preview, inspect </w:t>
+            </w:r>
+            <w:r>
+              <w:rPr>
+                <w:rStyle w:val="Code"/>
+              </w:rPr>
+              <w:t xml:space="preserve">[LifePilot notifications]</w:t>
+            </w:r>
+            <w:r>
+              <w:t xml:space="preserve"> in Android logs, then verify permission and the 10-second test schedule on the installed APK.</w:t>
+            </w:r>
+          </w:p>
+        </w:tc>
+      </w:tr>
+      <w:tr>
+        <w:tc>
+          <w:tcPr>
+            <w:tcW w:w="1600" w:type="dxa"/>
+          </w:tcPr>
+          <w:p>
+            <w:pPr>
+              <w:pStyle w:val="TableBody"/>
+            </w:pPr>
+            <w:r>
+              <w:t xml:space="preserve">Needs device verification</w:t>
+            </w:r>
+          </w:p>
+        </w:tc>
+        <w:tc>
+          <w:tcPr>
+            <w:tcW w:w="1900" w:type="dxa"/>
+          </w:tcPr>
+          <w:p>
+            <w:pPr>
+              <w:pStyle w:val="TableBody"/>
+            </w:pPr>
+            <w:r>
               <w:t xml:space="preserve">Personal save</w:t>
             </w:r>
           </w:p>
@@ -3569,7 +3661,6 @@
         <w:tc>
           <w:tcPr>
             <w:tcW w:w="3500" w:type="dxa"/>
-            <w:shd w:fill="F7FAF8"/>
           </w:tcPr>
           <w:p>
             <w:pPr>
@@ -3589,7 +3680,6 @@
         <w:tc>
           <w:tcPr>
             <w:tcW w:w="2360" w:type="dxa"/>
-            <w:shd w:fill="F7FAF8"/>
           </w:tcPr>
           <w:p>
             <w:pPr>
@@ -3605,6 +3695,7 @@
         <w:tc>
           <w:tcPr>
             <w:tcW w:w="1600" w:type="dxa"/>
+            <w:shd w:fill="F7FAF8"/>
           </w:tcPr>
           <w:p>
             <w:pPr>
@@ -3618,6 +3709,7 @@
         <w:tc>
           <w:tcPr>
             <w:tcW w:w="1900" w:type="dxa"/>
+            <w:shd w:fill="F7FAF8"/>
           </w:tcPr>
           <w:p>
             <w:pPr>
@@ -3631,6 +3723,7 @@
         <w:tc>
           <w:tcPr>
             <w:tcW w:w="3500" w:type="dxa"/>
+            <w:shd w:fill="F7FAF8"/>
           </w:tcPr>
           <w:p>
             <w:pPr>
@@ -3644,6 +3737,7 @@
         <w:tc>
           <w:tcPr>
             <w:tcW w:w="2360" w:type="dxa"/>
+            <w:shd w:fill="F7FAF8"/>
           </w:tcPr>
           <w:p>
             <w:pPr>
@@ -3659,7 +3753,6 @@
         <w:tc>
           <w:tcPr>
             <w:tcW w:w="1600" w:type="dxa"/>
-            <w:shd w:fill="F7FAF8"/>
           </w:tcPr>
           <w:p>
             <w:pPr>
@@ -3673,7 +3766,6 @@
         <w:tc>
           <w:tcPr>
             <w:tcW w:w="1900" w:type="dxa"/>
-            <w:shd w:fill="F7FAF8"/>
           </w:tcPr>
           <w:p>
             <w:pPr>
@@ -3687,7 +3779,6 @@
         <w:tc>
           <w:tcPr>
             <w:tcW w:w="3500" w:type="dxa"/>
-            <w:shd w:fill="F7FAF8"/>
           </w:tcPr>
           <w:p>
             <w:pPr>
@@ -3701,7 +3792,6 @@
         <w:tc>
           <w:tcPr>
             <w:tcW w:w="2360" w:type="dxa"/>
-            <w:shd w:fill="F7FAF8"/>
           </w:tcPr>
           <w:p>
             <w:pPr>
@@ -3717,6 +3807,7 @@
         <w:tc>
           <w:tcPr>
             <w:tcW w:w="1600" w:type="dxa"/>
+            <w:shd w:fill="F7FAF8"/>
           </w:tcPr>
           <w:p>
             <w:pPr>
@@ -3730,6 +3821,7 @@
         <w:tc>
           <w:tcPr>
             <w:tcW w:w="1900" w:type="dxa"/>
+            <w:shd w:fill="F7FAF8"/>
           </w:tcPr>
           <w:p>
             <w:pPr>
@@ -3743,6 +3835,7 @@
         <w:tc>
           <w:tcPr>
             <w:tcW w:w="3500" w:type="dxa"/>
+            <w:shd w:fill="F7FAF8"/>
           </w:tcPr>
           <w:p>
             <w:pPr>
@@ -3756,6 +3849,7 @@
         <w:tc>
           <w:tcPr>
             <w:tcW w:w="2360" w:type="dxa"/>
+            <w:shd w:fill="F7FAF8"/>
           </w:tcPr>
           <w:p>
             <w:pPr>
@@ -3771,7 +3865,6 @@
         <w:tc>
           <w:tcPr>
             <w:tcW w:w="1600" w:type="dxa"/>
-            <w:shd w:fill="F7FAF8"/>
           </w:tcPr>
           <w:p>
             <w:pPr>
@@ -3785,7 +3878,6 @@
         <w:tc>
           <w:tcPr>
             <w:tcW w:w="1900" w:type="dxa"/>
-            <w:shd w:fill="F7FAF8"/>
           </w:tcPr>
           <w:p>
             <w:pPr>
@@ -3799,7 +3891,6 @@
         <w:tc>
           <w:tcPr>
             <w:tcW w:w="3500" w:type="dxa"/>
-            <w:shd w:fill="F7FAF8"/>
           </w:tcPr>
           <w:p>
             <w:pPr>
@@ -3813,7 +3904,6 @@
         <w:tc>
           <w:tcPr>
             <w:tcW w:w="2360" w:type="dxa"/>
-            <w:shd w:fill="F7FAF8"/>
           </w:tcPr>
           <w:p>
             <w:pPr>
@@ -3829,6 +3919,7 @@
         <w:tc>
           <w:tcPr>
             <w:tcW w:w="1600" w:type="dxa"/>
+            <w:shd w:fill="F7FAF8"/>
           </w:tcPr>
           <w:p>
             <w:pPr>
@@ -3842,6 +3933,7 @@
         <w:tc>
           <w:tcPr>
             <w:tcW w:w="1900" w:type="dxa"/>
+            <w:shd w:fill="F7FAF8"/>
           </w:tcPr>
           <w:p>
             <w:pPr>
@@ -3855,6 +3947,7 @@
         <w:tc>
           <w:tcPr>
             <w:tcW w:w="3500" w:type="dxa"/>
+            <w:shd w:fill="F7FAF8"/>
           </w:tcPr>
           <w:p>
             <w:pPr>
@@ -3868,6 +3961,7 @@
         <w:tc>
           <w:tcPr>
             <w:tcW w:w="2360" w:type="dxa"/>
+            <w:shd w:fill="F7FAF8"/>
           </w:tcPr>
           <w:p>
             <w:pPr>
@@ -5149,7 +5243,7 @@
         <w:t xml:space="preserve">In progress / unverified:</w:t>
       </w:r>
       <w:r>
-        <w:t xml:space="preserve"> final full-device V2 regression, native notification/media testing, installed-data upgrade safety and current-device verification of the historical personal-save concern.</w:t>
+        <w:t xml:space="preserve"> final full-device V2 regression, native notification/media testing (including preview APK runtime and delivery), installed-data upgrade safety and current-device verification of the historical personal-save concern.</w:t>
       </w:r>
     </w:p>
     <w:p>
@@ -5822,6 +5916,68 @@
             </w:pPr>
             <w:r>
               <w:t xml:space="preserve">Whole-operation leases drain admitted mutations/cleanup, invalidate queued task passes, and authorize restore only under exclusive ownership. Persistent rollback sets survive catastrophic failure; the process stays locked. Added race/recovery tests and corrected restore documentation; schema v9 and backup format are unchanged.</w:t>
+            </w:r>
+          </w:p>
+        </w:tc>
+      </w:tr>
+      <w:tr>
+        <w:tc>
+          <w:tcPr>
+            <w:tcW w:w="1100" w:type="dxa"/>
+            <w:shd w:fill="F7FAF8"/>
+          </w:tcPr>
+          <w:p>
+            <w:pPr>
+              <w:pStyle w:val="TableBody"/>
+            </w:pPr>
+            <w:r>
+              <w:t xml:space="preserve">2026-10-29</w:t>
+            </w:r>
+          </w:p>
+        </w:tc>
+        <w:tc>
+          <w:tcPr>
+            <w:tcW w:w="1850" w:type="dxa"/>
+            <w:shd w:fill="F7FAF8"/>
+          </w:tcPr>
+          <w:p>
+            <w:pPr>
+              <w:pStyle w:val="TableBody"/>
+            </w:pPr>
+            <w:r>
+              <w:t xml:space="preserve">Corrected notification runtime detection and added native diagnostics.</w:t>
+            </w:r>
+          </w:p>
+        </w:tc>
+        <w:tc>
+          <w:tcPr>
+            <w:tcW w:w="6410" w:type="dxa"/>
+            <w:shd w:fill="F7FAF8"/>
+          </w:tcPr>
+          <w:p>
+            <w:pPr>
+              <w:pStyle w:val="TableBody"/>
+            </w:pPr>
+            <w:r>
+              <w:t xml:space="preserve">Uses SDK 57 </w:t>
+            </w:r>
+            <w:r>
+              <w:rPr>
+                <w:rStyle w:val="Code"/>
+              </w:rPr>
+              <w:t xml:space="preserve">storeClient</w:t>
+            </w:r>
+            <w:r>
+              <w:t xml:space="preserve"> plus deprecated </w:t>
+            </w:r>
+            <w:r>
+              <w:rPr>
+                <w:rStyle w:val="Code"/>
+              </w:rPr>
+              <w:t xml:space="preserve">appOwnership</w:t>
+            </w:r>
+            <w:r>
+              <w:t xml:space="preserve"> only to distinguish Expo Go from development clients; logs environment values and original module/permission/channel/scheduling errors. No schema, storage or dependency changes; installed APK and EAS build remain to be verified.</w:t>
             </w:r>
           </w:p>
         </w:tc>
